--- a/site/downloads/handbook-A6.docx
+++ b/site/downloads/handbook-A6.docx
@@ -3159,7 +3159,7 @@
           <w:b w:val="0"/>
           <w:i w:val="0"/>
         </w:rPr>
-        <w:t>Lakeflow Spark Declarative Pipelines provide @dp.expect, @dp.expect_or_drop and @dp.expect_or_fail in pyspark.pipelines. (search-only: https://docs.databricks.com/aws/en/ldp/developer/ldp-python-ref-expectations)</w:t>
+        <w:t>Lakeflow Spark Declarative Pipelines provide @dp.expect, @dp.expect_or_drop and @dp.expect_or_fail in pyspark.pipelines. (verified: https://docs.databricks.com/aws/en/ldp/developer/ldp-python-ref-expectations (checked 2026-09-25))</w:t>
       </w:r>
     </w:p>
     <w:p>

--- a/site/downloads/handbook-A6.docx
+++ b/site/downloads/handbook-A6.docx
@@ -2482,7 +2482,64 @@
           <w:b w:val="0"/>
           <w:i w:val="0"/>
         </w:rPr>
-        <w:t>Starter code:</w:t>
+        <w:t>Your code must pass these checks:</w:t>
+      </w:r>
+    </w:p>
+    <w:p>
+      <w:pPr>
+        <w:pStyle w:val="ListBullet"/>
+      </w:pPr>
+      <w:r>
+        <w:rPr>
+          <w:b w:val="0"/>
+          <w:i w:val="0"/>
+        </w:rPr>
+        <w:t>With no CRITICAL failure, return the WARN results.</w:t>
+      </w:r>
+    </w:p>
+    <w:p>
+      <w:pPr>
+        <w:pStyle w:val="ListBullet"/>
+      </w:pPr>
+      <w:r>
+        <w:rPr>
+          <w:b w:val="0"/>
+          <w:i w:val="0"/>
+        </w:rPr>
+        <w:t>Raise ContractViolation naming every CRITICAL failure, not only the first.</w:t>
+      </w:r>
+    </w:p>
+    <w:p>
+      <w:pPr>
+        <w:pStyle w:val="ListBullet"/>
+      </w:pPr>
+      <w:r>
+        <w:rPr>
+          <w:b w:val="0"/>
+          <w:i w:val="0"/>
+        </w:rPr>
+        <w:t>A FAIL with MEDIUM severity must not raise.</w:t>
+      </w:r>
+    </w:p>
+    <w:p>
+      <w:pPr>
+        <w:pStyle w:val="ListBullet"/>
+      </w:pPr>
+      <w:r>
+        <w:rPr>
+          <w:b w:val="0"/>
+          <w:i w:val="0"/>
+        </w:rPr>
+        <w:t>ContractViolation must be its own subclass of Exception.</w:t>
+      </w:r>
+    </w:p>
+    <w:p>
+      <w:r>
+        <w:rPr>
+          <w:b w:val="0"/>
+          <w:i w:val="0"/>
+        </w:rPr>
+        <w:t>Shape of the answer. The reference solution defines these names. Write the bodies yourself.</w:t>
       </w:r>
     </w:p>
     <w:tbl>
@@ -2520,7 +2577,7 @@
                 <w:b w:val="0"/>
                 <w:sz w:val="16"/>
               </w:rPr>
-              <w:t>class ContractViolation(Exception):</w:t>
+              <w:t># Raised when one or more CRITICAL checks fail.</w:t>
             </w:r>
           </w:p>
           <w:p>
@@ -2543,7 +2600,7 @@
                 <w:b w:val="0"/>
                 <w:sz w:val="16"/>
               </w:rPr>
-              <w:t xml:space="preserve">    ...</w:t>
+              <w:t>class ContractViolation(Exception): ...</w:t>
             </w:r>
           </w:p>
           <w:p>
@@ -2589,7 +2646,7 @@
                 <w:b w:val="0"/>
                 <w:sz w:val="16"/>
               </w:rPr>
-              <w:t xml:space="preserve"> </w:t>
+              <w:t># Act on contract results.</w:t>
             </w:r>
           </w:p>
           <w:p>
@@ -2612,7 +2669,7 @@
                 <w:b w:val="0"/>
                 <w:sz w:val="16"/>
               </w:rPr>
-              <w:t>def enforce(results: list[dict[str, str]]) -&gt; list[dict[str, str]]:</w:t>
+              <w:t>def enforce(</w:t>
             </w:r>
           </w:p>
           <w:p>
@@ -2635,7 +2692,30 @@
                 <w:b w:val="0"/>
                 <w:sz w:val="16"/>
               </w:rPr>
-              <w:t xml:space="preserve">    ...</w:t>
+              <w:t xml:space="preserve">    results: list[dict[str, str]],</w:t>
+            </w:r>
+          </w:p>
+          <w:p>
+            <w:pPr>
+              <w:spacing w:before="0" w:after="0" w:line="240" w:lineRule="auto"/>
+              <w:ind w:left="567" w:hanging="567"/>
+            </w:pPr>
+            <w:r>
+              <w:rPr>
+                <w:rFonts w:ascii="Consolas" w:hAnsi="Consolas" w:eastAsia="Consolas"/>
+                <w:b w:val="0"/>
+                <w:color w:val="5B6875"/>
+                <w:sz w:val="16"/>
+              </w:rPr>
+              <w:t xml:space="preserve">   7  </w:t>
+            </w:r>
+            <w:r>
+              <w:rPr>
+                <w:rFonts w:ascii="Consolas" w:hAnsi="Consolas" w:eastAsia="Consolas"/>
+                <w:b w:val="0"/>
+                <w:sz w:val="16"/>
+              </w:rPr>
+              <w:t>) -&gt; list[dict[str, str]]: ...</w:t>
             </w:r>
           </w:p>
         </w:tc>
@@ -2643,35 +2723,12 @@
     </w:tbl>
     <w:p/>
     <w:p>
-      <w:pPr>
-        <w:pStyle w:val="Heading5"/>
-      </w:pPr>
-      <w:r>
-        <w:t>Exercise 5. Spot the bug (level 5)</w:t>
-      </w:r>
-    </w:p>
-    <w:p>
-      <w:r>
-        <w:rPr>
-          <w:b w:val="0"/>
-          <w:i w:val="0"/>
-        </w:rPr>
-        <w:t xml:space="preserve">This is the reference </w:t>
-      </w:r>
-      <w:r>
-        <w:rPr>
-          <w:rFonts w:ascii="Consolas" w:hAnsi="Consolas" w:eastAsia="Consolas"/>
-          <w:b w:val="0"/>
-          <w:sz w:val="19"/>
-        </w:rPr>
-        <w:t>ContractValidationResult.pass_rate</w:t>
-      </w:r>
-      <w:r>
-        <w:rPr>
-          <w:b w:val="0"/>
-          <w:i w:val="0"/>
-        </w:rPr>
-        <w:t>. It fails with a type error the first time it runs. Tap the line that causes it, then fix the imports.</w:t>
+      <w:r>
+        <w:rPr>
+          <w:b w:val="0"/>
+          <w:i w:val="0"/>
+        </w:rPr>
+        <w:t>Starter code:</w:t>
       </w:r>
     </w:p>
     <w:tbl>
@@ -2709,7 +2766,7 @@
                 <w:b w:val="0"/>
                 <w:sz w:val="16"/>
               </w:rPr>
-              <w:t>from dataclasses import dataclass, field</w:t>
+              <w:t>class ContractViolation(Exception):</w:t>
             </w:r>
           </w:p>
           <w:p>
@@ -2732,7 +2789,7 @@
                 <w:b w:val="0"/>
                 <w:sz w:val="16"/>
               </w:rPr>
-              <w:t>from pyspark.sql.functions import col, sum</w:t>
+              <w:t xml:space="preserve">    ...</w:t>
             </w:r>
           </w:p>
           <w:p>
@@ -2801,7 +2858,7 @@
                 <w:b w:val="0"/>
                 <w:sz w:val="16"/>
               </w:rPr>
-              <w:t>@dataclass</w:t>
+              <w:t>def enforce(results: list[dict[str, str]]) -&gt; list[dict[str, str]]:</w:t>
             </w:r>
           </w:p>
           <w:p>
@@ -2824,145 +2881,7 @@
                 <w:b w:val="0"/>
                 <w:sz w:val="16"/>
               </w:rPr>
-              <w:t>class ContractValidationResult:</w:t>
-            </w:r>
-          </w:p>
-          <w:p>
-            <w:pPr>
-              <w:spacing w:before="0" w:after="0" w:line="240" w:lineRule="auto"/>
-              <w:ind w:left="567" w:hanging="567"/>
-            </w:pPr>
-            <w:r>
-              <w:rPr>
-                <w:rFonts w:ascii="Consolas" w:hAnsi="Consolas" w:eastAsia="Consolas"/>
-                <w:b w:val="0"/>
-                <w:color w:val="5B6875"/>
-                <w:sz w:val="16"/>
-              </w:rPr>
-              <w:t xml:space="preserve">   7  </w:t>
-            </w:r>
-            <w:r>
-              <w:rPr>
-                <w:rFonts w:ascii="Consolas" w:hAnsi="Consolas" w:eastAsia="Consolas"/>
-                <w:b w:val="0"/>
-                <w:sz w:val="16"/>
-              </w:rPr>
-              <w:t xml:space="preserve">    checks: list = field(default_factory=list)</w:t>
-            </w:r>
-          </w:p>
-          <w:p>
-            <w:pPr>
-              <w:spacing w:before="0" w:after="0" w:line="240" w:lineRule="auto"/>
-              <w:ind w:left="567" w:hanging="567"/>
-            </w:pPr>
-            <w:r>
-              <w:rPr>
-                <w:rFonts w:ascii="Consolas" w:hAnsi="Consolas" w:eastAsia="Consolas"/>
-                <w:b w:val="0"/>
-                <w:color w:val="5B6875"/>
-                <w:sz w:val="16"/>
-              </w:rPr>
-              <w:t xml:space="preserve">   8  </w:t>
-            </w:r>
-            <w:r>
-              <w:rPr>
-                <w:rFonts w:ascii="Consolas" w:hAnsi="Consolas" w:eastAsia="Consolas"/>
-                <w:b w:val="0"/>
-                <w:sz w:val="16"/>
-              </w:rPr>
-              <w:t xml:space="preserve"> </w:t>
-            </w:r>
-          </w:p>
-          <w:p>
-            <w:pPr>
-              <w:spacing w:before="0" w:after="0" w:line="240" w:lineRule="auto"/>
-              <w:ind w:left="567" w:hanging="567"/>
-            </w:pPr>
-            <w:r>
-              <w:rPr>
-                <w:rFonts w:ascii="Consolas" w:hAnsi="Consolas" w:eastAsia="Consolas"/>
-                <w:b w:val="0"/>
-                <w:color w:val="5B6875"/>
-                <w:sz w:val="16"/>
-              </w:rPr>
-              <w:t xml:space="preserve">   9  </w:t>
-            </w:r>
-            <w:r>
-              <w:rPr>
-                <w:rFonts w:ascii="Consolas" w:hAnsi="Consolas" w:eastAsia="Consolas"/>
-                <w:b w:val="0"/>
-                <w:sz w:val="16"/>
-              </w:rPr>
-              <w:t xml:space="preserve">    @property</w:t>
-            </w:r>
-          </w:p>
-          <w:p>
-            <w:pPr>
-              <w:spacing w:before="0" w:after="0" w:line="240" w:lineRule="auto"/>
-              <w:ind w:left="567" w:hanging="567"/>
-            </w:pPr>
-            <w:r>
-              <w:rPr>
-                <w:rFonts w:ascii="Consolas" w:hAnsi="Consolas" w:eastAsia="Consolas"/>
-                <w:b w:val="0"/>
-                <w:color w:val="5B6875"/>
-                <w:sz w:val="16"/>
-              </w:rPr>
-              <w:t xml:space="preserve">  10  </w:t>
-            </w:r>
-            <w:r>
-              <w:rPr>
-                <w:rFonts w:ascii="Consolas" w:hAnsi="Consolas" w:eastAsia="Consolas"/>
-                <w:b w:val="0"/>
-                <w:sz w:val="16"/>
-              </w:rPr>
-              <w:t xml:space="preserve">    def pass_rate(self) -&gt; float:</w:t>
-            </w:r>
-          </w:p>
-          <w:p>
-            <w:pPr>
-              <w:spacing w:before="0" w:after="0" w:line="240" w:lineRule="auto"/>
-              <w:ind w:left="567" w:hanging="567"/>
-            </w:pPr>
-            <w:r>
-              <w:rPr>
-                <w:rFonts w:ascii="Consolas" w:hAnsi="Consolas" w:eastAsia="Consolas"/>
-                <w:b w:val="0"/>
-                <w:color w:val="5B6875"/>
-                <w:sz w:val="16"/>
-              </w:rPr>
-              <w:t xml:space="preserve">  11  </w:t>
-            </w:r>
-            <w:r>
-              <w:rPr>
-                <w:rFonts w:ascii="Consolas" w:hAnsi="Consolas" w:eastAsia="Consolas"/>
-                <w:b w:val="0"/>
-                <w:sz w:val="16"/>
-              </w:rPr>
-              <w:t xml:space="preserve">        passed = sum(1 for c in self.checks if c.status == "PASS")</w:t>
-            </w:r>
-          </w:p>
-          <w:p>
-            <w:pPr>
-              <w:spacing w:before="0" w:after="0" w:line="240" w:lineRule="auto"/>
-              <w:ind w:left="567" w:hanging="567"/>
-            </w:pPr>
-            <w:r>
-              <w:rPr>
-                <w:rFonts w:ascii="Consolas" w:hAnsi="Consolas" w:eastAsia="Consolas"/>
-                <w:b w:val="0"/>
-                <w:color w:val="5B6875"/>
-                <w:sz w:val="16"/>
-              </w:rPr>
-              <w:t xml:space="preserve">  12  </w:t>
-            </w:r>
-            <w:r>
-              <w:rPr>
-                <w:rFonts w:ascii="Consolas" w:hAnsi="Consolas" w:eastAsia="Consolas"/>
-                <w:b w:val="0"/>
-                <w:sz w:val="16"/>
-              </w:rPr>
-              <w:t xml:space="preserve">        return passed / len(self.checks) if self.checks else 0</w:t>
+              <w:t xml:space="preserve">    ...</w:t>
             </w:r>
           </w:p>
         </w:tc>
@@ -2970,20 +2889,11 @@
     </w:tbl>
     <w:p/>
     <w:p>
-      <w:r>
-        <w:rPr>
-          <w:b w:val="0"/>
-          <w:i/>
-        </w:rPr>
-        <w:t>Write down the line number of the bug. Then write the fix.</w:t>
-      </w:r>
-    </w:p>
-    <w:p>
       <w:pPr>
         <w:pStyle w:val="Heading5"/>
       </w:pPr>
       <w:r>
-        <w:t>Exercise 6. Multiple choice (level 5)</w:t>
+        <w:t>Exercise 5. Spot the bug (level 5)</w:t>
       </w:r>
     </w:p>
     <w:p>
@@ -2992,7 +2902,7 @@
           <w:b w:val="0"/>
           <w:i w:val="0"/>
         </w:rPr>
-        <w:t xml:space="preserve">Your silver table is built with Lakeflow Spark Declarative Pipelines. Rows with a NULL </w:t>
+        <w:t xml:space="preserve">This is the reference </w:t>
       </w:r>
       <w:r>
         <w:rPr>
@@ -3000,643 +2910,14 @@
           <w:b w:val="0"/>
           <w:sz w:val="19"/>
         </w:rPr>
-        <w:t>respondent_id</w:t>
-      </w:r>
-      <w:r>
-        <w:rPr>
-          <w:b w:val="0"/>
-          <w:i w:val="0"/>
-        </w:rPr>
-        <w:t xml:space="preserve"> must never reach the table, but the update should keep going for valid rows. Which decorator fits?</w:t>
-      </w:r>
-    </w:p>
-    <w:p>
-      <w:pPr>
-        <w:pStyle w:val="ListBullet"/>
-      </w:pPr>
-      <w:r>
-        <w:rPr>
-          <w:b w:val="0"/>
-          <w:i w:val="0"/>
-        </w:rPr>
-        <w:t xml:space="preserve">a) </w:t>
-      </w:r>
-      <w:r>
-        <w:rPr>
-          <w:rFonts w:ascii="Consolas" w:hAnsi="Consolas" w:eastAsia="Consolas"/>
-          <w:b w:val="0"/>
-          <w:sz w:val="19"/>
-        </w:rPr>
-        <w:t>@dp.expect("valid_id", "respondent_id IS NOT NULL")</w:t>
-      </w:r>
-    </w:p>
-    <w:p>
-      <w:pPr>
-        <w:pStyle w:val="ListBullet"/>
-      </w:pPr>
-      <w:r>
-        <w:rPr>
-          <w:b w:val="0"/>
-          <w:i w:val="0"/>
-        </w:rPr>
-        <w:t xml:space="preserve">b) </w:t>
-      </w:r>
-      <w:r>
-        <w:rPr>
-          <w:rFonts w:ascii="Consolas" w:hAnsi="Consolas" w:eastAsia="Consolas"/>
-          <w:b w:val="0"/>
-          <w:sz w:val="19"/>
-        </w:rPr>
-        <w:t>@dp.expect_or_drop("valid_id", "respondent_id IS NOT NULL")</w:t>
-      </w:r>
-    </w:p>
-    <w:p>
-      <w:pPr>
-        <w:pStyle w:val="ListBullet"/>
-      </w:pPr>
-      <w:r>
-        <w:rPr>
-          <w:b w:val="0"/>
-          <w:i w:val="0"/>
-        </w:rPr>
-        <w:t xml:space="preserve">c) </w:t>
-      </w:r>
-      <w:r>
-        <w:rPr>
-          <w:rFonts w:ascii="Consolas" w:hAnsi="Consolas" w:eastAsia="Consolas"/>
-          <w:b w:val="0"/>
-          <w:sz w:val="19"/>
-        </w:rPr>
-        <w:t>@dp.expect_or_fail("valid_id", "respondent_id IS NOT NULL")</w:t>
-      </w:r>
-    </w:p>
-    <w:p>
-      <w:pPr>
-        <w:pStyle w:val="ListBullet"/>
-      </w:pPr>
-      <w:r>
-        <w:rPr>
-          <w:b w:val="0"/>
-          <w:i w:val="0"/>
-        </w:rPr>
-        <w:t>d) No decorator: filter in the next notebook</w:t>
-      </w:r>
-    </w:p>
-    <w:p>
-      <w:r>
-        <w:rPr>
-          <w:b/>
-          <w:i w:val="0"/>
-        </w:rPr>
-        <w:t>Why?</w:t>
-      </w:r>
-    </w:p>
-    <w:p>
-      <w:pPr>
-        <w:pStyle w:val="ListBullet"/>
-      </w:pPr>
-      <w:r>
-        <w:rPr>
-          <w:b w:val="0"/>
-          <w:i w:val="0"/>
-        </w:rPr>
-        <w:t>r1) expect_or_drop removes violating rows and records how many were dropped.</w:t>
-      </w:r>
-    </w:p>
-    <w:p>
-      <w:pPr>
-        <w:pStyle w:val="ListBullet"/>
-      </w:pPr>
-      <w:r>
-        <w:rPr>
-          <w:b w:val="0"/>
-          <w:i w:val="0"/>
-        </w:rPr>
-        <w:t>r2) expect_or_drop fails the update when any row violates.</w:t>
-      </w:r>
-    </w:p>
-    <w:p>
-      <w:pPr>
-        <w:pStyle w:val="Heading4"/>
-      </w:pPr>
-      <w:r>
-        <w:t>Sources</w:t>
-      </w:r>
-    </w:p>
-    <w:p>
-      <w:pPr>
-        <w:pStyle w:val="ListBullet"/>
-      </w:pPr>
-      <w:r>
-        <w:rPr>
-          <w:b w:val="0"/>
-          <w:i w:val="0"/>
-        </w:rPr>
-        <w:t xml:space="preserve">Importing sum from pyspark.sql.functions shadows the built-in, so sum over a generator fails. (verified: Run on PySpark 4.0.4: PySparkTypeError [NOT_COLUMN_OR_STR] Argument </w:t>
-      </w:r>
-      <w:r>
-        <w:rPr>
-          <w:rFonts w:ascii="Consolas" w:hAnsi="Consolas" w:eastAsia="Consolas"/>
-          <w:b w:val="0"/>
-          <w:sz w:val="19"/>
-        </w:rPr>
-        <w:t>col</w:t>
-      </w:r>
-      <w:r>
-        <w:rPr>
-          <w:b w:val="0"/>
-          <w:i w:val="0"/>
-        </w:rPr>
-        <w:t xml:space="preserve"> should be a Column or str, got generator.)</w:t>
-      </w:r>
-    </w:p>
-    <w:p>
-      <w:pPr>
-        <w:pStyle w:val="ListBullet"/>
-      </w:pPr>
-      <w:r>
-        <w:rPr>
-          <w:b w:val="0"/>
-          <w:i w:val="0"/>
-        </w:rPr>
-        <w:t>Lakeflow Spark Declarative Pipelines provide @dp.expect, @dp.expect_or_drop and @dp.expect_or_fail in pyspark.pipelines. (verified: https://docs.databricks.com/aws/en/ldp/developer/ldp-python-ref-expectations (checked 2026-09-25))</w:t>
-      </w:r>
-    </w:p>
-    <w:p>
-      <w:pPr>
-        <w:pStyle w:val="Heading3"/>
-      </w:pPr>
-      <w:r>
-        <w:t>A6-L2 Statistical checks that survive empty, single-row and zero data</w:t>
-      </w:r>
-    </w:p>
-    <w:p>
-      <w:pPr>
-        <w:pStyle w:val="Heading4"/>
-      </w:pPr>
-      <w:r>
-        <w:t>Concept</w:t>
-      </w:r>
-    </w:p>
-    <w:p>
-      <w:r>
-        <w:rPr>
-          <w:b w:val="0"/>
-          <w:i w:val="0"/>
-        </w:rPr>
-        <w:t>Statistical QA runs on every wave, including the strange ones: an empty delivery, a subgroup with one respondent, a metric that drops to exactly zero. A check that crashes on those cases fails exactly when you need it.</w:t>
-      </w:r>
-    </w:p>
-    <w:p>
-      <w:r>
-        <w:rPr>
-          <w:b w:val="0"/>
-          <w:i w:val="0"/>
-        </w:rPr>
-        <w:t>Know what Spark 4.0 returns at the edges (all tested on PySpark 4.0.4):</w:t>
-      </w:r>
-    </w:p>
-    <w:tbl>
-      <w:tblPr>
-        <w:tblStyle w:val="TableGrid"/>
-        <w:tblW w:type="auto" w:w="0"/>
-        <w:tblLook w:firstColumn="1" w:firstRow="1" w:lastColumn="0" w:lastRow="0" w:noHBand="0" w:noVBand="1" w:val="04A0"/>
-      </w:tblPr>
-      <w:tblGrid>
-        <w:gridCol w:w="4110"/>
-        <w:gridCol w:w="4110"/>
-      </w:tblGrid>
-      <w:tr>
-        <w:tc>
-          <w:tcPr>
-            <w:tcW w:type="dxa" w:w="4110"/>
-          </w:tcPr>
-          <w:p>
-            <w:r>
-              <w:rPr>
-                <w:b/>
-              </w:rPr>
-              <w:t>Case</w:t>
-            </w:r>
-          </w:p>
-        </w:tc>
-        <w:tc>
-          <w:tcPr>
-            <w:tcW w:type="dxa" w:w="4110"/>
-          </w:tcPr>
-          <w:p>
-            <w:r>
-              <w:rPr>
-                <w:b/>
-              </w:rPr>
-              <w:t>Result</w:t>
-            </w:r>
-          </w:p>
-        </w:tc>
-      </w:tr>
-      <w:tr>
-        <w:tc>
-          <w:tcPr>
-            <w:tcW w:type="dxa" w:w="4110"/>
-          </w:tcPr>
-          <w:p>
-            <w:r>
-              <w:t>F.mean, F.stddev, percentile_approx on an empty DataFrame</w:t>
-            </w:r>
-          </w:p>
-        </w:tc>
-        <w:tc>
-          <w:tcPr>
-            <w:tcW w:type="dxa" w:w="4110"/>
-          </w:tcPr>
-          <w:p>
-            <w:r>
-              <w:t>NULL</w:t>
-            </w:r>
-          </w:p>
-        </w:tc>
-      </w:tr>
-      <w:tr>
-        <w:tc>
-          <w:tcPr>
-            <w:tcW w:type="dxa" w:w="4110"/>
-          </w:tcPr>
-          <w:p>
-            <w:r>
-              <w:t>F.stddev on one row</w:t>
-            </w:r>
-          </w:p>
-        </w:tc>
-        <w:tc>
-          <w:tcPr>
-            <w:tcW w:type="dxa" w:w="4110"/>
-          </w:tcPr>
-          <w:p>
-            <w:r>
-              <w:t>NULL (it is the sample standard deviation)</w:t>
-            </w:r>
-          </w:p>
-        </w:tc>
-      </w:tr>
-      <w:tr>
-        <w:tc>
-          <w:tcPr>
-            <w:tcW w:type="dxa" w:w="4110"/>
-          </w:tcPr>
-          <w:p>
-            <w:r>
-              <w:t>F.col("a") / F.col("b") where b is 0, ANSI mode on</w:t>
-            </w:r>
-          </w:p>
-        </w:tc>
-        <w:tc>
-          <w:tcPr>
-            <w:tcW w:type="dxa" w:w="4110"/>
-          </w:tcPr>
-          <w:p>
-            <w:r>
-              <w:t>Error: DIVIDE_BY_ZERO, even for DOUBLE</w:t>
-            </w:r>
-          </w:p>
-        </w:tc>
-      </w:tr>
-      <w:tr>
-        <w:tc>
-          <w:tcPr>
-            <w:tcW w:type="dxa" w:w="4110"/>
-          </w:tcPr>
-          <w:p>
-            <w:r>
-              <w:t>F.try_divide(a, b) where b is 0</w:t>
-            </w:r>
-          </w:p>
-        </w:tc>
-        <w:tc>
-          <w:tcPr>
-            <w:tcW w:type="dxa" w:w="4110"/>
-          </w:tcPr>
-          <w:p>
-            <w:r>
-              <w:t>NULL</w:t>
-            </w:r>
-          </w:p>
-        </w:tc>
-      </w:tr>
-      <w:tr>
-        <w:tc>
-          <w:tcPr>
-            <w:tcW w:type="dxa" w:w="4110"/>
-          </w:tcPr>
-          <w:p>
-            <w:r>
-              <w:t>Python round(None, 4)</w:t>
-            </w:r>
-          </w:p>
-        </w:tc>
-        <w:tc>
-          <w:tcPr>
-            <w:tcW w:type="dxa" w:w="4110"/>
-          </w:tcPr>
-          <w:p>
-            <w:r>
-              <w:t>TypeError</w:t>
-            </w:r>
-          </w:p>
-        </w:tc>
-      </w:tr>
-    </w:tbl>
-    <w:p>
-      <w:r>
-        <w:rPr>
-          <w:b w:val="0"/>
-          <w:i w:val="0"/>
-        </w:rPr>
-        <w:t xml:space="preserve">So a weight-spread check built as </w:t>
-      </w:r>
-      <w:r>
-        <w:rPr>
-          <w:rFonts w:ascii="Consolas" w:hAnsi="Consolas" w:eastAsia="Consolas"/>
-          <w:b w:val="0"/>
-          <w:sz w:val="19"/>
-        </w:rPr>
-        <w:t>round(stats["stddev"] / stats["mean"], 4)</w:t>
-      </w:r>
-      <w:r>
-        <w:rPr>
-          <w:b w:val="0"/>
-          <w:i w:val="0"/>
-        </w:rPr>
-        <w:t xml:space="preserve"> fails three ways: NULL mean on an empty wave, NULL stddev on one row, and </w:t>
-      </w:r>
-      <w:r>
-        <w:rPr>
-          <w:rFonts w:ascii="Consolas" w:hAnsi="Consolas" w:eastAsia="Consolas"/>
-          <w:b w:val="0"/>
-          <w:sz w:val="19"/>
-        </w:rPr>
-        <w:t>round(None)</w:t>
-      </w:r>
-      <w:r>
-        <w:rPr>
-          <w:b w:val="0"/>
-          <w:i w:val="0"/>
-        </w:rPr>
-        <w:t xml:space="preserve"> in Python.</w:t>
-      </w:r>
-    </w:p>
-    <w:p>
-      <w:r>
-        <w:rPr>
-          <w:b w:val="0"/>
-          <w:i w:val="0"/>
-        </w:rPr>
-        <w:t>Four habits make checks robust:</w:t>
-      </w:r>
-    </w:p>
-    <w:p>
-      <w:pPr>
-        <w:pStyle w:val="ListNumber"/>
-      </w:pPr>
-      <w:r>
-        <w:rPr>
-          <w:b/>
-          <w:i w:val="0"/>
-        </w:rPr>
-        <w:t>Compute the count with the statistics</w:t>
-      </w:r>
-      <w:r>
-        <w:rPr>
-          <w:b w:val="0"/>
-          <w:i w:val="0"/>
-        </w:rPr>
-        <w:t xml:space="preserve">, in the same </w:t>
-      </w:r>
-      <w:r>
-        <w:rPr>
-          <w:rFonts w:ascii="Consolas" w:hAnsi="Consolas" w:eastAsia="Consolas"/>
-          <w:b w:val="0"/>
-          <w:sz w:val="19"/>
-        </w:rPr>
-        <w:t>agg</w:t>
-      </w:r>
-      <w:r>
-        <w:rPr>
-          <w:b w:val="0"/>
-          <w:i w:val="0"/>
-        </w:rPr>
-        <w:t xml:space="preserve">, and decide early. Fewer than two rows: return a </w:t>
-      </w:r>
-      <w:r>
-        <w:rPr>
-          <w:rFonts w:ascii="Consolas" w:hAnsi="Consolas" w:eastAsia="Consolas"/>
-          <w:b w:val="0"/>
-          <w:sz w:val="19"/>
-        </w:rPr>
-        <w:t>SKIP</w:t>
-      </w:r>
-      <w:r>
-        <w:rPr>
-          <w:b w:val="0"/>
-          <w:i w:val="0"/>
-        </w:rPr>
-        <w:t xml:space="preserve"> result that says why.</w:t>
-      </w:r>
-    </w:p>
-    <w:p>
-      <w:pPr>
-        <w:pStyle w:val="ListNumber"/>
-      </w:pPr>
-      <w:r>
-        <w:rPr>
-          <w:b/>
-          <w:i w:val="0"/>
-        </w:rPr>
-        <w:t xml:space="preserve">Divide with </w:t>
-      </w:r>
-      <w:r>
-        <w:rPr>
-          <w:rFonts w:ascii="Consolas" w:hAnsi="Consolas" w:eastAsia="Consolas"/>
-          <w:b w:val="0"/>
-          <w:sz w:val="19"/>
-        </w:rPr>
-        <w:t>F.try_divide</w:t>
-      </w:r>
-      <w:r>
-        <w:rPr>
-          <w:b w:val="0"/>
-          <w:i w:val="0"/>
-        </w:rPr>
-        <w:t xml:space="preserve"> or guard with </w:t>
-      </w:r>
-      <w:r>
-        <w:rPr>
-          <w:rFonts w:ascii="Consolas" w:hAnsi="Consolas" w:eastAsia="Consolas"/>
-          <w:b w:val="0"/>
-          <w:sz w:val="19"/>
-        </w:rPr>
-        <w:t>F.when(denominator &gt; 0, ...)</w:t>
-      </w:r>
-      <w:r>
-        <w:rPr>
-          <w:b w:val="0"/>
-          <w:i w:val="0"/>
-        </w:rPr>
-        <w:t xml:space="preserve">. Never a bare </w:t>
-      </w:r>
-      <w:r>
-        <w:rPr>
-          <w:rFonts w:ascii="Consolas" w:hAnsi="Consolas" w:eastAsia="Consolas"/>
-          <w:b w:val="0"/>
-          <w:sz w:val="19"/>
-        </w:rPr>
-        <w:t>/</w:t>
-      </w:r>
-      <w:r>
-        <w:rPr>
-          <w:b w:val="0"/>
-          <w:i w:val="0"/>
-        </w:rPr>
-        <w:t xml:space="preserve"> on data you do not control.</w:t>
-      </w:r>
-    </w:p>
-    <w:p>
-      <w:pPr>
-        <w:pStyle w:val="ListNumber"/>
-      </w:pPr>
-      <w:r>
-        <w:rPr>
-          <w:b/>
-          <w:i w:val="0"/>
-        </w:rPr>
-        <w:t xml:space="preserve">Test for None with </w:t>
-      </w:r>
-      <w:r>
-        <w:rPr>
-          <w:rFonts w:ascii="Consolas" w:hAnsi="Consolas" w:eastAsia="Consolas"/>
-          <w:b w:val="0"/>
-          <w:sz w:val="19"/>
-        </w:rPr>
-        <w:t>is None</w:t>
-      </w:r>
-      <w:r>
-        <w:rPr>
-          <w:b w:val="0"/>
-          <w:i w:val="0"/>
-        </w:rPr>
-        <w:t xml:space="preserve"> in Python. </w:t>
-      </w:r>
-      <w:r>
-        <w:rPr>
-          <w:rFonts w:ascii="Consolas" w:hAnsi="Consolas" w:eastAsia="Consolas"/>
-          <w:b w:val="0"/>
-          <w:sz w:val="19"/>
-        </w:rPr>
-        <w:t>if cv:</w:t>
-      </w:r>
-      <w:r>
-        <w:rPr>
-          <w:b w:val="0"/>
-          <w:i w:val="0"/>
-        </w:rPr>
-        <w:t xml:space="preserve"> treats a real CV of 0.0 as missing, and </w:t>
-      </w:r>
-      <w:r>
-        <w:rPr>
-          <w:rFonts w:ascii="Consolas" w:hAnsi="Consolas" w:eastAsia="Consolas"/>
-          <w:b w:val="0"/>
-          <w:sz w:val="19"/>
-        </w:rPr>
-        <w:t>if current_pct and prior_pct:</w:t>
-      </w:r>
-      <w:r>
-        <w:rPr>
-          <w:b w:val="0"/>
-          <w:i w:val="0"/>
-        </w:rPr>
-        <w:t xml:space="preserve"> skips a share that fell to 0.0 (reference defect 8).</w:t>
-      </w:r>
-    </w:p>
-    <w:p>
-      <w:pPr>
-        <w:pStyle w:val="ListNumber"/>
-      </w:pPr>
-      <w:r>
-        <w:rPr>
-          <w:b/>
-          <w:i w:val="0"/>
-        </w:rPr>
-        <w:t>Return a result for every check</w:t>
-      </w:r>
-      <w:r>
-        <w:rPr>
-          <w:b w:val="0"/>
-          <w:i w:val="0"/>
-        </w:rPr>
-        <w:t>, including SKIP. A check that silently returns nothing looks exactly like a check that passed.</w:t>
-      </w:r>
-    </w:p>
-    <w:p>
-      <w:pPr>
-        <w:pStyle w:val="Heading4"/>
-      </w:pPr>
-      <w:r>
-        <w:t>Why it matters</w:t>
-      </w:r>
-    </w:p>
-    <w:p>
-      <w:r>
-        <w:rPr>
-          <w:b w:val="0"/>
-          <w:i w:val="0"/>
-        </w:rPr>
-        <w:t xml:space="preserve">A new tracker's first wave has one respondent in a small region, because of a routing test. The weight-spread check computes the sample standard deviation for that region: NULL. Python then runs </w:t>
-      </w:r>
-      <w:r>
-        <w:rPr>
-          <w:rFonts w:ascii="Consolas" w:hAnsi="Consolas" w:eastAsia="Consolas"/>
-          <w:b w:val="0"/>
-          <w:sz w:val="19"/>
-        </w:rPr>
-        <w:t>round(None, 4)</w:t>
-      </w:r>
-      <w:r>
-        <w:rPr>
-          <w:b w:val="0"/>
-          <w:i w:val="0"/>
-        </w:rPr>
-        <w:t xml:space="preserve"> and raises </w:t>
-      </w:r>
-      <w:r>
-        <w:rPr>
-          <w:rFonts w:ascii="Consolas" w:hAnsi="Consolas" w:eastAsia="Consolas"/>
-          <w:b w:val="0"/>
-          <w:sz w:val="19"/>
-        </w:rPr>
-        <w:t>TypeError</w:t>
-      </w:r>
-      <w:r>
-        <w:rPr>
-          <w:b w:val="0"/>
-          <w:i w:val="0"/>
-        </w:rPr>
-        <w:t>. The QA job fails, and because QA gates publication, the whole wave's reporting is delayed by a day while someone reads the stack trace.</w:t>
-      </w:r>
-    </w:p>
-    <w:p>
-      <w:r>
-        <w:rPr>
-          <w:b w:val="0"/>
-          <w:i w:val="0"/>
-        </w:rPr>
-        <w:t>With the count checked first, that region gets a SKIP result, "fewer than 2 respondents", and every other region is checked as normal.</w:t>
-      </w:r>
-    </w:p>
-    <w:p>
-      <w:pPr>
-        <w:pStyle w:val="Heading4"/>
-      </w:pPr>
-      <w:r>
-        <w:t>Worked example: weak code</w:t>
+        <w:t>ContractValidationResult.pass_rate</w:t>
+      </w:r>
+      <w:r>
+        <w:rPr>
+          <w:b w:val="0"/>
+          <w:i w:val="0"/>
+        </w:rPr>
+        <w:t>. It fails with a type error the first time it runs. Tap the line that causes it, then fix the imports.</w:t>
       </w:r>
     </w:p>
     <w:tbl>
@@ -3674,7 +2955,7 @@
                 <w:b w:val="0"/>
                 <w:sz w:val="16"/>
               </w:rPr>
-              <w:t>def check_weight_distribution(df, weight_col):</w:t>
+              <w:t>from dataclasses import dataclass, field</w:t>
             </w:r>
           </w:p>
           <w:p>
@@ -3697,7 +2978,7 @@
                 <w:b w:val="0"/>
                 <w:sz w:val="16"/>
               </w:rPr>
-              <w:t xml:space="preserve">    stats = df.agg(</w:t>
+              <w:t>from pyspark.sql.functions import col, sum</w:t>
             </w:r>
           </w:p>
           <w:p>
@@ -3720,7 +3001,7 @@
                 <w:b w:val="0"/>
                 <w:sz w:val="16"/>
               </w:rPr>
-              <w:t xml:space="preserve">        F.mean(weight_col).alias("mean"),</w:t>
+              <w:t xml:space="preserve"> </w:t>
             </w:r>
           </w:p>
           <w:p>
@@ -3743,7 +3024,7 @@
                 <w:b w:val="0"/>
                 <w:sz w:val="16"/>
               </w:rPr>
-              <w:t xml:space="preserve">        F.stddev(weight_col).alias("stddev"),</w:t>
+              <w:t xml:space="preserve"> </w:t>
             </w:r>
           </w:p>
           <w:p>
@@ -3766,7 +3047,7 @@
                 <w:b w:val="0"/>
                 <w:sz w:val="16"/>
               </w:rPr>
-              <w:t xml:space="preserve">    ).collect()[0]</w:t>
+              <w:t>@dataclass</w:t>
             </w:r>
           </w:p>
           <w:p>
@@ -3777,19 +3058,19 @@
             <w:r>
               <w:rPr>
                 <w:rFonts w:ascii="Consolas" w:hAnsi="Consolas" w:eastAsia="Consolas"/>
-                <w:b/>
+                <w:b w:val="0"/>
                 <w:color w:val="5B6875"/>
                 <w:sz w:val="16"/>
               </w:rPr>
-              <w:t xml:space="preserve"> [1]  </w:t>
-            </w:r>
-            <w:r>
-              <w:rPr>
-                <w:rFonts w:ascii="Consolas" w:hAnsi="Consolas" w:eastAsia="Consolas"/>
-                <w:b w:val="0"/>
-                <w:sz w:val="16"/>
-              </w:rPr>
-              <w:t xml:space="preserve">    cv = stats["stddev"] / stats["mean"] if stats["mean"] else None</w:t>
+              <w:t xml:space="preserve">   6  </w:t>
+            </w:r>
+            <w:r>
+              <w:rPr>
+                <w:rFonts w:ascii="Consolas" w:hAnsi="Consolas" w:eastAsia="Consolas"/>
+                <w:b w:val="0"/>
+                <w:sz w:val="16"/>
+              </w:rPr>
+              <w:t>class ContractValidationResult:</w:t>
             </w:r>
           </w:p>
           <w:p>
@@ -3812,7 +3093,7 @@
                 <w:b w:val="0"/>
                 <w:sz w:val="16"/>
               </w:rPr>
-              <w:t xml:space="preserve">    return {</w:t>
+              <w:t xml:space="preserve">    checks: list = field(default_factory=list)</w:t>
             </w:r>
           </w:p>
           <w:p>
@@ -3823,19 +3104,19 @@
             <w:r>
               <w:rPr>
                 <w:rFonts w:ascii="Consolas" w:hAnsi="Consolas" w:eastAsia="Consolas"/>
-                <w:b/>
+                <w:b w:val="0"/>
                 <w:color w:val="5B6875"/>
                 <w:sz w:val="16"/>
               </w:rPr>
-              <w:t xml:space="preserve"> [2]  </w:t>
-            </w:r>
-            <w:r>
-              <w:rPr>
-                <w:rFonts w:ascii="Consolas" w:hAnsi="Consolas" w:eastAsia="Consolas"/>
-                <w:b w:val="0"/>
-                <w:sz w:val="16"/>
-              </w:rPr>
-              <w:t xml:space="preserve">        "mean": round(stats["mean"], 4),</w:t>
+              <w:t xml:space="preserve">   8  </w:t>
+            </w:r>
+            <w:r>
+              <w:rPr>
+                <w:rFonts w:ascii="Consolas" w:hAnsi="Consolas" w:eastAsia="Consolas"/>
+                <w:b w:val="0"/>
+                <w:sz w:val="16"/>
+              </w:rPr>
+              <w:t xml:space="preserve"> </w:t>
             </w:r>
           </w:p>
           <w:p>
@@ -3858,7 +3139,7 @@
                 <w:b w:val="0"/>
                 <w:sz w:val="16"/>
               </w:rPr>
-              <w:t xml:space="preserve">        "cv": round(cv, 4) if cv else None,</w:t>
+              <w:t xml:space="preserve">    @property</w:t>
             </w:r>
           </w:p>
           <w:p>
@@ -3869,19 +3150,19 @@
             <w:r>
               <w:rPr>
                 <w:rFonts w:ascii="Consolas" w:hAnsi="Consolas" w:eastAsia="Consolas"/>
-                <w:b/>
+                <w:b w:val="0"/>
                 <w:color w:val="5B6875"/>
                 <w:sz w:val="16"/>
               </w:rPr>
-              <w:t xml:space="preserve"> [3]  </w:t>
-            </w:r>
-            <w:r>
-              <w:rPr>
-                <w:rFonts w:ascii="Consolas" w:hAnsi="Consolas" w:eastAsia="Consolas"/>
-                <w:b w:val="0"/>
-                <w:sz w:val="16"/>
-              </w:rPr>
-              <w:t xml:space="preserve">        "cv_warning": cv &gt; 1.5 if cv else False,</w:t>
+              <w:t xml:space="preserve">  10  </w:t>
+            </w:r>
+            <w:r>
+              <w:rPr>
+                <w:rFonts w:ascii="Consolas" w:hAnsi="Consolas" w:eastAsia="Consolas"/>
+                <w:b w:val="0"/>
+                <w:sz w:val="16"/>
+              </w:rPr>
+              <w:t xml:space="preserve">    def pass_rate(self) -&gt; float:</w:t>
             </w:r>
           </w:p>
           <w:p>
@@ -3904,28 +3185,458 @@
                 <w:b w:val="0"/>
                 <w:sz w:val="16"/>
               </w:rPr>
-              <w:t xml:space="preserve">    }</w:t>
+              <w:t xml:space="preserve">        passed = sum(1 for c in self.checks if c.status == "PASS")</w:t>
+            </w:r>
+          </w:p>
+          <w:p>
+            <w:pPr>
+              <w:spacing w:before="0" w:after="0" w:line="240" w:lineRule="auto"/>
+              <w:ind w:left="567" w:hanging="567"/>
+            </w:pPr>
+            <w:r>
+              <w:rPr>
+                <w:rFonts w:ascii="Consolas" w:hAnsi="Consolas" w:eastAsia="Consolas"/>
+                <w:b w:val="0"/>
+                <w:color w:val="5B6875"/>
+                <w:sz w:val="16"/>
+              </w:rPr>
+              <w:t xml:space="preserve">  12  </w:t>
+            </w:r>
+            <w:r>
+              <w:rPr>
+                <w:rFonts w:ascii="Consolas" w:hAnsi="Consolas" w:eastAsia="Consolas"/>
+                <w:b w:val="0"/>
+                <w:sz w:val="16"/>
+              </w:rPr>
+              <w:t xml:space="preserve">        return passed / len(self.checks) if self.checks else 0</w:t>
+            </w:r>
+          </w:p>
+        </w:tc>
+      </w:tr>
+    </w:tbl>
+    <w:p/>
+    <w:p>
+      <w:r>
+        <w:rPr>
+          <w:b w:val="0"/>
+          <w:i/>
+        </w:rPr>
+        <w:t>Write down the line number of the bug. Then write the fix.</w:t>
+      </w:r>
+    </w:p>
+    <w:p>
+      <w:pPr>
+        <w:pStyle w:val="Heading5"/>
+      </w:pPr>
+      <w:r>
+        <w:t>Exercise 6. Multiple choice (level 5)</w:t>
+      </w:r>
+    </w:p>
+    <w:p>
+      <w:r>
+        <w:rPr>
+          <w:b w:val="0"/>
+          <w:i w:val="0"/>
+        </w:rPr>
+        <w:t xml:space="preserve">Your silver table is built with Lakeflow Spark Declarative Pipelines. Rows with a NULL </w:t>
+      </w:r>
+      <w:r>
+        <w:rPr>
+          <w:rFonts w:ascii="Consolas" w:hAnsi="Consolas" w:eastAsia="Consolas"/>
+          <w:b w:val="0"/>
+          <w:sz w:val="19"/>
+        </w:rPr>
+        <w:t>respondent_id</w:t>
+      </w:r>
+      <w:r>
+        <w:rPr>
+          <w:b w:val="0"/>
+          <w:i w:val="0"/>
+        </w:rPr>
+        <w:t xml:space="preserve"> must never reach the table, but the update should keep going for valid rows. Which decorator fits?</w:t>
+      </w:r>
+    </w:p>
+    <w:p>
+      <w:pPr>
+        <w:pStyle w:val="ListBullet"/>
+      </w:pPr>
+      <w:r>
+        <w:rPr>
+          <w:b w:val="0"/>
+          <w:i w:val="0"/>
+        </w:rPr>
+        <w:t xml:space="preserve">a) </w:t>
+      </w:r>
+      <w:r>
+        <w:rPr>
+          <w:rFonts w:ascii="Consolas" w:hAnsi="Consolas" w:eastAsia="Consolas"/>
+          <w:b w:val="0"/>
+          <w:sz w:val="19"/>
+        </w:rPr>
+        <w:t>@dp.expect("valid_id", "respondent_id IS NOT NULL")</w:t>
+      </w:r>
+    </w:p>
+    <w:p>
+      <w:pPr>
+        <w:pStyle w:val="ListBullet"/>
+      </w:pPr>
+      <w:r>
+        <w:rPr>
+          <w:b w:val="0"/>
+          <w:i w:val="0"/>
+        </w:rPr>
+        <w:t xml:space="preserve">b) </w:t>
+      </w:r>
+      <w:r>
+        <w:rPr>
+          <w:rFonts w:ascii="Consolas" w:hAnsi="Consolas" w:eastAsia="Consolas"/>
+          <w:b w:val="0"/>
+          <w:sz w:val="19"/>
+        </w:rPr>
+        <w:t>@dp.expect_or_drop("valid_id", "respondent_id IS NOT NULL")</w:t>
+      </w:r>
+    </w:p>
+    <w:p>
+      <w:pPr>
+        <w:pStyle w:val="ListBullet"/>
+      </w:pPr>
+      <w:r>
+        <w:rPr>
+          <w:b w:val="0"/>
+          <w:i w:val="0"/>
+        </w:rPr>
+        <w:t xml:space="preserve">c) </w:t>
+      </w:r>
+      <w:r>
+        <w:rPr>
+          <w:rFonts w:ascii="Consolas" w:hAnsi="Consolas" w:eastAsia="Consolas"/>
+          <w:b w:val="0"/>
+          <w:sz w:val="19"/>
+        </w:rPr>
+        <w:t>@dp.expect_or_fail("valid_id", "respondent_id IS NOT NULL")</w:t>
+      </w:r>
+    </w:p>
+    <w:p>
+      <w:pPr>
+        <w:pStyle w:val="ListBullet"/>
+      </w:pPr>
+      <w:r>
+        <w:rPr>
+          <w:b w:val="0"/>
+          <w:i w:val="0"/>
+        </w:rPr>
+        <w:t>d) No decorator: filter in the next notebook</w:t>
+      </w:r>
+    </w:p>
+    <w:p>
+      <w:r>
+        <w:rPr>
+          <w:b/>
+          <w:i w:val="0"/>
+        </w:rPr>
+        <w:t>Why?</w:t>
+      </w:r>
+    </w:p>
+    <w:p>
+      <w:pPr>
+        <w:pStyle w:val="ListBullet"/>
+      </w:pPr>
+      <w:r>
+        <w:rPr>
+          <w:b w:val="0"/>
+          <w:i w:val="0"/>
+        </w:rPr>
+        <w:t>r1) expect_or_drop removes violating rows and records how many were dropped.</w:t>
+      </w:r>
+    </w:p>
+    <w:p>
+      <w:pPr>
+        <w:pStyle w:val="ListBullet"/>
+      </w:pPr>
+      <w:r>
+        <w:rPr>
+          <w:b w:val="0"/>
+          <w:i w:val="0"/>
+        </w:rPr>
+        <w:t>r2) expect_or_drop fails the update when any row violates.</w:t>
+      </w:r>
+    </w:p>
+    <w:p>
+      <w:pPr>
+        <w:pStyle w:val="Heading4"/>
+      </w:pPr>
+      <w:r>
+        <w:t>Sources</w:t>
+      </w:r>
+    </w:p>
+    <w:p>
+      <w:pPr>
+        <w:pStyle w:val="ListBullet"/>
+      </w:pPr>
+      <w:r>
+        <w:rPr>
+          <w:b w:val="0"/>
+          <w:i w:val="0"/>
+        </w:rPr>
+        <w:t xml:space="preserve">Importing sum from pyspark.sql.functions shadows the built-in, so sum over a generator fails. (verified: Run on PySpark 4.0.4: PySparkTypeError [NOT_COLUMN_OR_STR] Argument </w:t>
+      </w:r>
+      <w:r>
+        <w:rPr>
+          <w:rFonts w:ascii="Consolas" w:hAnsi="Consolas" w:eastAsia="Consolas"/>
+          <w:b w:val="0"/>
+          <w:sz w:val="19"/>
+        </w:rPr>
+        <w:t>col</w:t>
+      </w:r>
+      <w:r>
+        <w:rPr>
+          <w:b w:val="0"/>
+          <w:i w:val="0"/>
+        </w:rPr>
+        <w:t xml:space="preserve"> should be a Column or str, got generator.)</w:t>
+      </w:r>
+    </w:p>
+    <w:p>
+      <w:pPr>
+        <w:pStyle w:val="ListBullet"/>
+      </w:pPr>
+      <w:r>
+        <w:rPr>
+          <w:b w:val="0"/>
+          <w:i w:val="0"/>
+        </w:rPr>
+        <w:t>Lakeflow Spark Declarative Pipelines provide @dp.expect, @dp.expect_or_drop and @dp.expect_or_fail in pyspark.pipelines. (verified: https://docs.databricks.com/aws/en/ldp/developer/ldp-python-ref-expectations (checked 2026-09-25))</w:t>
+      </w:r>
+    </w:p>
+    <w:p>
+      <w:pPr>
+        <w:pStyle w:val="Heading3"/>
+      </w:pPr>
+      <w:r>
+        <w:t>A6-L2 Statistical checks that survive empty, single-row and zero data</w:t>
+      </w:r>
+    </w:p>
+    <w:p>
+      <w:pPr>
+        <w:pStyle w:val="Heading4"/>
+      </w:pPr>
+      <w:r>
+        <w:t>Concept</w:t>
+      </w:r>
+    </w:p>
+    <w:p>
+      <w:r>
+        <w:rPr>
+          <w:b w:val="0"/>
+          <w:i w:val="0"/>
+        </w:rPr>
+        <w:t>Statistical QA runs on every wave, including the strange ones: an empty delivery, a subgroup with one respondent, a metric that drops to exactly zero. A check that crashes on those cases fails exactly when you need it.</w:t>
+      </w:r>
+    </w:p>
+    <w:p>
+      <w:r>
+        <w:rPr>
+          <w:b w:val="0"/>
+          <w:i w:val="0"/>
+        </w:rPr>
+        <w:t>Know what Spark 4.0 returns at the edges (all tested on PySpark 4.0.4):</w:t>
+      </w:r>
+    </w:p>
+    <w:tbl>
+      <w:tblPr>
+        <w:tblStyle w:val="TableGrid"/>
+        <w:tblW w:type="auto" w:w="0"/>
+        <w:tblLook w:firstColumn="1" w:firstRow="1" w:lastColumn="0" w:lastRow="0" w:noHBand="0" w:noVBand="1" w:val="04A0"/>
+      </w:tblPr>
+      <w:tblGrid>
+        <w:gridCol w:w="4110"/>
+        <w:gridCol w:w="4110"/>
+      </w:tblGrid>
+      <w:tr>
+        <w:tc>
+          <w:tcPr>
+            <w:tcW w:type="dxa" w:w="4110"/>
+          </w:tcPr>
+          <w:p>
+            <w:r>
+              <w:rPr>
+                <w:b/>
+              </w:rPr>
+              <w:t>Case</w:t>
+            </w:r>
+          </w:p>
+        </w:tc>
+        <w:tc>
+          <w:tcPr>
+            <w:tcW w:type="dxa" w:w="4110"/>
+          </w:tcPr>
+          <w:p>
+            <w:r>
+              <w:rPr>
+                <w:b/>
+              </w:rPr>
+              <w:t>Result</w:t>
+            </w:r>
+          </w:p>
+        </w:tc>
+      </w:tr>
+      <w:tr>
+        <w:tc>
+          <w:tcPr>
+            <w:tcW w:type="dxa" w:w="4110"/>
+          </w:tcPr>
+          <w:p>
+            <w:r>
+              <w:t>F.mean, F.stddev, percentile_approx on an empty DataFrame</w:t>
+            </w:r>
+          </w:p>
+        </w:tc>
+        <w:tc>
+          <w:tcPr>
+            <w:tcW w:type="dxa" w:w="4110"/>
+          </w:tcPr>
+          <w:p>
+            <w:r>
+              <w:t>NULL</w:t>
+            </w:r>
+          </w:p>
+        </w:tc>
+      </w:tr>
+      <w:tr>
+        <w:tc>
+          <w:tcPr>
+            <w:tcW w:type="dxa" w:w="4110"/>
+          </w:tcPr>
+          <w:p>
+            <w:r>
+              <w:t>F.stddev on one row</w:t>
+            </w:r>
+          </w:p>
+        </w:tc>
+        <w:tc>
+          <w:tcPr>
+            <w:tcW w:type="dxa" w:w="4110"/>
+          </w:tcPr>
+          <w:p>
+            <w:r>
+              <w:t>NULL (it is the sample standard deviation)</w:t>
+            </w:r>
+          </w:p>
+        </w:tc>
+      </w:tr>
+      <w:tr>
+        <w:tc>
+          <w:tcPr>
+            <w:tcW w:type="dxa" w:w="4110"/>
+          </w:tcPr>
+          <w:p>
+            <w:r>
+              <w:t>F.col("a") / F.col("b") where b is 0, ANSI mode on</w:t>
+            </w:r>
+          </w:p>
+        </w:tc>
+        <w:tc>
+          <w:tcPr>
+            <w:tcW w:type="dxa" w:w="4110"/>
+          </w:tcPr>
+          <w:p>
+            <w:r>
+              <w:t>Error: DIVIDE_BY_ZERO, even for DOUBLE</w:t>
+            </w:r>
+          </w:p>
+        </w:tc>
+      </w:tr>
+      <w:tr>
+        <w:tc>
+          <w:tcPr>
+            <w:tcW w:type="dxa" w:w="4110"/>
+          </w:tcPr>
+          <w:p>
+            <w:r>
+              <w:t>F.try_divide(a, b) where b is 0</w:t>
+            </w:r>
+          </w:p>
+        </w:tc>
+        <w:tc>
+          <w:tcPr>
+            <w:tcW w:type="dxa" w:w="4110"/>
+          </w:tcPr>
+          <w:p>
+            <w:r>
+              <w:t>NULL</w:t>
+            </w:r>
+          </w:p>
+        </w:tc>
+      </w:tr>
+      <w:tr>
+        <w:tc>
+          <w:tcPr>
+            <w:tcW w:type="dxa" w:w="4110"/>
+          </w:tcPr>
+          <w:p>
+            <w:r>
+              <w:t>Python round(None, 4)</w:t>
+            </w:r>
+          </w:p>
+        </w:tc>
+        <w:tc>
+          <w:tcPr>
+            <w:tcW w:type="dxa" w:w="4110"/>
+          </w:tcPr>
+          <w:p>
+            <w:r>
+              <w:t>TypeError</w:t>
             </w:r>
           </w:p>
         </w:tc>
       </w:tr>
     </w:tbl>
     <w:p>
-      <w:pPr>
-        <w:pStyle w:val="ListNumber"/>
-      </w:pPr>
-      <w:r>
-        <w:rPr>
-          <w:b/>
-        </w:rPr>
-        <w:t xml:space="preserve">Line 6. </w:t>
-      </w:r>
-      <w:r>
-        <w:rPr>
-          <w:b w:val="0"/>
-          <w:i w:val="0"/>
-        </w:rPr>
-        <w:t>stddev is NULL for one row, so None / mean raises TypeError.</w:t>
+      <w:r>
+        <w:rPr>
+          <w:b w:val="0"/>
+          <w:i w:val="0"/>
+        </w:rPr>
+        <w:t xml:space="preserve">So a weight-spread check built as </w:t>
+      </w:r>
+      <w:r>
+        <w:rPr>
+          <w:rFonts w:ascii="Consolas" w:hAnsi="Consolas" w:eastAsia="Consolas"/>
+          <w:b w:val="0"/>
+          <w:sz w:val="19"/>
+        </w:rPr>
+        <w:t>round(stats["stddev"] / stats["mean"], 4)</w:t>
+      </w:r>
+      <w:r>
+        <w:rPr>
+          <w:b w:val="0"/>
+          <w:i w:val="0"/>
+        </w:rPr>
+        <w:t xml:space="preserve"> fails three ways: NULL mean on an empty wave, NULL stddev on one row, and </w:t>
+      </w:r>
+      <w:r>
+        <w:rPr>
+          <w:rFonts w:ascii="Consolas" w:hAnsi="Consolas" w:eastAsia="Consolas"/>
+          <w:b w:val="0"/>
+          <w:sz w:val="19"/>
+        </w:rPr>
+        <w:t>round(None)</w:t>
+      </w:r>
+      <w:r>
+        <w:rPr>
+          <w:b w:val="0"/>
+          <w:i w:val="0"/>
+        </w:rPr>
+        <w:t xml:space="preserve"> in Python.</w:t>
+      </w:r>
+    </w:p>
+    <w:p>
+      <w:r>
+        <w:rPr>
+          <w:b w:val="0"/>
+          <w:i w:val="0"/>
+        </w:rPr>
+        <w:t>Four habits make checks robust:</w:t>
       </w:r>
     </w:p>
     <w:p>
@@ -3935,15 +3646,46 @@
       <w:r>
         <w:rPr>
           <w:b/>
-        </w:rPr>
-        <w:t xml:space="preserve">Line 8. </w:t>
-      </w:r>
-      <w:r>
-        <w:rPr>
-          <w:b w:val="0"/>
-          <w:i w:val="0"/>
-        </w:rPr>
-        <w:t>An empty frame gives mean None, and round(None) raises TypeError.</w:t>
+          <w:i w:val="0"/>
+        </w:rPr>
+        <w:t>Compute the count with the statistics</w:t>
+      </w:r>
+      <w:r>
+        <w:rPr>
+          <w:b w:val="0"/>
+          <w:i w:val="0"/>
+        </w:rPr>
+        <w:t xml:space="preserve">, in the same </w:t>
+      </w:r>
+      <w:r>
+        <w:rPr>
+          <w:rFonts w:ascii="Consolas" w:hAnsi="Consolas" w:eastAsia="Consolas"/>
+          <w:b w:val="0"/>
+          <w:sz w:val="19"/>
+        </w:rPr>
+        <w:t>agg</w:t>
+      </w:r>
+      <w:r>
+        <w:rPr>
+          <w:b w:val="0"/>
+          <w:i w:val="0"/>
+        </w:rPr>
+        <w:t xml:space="preserve">, and decide early. Fewer than two rows: return a </w:t>
+      </w:r>
+      <w:r>
+        <w:rPr>
+          <w:rFonts w:ascii="Consolas" w:hAnsi="Consolas" w:eastAsia="Consolas"/>
+          <w:b w:val="0"/>
+          <w:sz w:val="19"/>
+        </w:rPr>
+        <w:t>SKIP</w:t>
+      </w:r>
+      <w:r>
+        <w:rPr>
+          <w:b w:val="0"/>
+          <w:i w:val="0"/>
+        </w:rPr>
+        <w:t xml:space="preserve"> result that says why.</w:t>
       </w:r>
     </w:p>
     <w:p>
@@ -3953,15 +3695,130 @@
       <w:r>
         <w:rPr>
           <w:b/>
-        </w:rPr>
-        <w:t xml:space="preserve">Line 10. </w:t>
-      </w:r>
-      <w:r>
-        <w:rPr>
-          <w:b w:val="0"/>
-          <w:i w:val="0"/>
-        </w:rPr>
-        <w:t>Truthiness: a missing CV reports no warning, as if the check had passed.</w:t>
+          <w:i w:val="0"/>
+        </w:rPr>
+        <w:t xml:space="preserve">Divide with </w:t>
+      </w:r>
+      <w:r>
+        <w:rPr>
+          <w:rFonts w:ascii="Consolas" w:hAnsi="Consolas" w:eastAsia="Consolas"/>
+          <w:b w:val="0"/>
+          <w:sz w:val="19"/>
+        </w:rPr>
+        <w:t>F.try_divide</w:t>
+      </w:r>
+      <w:r>
+        <w:rPr>
+          <w:b w:val="0"/>
+          <w:i w:val="0"/>
+        </w:rPr>
+        <w:t xml:space="preserve"> or guard with </w:t>
+      </w:r>
+      <w:r>
+        <w:rPr>
+          <w:rFonts w:ascii="Consolas" w:hAnsi="Consolas" w:eastAsia="Consolas"/>
+          <w:b w:val="0"/>
+          <w:sz w:val="19"/>
+        </w:rPr>
+        <w:t>F.when(denominator &gt; 0, ...)</w:t>
+      </w:r>
+      <w:r>
+        <w:rPr>
+          <w:b w:val="0"/>
+          <w:i w:val="0"/>
+        </w:rPr>
+        <w:t xml:space="preserve">. Never a bare </w:t>
+      </w:r>
+      <w:r>
+        <w:rPr>
+          <w:rFonts w:ascii="Consolas" w:hAnsi="Consolas" w:eastAsia="Consolas"/>
+          <w:b w:val="0"/>
+          <w:sz w:val="19"/>
+        </w:rPr>
+        <w:t>/</w:t>
+      </w:r>
+      <w:r>
+        <w:rPr>
+          <w:b w:val="0"/>
+          <w:i w:val="0"/>
+        </w:rPr>
+        <w:t xml:space="preserve"> on data you do not control.</w:t>
+      </w:r>
+    </w:p>
+    <w:p>
+      <w:pPr>
+        <w:pStyle w:val="ListNumber"/>
+      </w:pPr>
+      <w:r>
+        <w:rPr>
+          <w:b/>
+          <w:i w:val="0"/>
+        </w:rPr>
+        <w:t xml:space="preserve">Test for None with </w:t>
+      </w:r>
+      <w:r>
+        <w:rPr>
+          <w:rFonts w:ascii="Consolas" w:hAnsi="Consolas" w:eastAsia="Consolas"/>
+          <w:b w:val="0"/>
+          <w:sz w:val="19"/>
+        </w:rPr>
+        <w:t>is None</w:t>
+      </w:r>
+      <w:r>
+        <w:rPr>
+          <w:b w:val="0"/>
+          <w:i w:val="0"/>
+        </w:rPr>
+        <w:t xml:space="preserve"> in Python. </w:t>
+      </w:r>
+      <w:r>
+        <w:rPr>
+          <w:rFonts w:ascii="Consolas" w:hAnsi="Consolas" w:eastAsia="Consolas"/>
+          <w:b w:val="0"/>
+          <w:sz w:val="19"/>
+        </w:rPr>
+        <w:t>if cv:</w:t>
+      </w:r>
+      <w:r>
+        <w:rPr>
+          <w:b w:val="0"/>
+          <w:i w:val="0"/>
+        </w:rPr>
+        <w:t xml:space="preserve"> treats a real CV of 0.0 as missing, and </w:t>
+      </w:r>
+      <w:r>
+        <w:rPr>
+          <w:rFonts w:ascii="Consolas" w:hAnsi="Consolas" w:eastAsia="Consolas"/>
+          <w:b w:val="0"/>
+          <w:sz w:val="19"/>
+        </w:rPr>
+        <w:t>if current_pct and prior_pct:</w:t>
+      </w:r>
+      <w:r>
+        <w:rPr>
+          <w:b w:val="0"/>
+          <w:i w:val="0"/>
+        </w:rPr>
+        <w:t xml:space="preserve"> skips a share that fell to 0.0 (reference defect 8).</w:t>
+      </w:r>
+    </w:p>
+    <w:p>
+      <w:pPr>
+        <w:pStyle w:val="ListNumber"/>
+      </w:pPr>
+      <w:r>
+        <w:rPr>
+          <w:b/>
+          <w:i w:val="0"/>
+        </w:rPr>
+        <w:t>Return a result for every check</w:t>
+      </w:r>
+      <w:r>
+        <w:rPr>
+          <w:b w:val="0"/>
+          <w:i w:val="0"/>
+        </w:rPr>
+        <w:t>, including SKIP. A check that silently returns nothing looks exactly like a check that passed.</w:t>
       </w:r>
     </w:p>
     <w:p>
@@ -3969,7 +3826,63 @@
         <w:pStyle w:val="Heading4"/>
       </w:pPr>
       <w:r>
-        <w:t>Worked example: strong code</w:t>
+        <w:t>Why it matters</w:t>
+      </w:r>
+    </w:p>
+    <w:p>
+      <w:r>
+        <w:rPr>
+          <w:b w:val="0"/>
+          <w:i w:val="0"/>
+        </w:rPr>
+        <w:t xml:space="preserve">A new tracker's first wave has one respondent in a small region, because of a routing test. The weight-spread check computes the sample standard deviation for that region: NULL. Python then runs </w:t>
+      </w:r>
+      <w:r>
+        <w:rPr>
+          <w:rFonts w:ascii="Consolas" w:hAnsi="Consolas" w:eastAsia="Consolas"/>
+          <w:b w:val="0"/>
+          <w:sz w:val="19"/>
+        </w:rPr>
+        <w:t>round(None, 4)</w:t>
+      </w:r>
+      <w:r>
+        <w:rPr>
+          <w:b w:val="0"/>
+          <w:i w:val="0"/>
+        </w:rPr>
+        <w:t xml:space="preserve"> and raises </w:t>
+      </w:r>
+      <w:r>
+        <w:rPr>
+          <w:rFonts w:ascii="Consolas" w:hAnsi="Consolas" w:eastAsia="Consolas"/>
+          <w:b w:val="0"/>
+          <w:sz w:val="19"/>
+        </w:rPr>
+        <w:t>TypeError</w:t>
+      </w:r>
+      <w:r>
+        <w:rPr>
+          <w:b w:val="0"/>
+          <w:i w:val="0"/>
+        </w:rPr>
+        <w:t>. The QA job fails, and because QA gates publication, the whole wave's reporting is delayed by a day while someone reads the stack trace.</w:t>
+      </w:r>
+    </w:p>
+    <w:p>
+      <w:r>
+        <w:rPr>
+          <w:b w:val="0"/>
+          <w:i w:val="0"/>
+        </w:rPr>
+        <w:t>With the count checked first, that region gets a SKIP result, "fewer than 2 respondents", and every other region is checked as normal.</w:t>
+      </w:r>
+    </w:p>
+    <w:p>
+      <w:pPr>
+        <w:pStyle w:val="Heading4"/>
+      </w:pPr>
+      <w:r>
+        <w:t>Worked example: weak code</w:t>
       </w:r>
     </w:p>
     <w:tbl>
@@ -4007,7 +3920,7 @@
                 <w:b w:val="0"/>
                 <w:sz w:val="16"/>
               </w:rPr>
-              <w:t>MIN_ROWS = 2</w:t>
+              <w:t>def check_weight_distribution(df, weight_col):</w:t>
             </w:r>
           </w:p>
           <w:p>
@@ -4030,7 +3943,7 @@
                 <w:b w:val="0"/>
                 <w:sz w:val="16"/>
               </w:rPr>
-              <w:t>MAX_WEIGHT_CV = 1.5</w:t>
+              <w:t xml:space="preserve">    stats = df.agg(</w:t>
             </w:r>
           </w:p>
           <w:p>
@@ -4053,7 +3966,7 @@
                 <w:b w:val="0"/>
                 <w:sz w:val="16"/>
               </w:rPr>
-              <w:t xml:space="preserve"> </w:t>
+              <w:t xml:space="preserve">        F.mean(weight_col).alias("mean"),</w:t>
             </w:r>
           </w:p>
           <w:p>
@@ -4076,7 +3989,7 @@
                 <w:b w:val="0"/>
                 <w:sz w:val="16"/>
               </w:rPr>
-              <w:t xml:space="preserve"> </w:t>
+              <w:t xml:space="preserve">        F.stddev(weight_col).alias("stddev"),</w:t>
             </w:r>
           </w:p>
           <w:p>
@@ -4099,7 +4012,7 @@
                 <w:b w:val="0"/>
                 <w:sz w:val="16"/>
               </w:rPr>
-              <w:t>def weight_spread(df: DataFrame, weight_col: str) -&gt; dict[str, float | int | None]:</w:t>
+              <w:t xml:space="preserve">    ).collect()[0]</w:t>
             </w:r>
           </w:p>
           <w:p>
@@ -4110,19 +4023,19 @@
             <w:r>
               <w:rPr>
                 <w:rFonts w:ascii="Consolas" w:hAnsi="Consolas" w:eastAsia="Consolas"/>
-                <w:b w:val="0"/>
+                <w:b/>
                 <w:color w:val="5B6875"/>
                 <w:sz w:val="16"/>
               </w:rPr>
-              <w:t xml:space="preserve">   6  </w:t>
-            </w:r>
-            <w:r>
-              <w:rPr>
-                <w:rFonts w:ascii="Consolas" w:hAnsi="Consolas" w:eastAsia="Consolas"/>
-                <w:b w:val="0"/>
-                <w:sz w:val="16"/>
-              </w:rPr>
-              <w:t xml:space="preserve">    """Count, mean, stddev and CV of weights in one pass. CV is NULL when undefined."""</w:t>
+              <w:t xml:space="preserve"> [1]  </w:t>
+            </w:r>
+            <w:r>
+              <w:rPr>
+                <w:rFonts w:ascii="Consolas" w:hAnsi="Consolas" w:eastAsia="Consolas"/>
+                <w:b w:val="0"/>
+                <w:sz w:val="16"/>
+              </w:rPr>
+              <w:t xml:space="preserve">    cv = stats["stddev"] / stats["mean"] if stats["mean"] else None</w:t>
             </w:r>
           </w:p>
           <w:p>
@@ -4145,7 +4058,7 @@
                 <w:b w:val="0"/>
                 <w:sz w:val="16"/>
               </w:rPr>
-              <w:t xml:space="preserve">    row = df.agg(</w:t>
+              <w:t xml:space="preserve">    return {</w:t>
             </w:r>
           </w:p>
           <w:p>
@@ -4160,15 +4073,15 @@
                 <w:color w:val="5B6875"/>
                 <w:sz w:val="16"/>
               </w:rPr>
-              <w:t xml:space="preserve"> [1]  </w:t>
-            </w:r>
-            <w:r>
-              <w:rPr>
-                <w:rFonts w:ascii="Consolas" w:hAnsi="Consolas" w:eastAsia="Consolas"/>
-                <w:b w:val="0"/>
-                <w:sz w:val="16"/>
-              </w:rPr>
-              <w:t xml:space="preserve">        F.count(weight_col).alias("n"),</w:t>
+              <w:t xml:space="preserve"> [2]  </w:t>
+            </w:r>
+            <w:r>
+              <w:rPr>
+                <w:rFonts w:ascii="Consolas" w:hAnsi="Consolas" w:eastAsia="Consolas"/>
+                <w:b w:val="0"/>
+                <w:sz w:val="16"/>
+              </w:rPr>
+              <w:t xml:space="preserve">        "mean": round(stats["mean"], 4),</w:t>
             </w:r>
           </w:p>
           <w:p>
@@ -4191,7 +4104,7 @@
                 <w:b w:val="0"/>
                 <w:sz w:val="16"/>
               </w:rPr>
-              <w:t xml:space="preserve">        F.mean(weight_col).alias("mean"),</w:t>
+              <w:t xml:space="preserve">        "cv": round(cv, 4) if cv else None,</w:t>
             </w:r>
           </w:p>
           <w:p>
@@ -4202,19 +4115,19 @@
             <w:r>
               <w:rPr>
                 <w:rFonts w:ascii="Consolas" w:hAnsi="Consolas" w:eastAsia="Consolas"/>
-                <w:b w:val="0"/>
+                <w:b/>
                 <w:color w:val="5B6875"/>
                 <w:sz w:val="16"/>
               </w:rPr>
-              <w:t xml:space="preserve">  10  </w:t>
-            </w:r>
-            <w:r>
-              <w:rPr>
-                <w:rFonts w:ascii="Consolas" w:hAnsi="Consolas" w:eastAsia="Consolas"/>
-                <w:b w:val="0"/>
-                <w:sz w:val="16"/>
-              </w:rPr>
-              <w:t xml:space="preserve">        F.stddev(weight_col).alias("stddev"),</w:t>
+              <w:t xml:space="preserve"> [3]  </w:t>
+            </w:r>
+            <w:r>
+              <w:rPr>
+                <w:rFonts w:ascii="Consolas" w:hAnsi="Consolas" w:eastAsia="Consolas"/>
+                <w:b w:val="0"/>
+                <w:sz w:val="16"/>
+              </w:rPr>
+              <w:t xml:space="preserve">        "cv_warning": cv &gt; 1.5 if cv else False,</w:t>
             </w:r>
           </w:p>
           <w:p>
@@ -4225,249 +4138,19 @@
             <w:r>
               <w:rPr>
                 <w:rFonts w:ascii="Consolas" w:hAnsi="Consolas" w:eastAsia="Consolas"/>
-                <w:b/>
+                <w:b w:val="0"/>
                 <w:color w:val="5B6875"/>
                 <w:sz w:val="16"/>
               </w:rPr>
-              <w:t xml:space="preserve"> [2]  </w:t>
-            </w:r>
-            <w:r>
-              <w:rPr>
-                <w:rFonts w:ascii="Consolas" w:hAnsi="Consolas" w:eastAsia="Consolas"/>
-                <w:b w:val="0"/>
-                <w:sz w:val="16"/>
-              </w:rPr>
-              <w:t xml:space="preserve">        F.try_divide(F.stddev(weight_col), F.mean(weight_col)).alias("cv"),</w:t>
-            </w:r>
-          </w:p>
-          <w:p>
-            <w:pPr>
-              <w:spacing w:before="0" w:after="0" w:line="240" w:lineRule="auto"/>
-              <w:ind w:left="567" w:hanging="567"/>
-            </w:pPr>
-            <w:r>
-              <w:rPr>
-                <w:rFonts w:ascii="Consolas" w:hAnsi="Consolas" w:eastAsia="Consolas"/>
-                <w:b w:val="0"/>
-                <w:color w:val="5B6875"/>
-                <w:sz w:val="16"/>
-              </w:rPr>
-              <w:t xml:space="preserve">  12  </w:t>
-            </w:r>
-            <w:r>
-              <w:rPr>
-                <w:rFonts w:ascii="Consolas" w:hAnsi="Consolas" w:eastAsia="Consolas"/>
-                <w:b w:val="0"/>
-                <w:sz w:val="16"/>
-              </w:rPr>
-              <w:t xml:space="preserve">    ).collect()[0]</w:t>
-            </w:r>
-          </w:p>
-          <w:p>
-            <w:pPr>
-              <w:spacing w:before="0" w:after="0" w:line="240" w:lineRule="auto"/>
-              <w:ind w:left="567" w:hanging="567"/>
-            </w:pPr>
-            <w:r>
-              <w:rPr>
-                <w:rFonts w:ascii="Consolas" w:hAnsi="Consolas" w:eastAsia="Consolas"/>
-                <w:b w:val="0"/>
-                <w:color w:val="5B6875"/>
-                <w:sz w:val="16"/>
-              </w:rPr>
-              <w:t xml:space="preserve">  13  </w:t>
-            </w:r>
-            <w:r>
-              <w:rPr>
-                <w:rFonts w:ascii="Consolas" w:hAnsi="Consolas" w:eastAsia="Consolas"/>
-                <w:b w:val="0"/>
-                <w:sz w:val="16"/>
-              </w:rPr>
-              <w:t xml:space="preserve">    return row.asDict()</w:t>
-            </w:r>
-          </w:p>
-          <w:p>
-            <w:pPr>
-              <w:spacing w:before="0" w:after="0" w:line="240" w:lineRule="auto"/>
-              <w:ind w:left="567" w:hanging="567"/>
-            </w:pPr>
-            <w:r>
-              <w:rPr>
-                <w:rFonts w:ascii="Consolas" w:hAnsi="Consolas" w:eastAsia="Consolas"/>
-                <w:b w:val="0"/>
-                <w:color w:val="5B6875"/>
-                <w:sz w:val="16"/>
-              </w:rPr>
-              <w:t xml:space="preserve">  14  </w:t>
-            </w:r>
-            <w:r>
-              <w:rPr>
-                <w:rFonts w:ascii="Consolas" w:hAnsi="Consolas" w:eastAsia="Consolas"/>
-                <w:b w:val="0"/>
-                <w:sz w:val="16"/>
-              </w:rPr>
-              <w:t xml:space="preserve"> </w:t>
-            </w:r>
-          </w:p>
-          <w:p>
-            <w:pPr>
-              <w:spacing w:before="0" w:after="0" w:line="240" w:lineRule="auto"/>
-              <w:ind w:left="567" w:hanging="567"/>
-            </w:pPr>
-            <w:r>
-              <w:rPr>
-                <w:rFonts w:ascii="Consolas" w:hAnsi="Consolas" w:eastAsia="Consolas"/>
-                <w:b w:val="0"/>
-                <w:color w:val="5B6875"/>
-                <w:sz w:val="16"/>
-              </w:rPr>
-              <w:t xml:space="preserve">  15  </w:t>
-            </w:r>
-            <w:r>
-              <w:rPr>
-                <w:rFonts w:ascii="Consolas" w:hAnsi="Consolas" w:eastAsia="Consolas"/>
-                <w:b w:val="0"/>
-                <w:sz w:val="16"/>
-              </w:rPr>
-              <w:t xml:space="preserve"> </w:t>
-            </w:r>
-          </w:p>
-          <w:p>
-            <w:pPr>
-              <w:spacing w:before="0" w:after="0" w:line="240" w:lineRule="auto"/>
-              <w:ind w:left="567" w:hanging="567"/>
-            </w:pPr>
-            <w:r>
-              <w:rPr>
-                <w:rFonts w:ascii="Consolas" w:hAnsi="Consolas" w:eastAsia="Consolas"/>
-                <w:b w:val="0"/>
-                <w:color w:val="5B6875"/>
-                <w:sz w:val="16"/>
-              </w:rPr>
-              <w:t xml:space="preserve">  16  </w:t>
-            </w:r>
-            <w:r>
-              <w:rPr>
-                <w:rFonts w:ascii="Consolas" w:hAnsi="Consolas" w:eastAsia="Consolas"/>
-                <w:b w:val="0"/>
-                <w:sz w:val="16"/>
-              </w:rPr>
-              <w:t>def check_weight_spread(stats: dict[str, float | int | None]) -&gt; CheckResult:</w:t>
-            </w:r>
-          </w:p>
-          <w:p>
-            <w:pPr>
-              <w:spacing w:before="0" w:after="0" w:line="240" w:lineRule="auto"/>
-              <w:ind w:left="567" w:hanging="567"/>
-            </w:pPr>
-            <w:r>
-              <w:rPr>
-                <w:rFonts w:ascii="Consolas" w:hAnsi="Consolas" w:eastAsia="Consolas"/>
-                <w:b w:val="0"/>
-                <w:color w:val="5B6875"/>
-                <w:sz w:val="16"/>
-              </w:rPr>
-              <w:t xml:space="preserve">  17  </w:t>
-            </w:r>
-            <w:r>
-              <w:rPr>
-                <w:rFonts w:ascii="Consolas" w:hAnsi="Consolas" w:eastAsia="Consolas"/>
-                <w:b w:val="0"/>
-                <w:sz w:val="16"/>
-              </w:rPr>
-              <w:t xml:space="preserve">    """PASS, WARN, or SKIP with a reason. Never raises on edge cases."""</w:t>
-            </w:r>
-          </w:p>
-          <w:p>
-            <w:pPr>
-              <w:spacing w:before="0" w:after="0" w:line="240" w:lineRule="auto"/>
-              <w:ind w:left="567" w:hanging="567"/>
-            </w:pPr>
-            <w:r>
-              <w:rPr>
-                <w:rFonts w:ascii="Consolas" w:hAnsi="Consolas" w:eastAsia="Consolas"/>
-                <w:b/>
-                <w:color w:val="5B6875"/>
-                <w:sz w:val="16"/>
-              </w:rPr>
-              <w:t xml:space="preserve"> [3]  </w:t>
-            </w:r>
-            <w:r>
-              <w:rPr>
-                <w:rFonts w:ascii="Consolas" w:hAnsi="Consolas" w:eastAsia="Consolas"/>
-                <w:b w:val="0"/>
-                <w:sz w:val="16"/>
-              </w:rPr>
-              <w:t xml:space="preserve">    if stats["n"] &lt; MIN_ROWS or stats["cv"] is None:</w:t>
-            </w:r>
-          </w:p>
-          <w:p>
-            <w:pPr>
-              <w:spacing w:before="0" w:after="0" w:line="240" w:lineRule="auto"/>
-              <w:ind w:left="567" w:hanging="567"/>
-            </w:pPr>
-            <w:r>
-              <w:rPr>
-                <w:rFonts w:ascii="Consolas" w:hAnsi="Consolas" w:eastAsia="Consolas"/>
-                <w:b w:val="0"/>
-                <w:color w:val="5B6875"/>
-                <w:sz w:val="16"/>
-              </w:rPr>
-              <w:t xml:space="preserve">  19  </w:t>
-            </w:r>
-            <w:r>
-              <w:rPr>
-                <w:rFonts w:ascii="Consolas" w:hAnsi="Consolas" w:eastAsia="Consolas"/>
-                <w:b w:val="0"/>
-                <w:sz w:val="16"/>
-              </w:rPr>
-              <w:t xml:space="preserve">        return CheckResult("weight_cv", "SKIP", "MEDIUM", f"&gt;= {MIN_ROWS} rows", f"n={stats['n']}")</w:t>
-            </w:r>
-          </w:p>
-          <w:p>
-            <w:pPr>
-              <w:spacing w:before="0" w:after="0" w:line="240" w:lineRule="auto"/>
-              <w:ind w:left="567" w:hanging="567"/>
-            </w:pPr>
-            <w:r>
-              <w:rPr>
-                <w:rFonts w:ascii="Consolas" w:hAnsi="Consolas" w:eastAsia="Consolas"/>
-                <w:b/>
-                <w:color w:val="5B6875"/>
-                <w:sz w:val="16"/>
-              </w:rPr>
-              <w:t xml:space="preserve"> [4]  </w:t>
-            </w:r>
-            <w:r>
-              <w:rPr>
-                <w:rFonts w:ascii="Consolas" w:hAnsi="Consolas" w:eastAsia="Consolas"/>
-                <w:b w:val="0"/>
-                <w:sz w:val="16"/>
-              </w:rPr>
-              <w:t xml:space="preserve">    status = "WARN" if stats["cv"] &gt; MAX_WEIGHT_CV else "PASS"</w:t>
-            </w:r>
-          </w:p>
-          <w:p>
-            <w:pPr>
-              <w:spacing w:before="0" w:after="0" w:line="240" w:lineRule="auto"/>
-              <w:ind w:left="567" w:hanging="567"/>
-            </w:pPr>
-            <w:r>
-              <w:rPr>
-                <w:rFonts w:ascii="Consolas" w:hAnsi="Consolas" w:eastAsia="Consolas"/>
-                <w:b w:val="0"/>
-                <w:color w:val="5B6875"/>
-                <w:sz w:val="16"/>
-              </w:rPr>
-              <w:t xml:space="preserve">  21  </w:t>
-            </w:r>
-            <w:r>
-              <w:rPr>
-                <w:rFonts w:ascii="Consolas" w:hAnsi="Consolas" w:eastAsia="Consolas"/>
-                <w:b w:val="0"/>
-                <w:sz w:val="16"/>
-              </w:rPr>
-              <w:t xml:space="preserve">    return CheckResult("weight_cv", status, "MEDIUM", f"&lt;= {MAX_WEIGHT_CV}", f"{stats['cv']:.4f}")</w:t>
+              <w:t xml:space="preserve">  11  </w:t>
+            </w:r>
+            <w:r>
+              <w:rPr>
+                <w:rFonts w:ascii="Consolas" w:hAnsi="Consolas" w:eastAsia="Consolas"/>
+                <w:b w:val="0"/>
+                <w:sz w:val="16"/>
+              </w:rPr>
+              <w:t xml:space="preserve">    }</w:t>
             </w:r>
           </w:p>
         </w:tc>
@@ -4481,14 +4164,14 @@
         <w:rPr>
           <w:b/>
         </w:rPr>
-        <w:t xml:space="preserve">Line 8. </w:t>
-      </w:r>
-      <w:r>
-        <w:rPr>
-          <w:b w:val="0"/>
-          <w:i w:val="0"/>
-        </w:rPr>
-        <w:t>The count travels with the statistics, in the same pass.</w:t>
+        <w:t xml:space="preserve">Line 6. </w:t>
+      </w:r>
+      <w:r>
+        <w:rPr>
+          <w:b w:val="0"/>
+          <w:i w:val="0"/>
+        </w:rPr>
+        <w:t>stddev is NULL for one row, so None / mean raises TypeError.</w:t>
       </w:r>
     </w:p>
     <w:p>
@@ -4499,14 +4182,14 @@
         <w:rPr>
           <w:b/>
         </w:rPr>
-        <w:t xml:space="preserve">Line 11. </w:t>
-      </w:r>
-      <w:r>
-        <w:rPr>
-          <w:b w:val="0"/>
-          <w:i w:val="0"/>
-        </w:rPr>
-        <w:t>CV computed in Spark. try_divide returns NULL for a zero or NULL mean instead of raising.</w:t>
+        <w:t xml:space="preserve">Line 8. </w:t>
+      </w:r>
+      <w:r>
+        <w:rPr>
+          <w:b w:val="0"/>
+          <w:i w:val="0"/>
+        </w:rPr>
+        <w:t>An empty frame gives mean None, and round(None) raises TypeError.</w:t>
       </w:r>
     </w:p>
     <w:p>
@@ -4517,56 +4200,14 @@
         <w:rPr>
           <w:b/>
         </w:rPr>
-        <w:t xml:space="preserve">Line 18. </w:t>
-      </w:r>
-      <w:r>
-        <w:rPr>
-          <w:b w:val="0"/>
-          <w:i w:val="0"/>
-        </w:rPr>
-        <w:t xml:space="preserve">Edge cases become an explicit SKIP with the reason, checked with </w:t>
-      </w:r>
-      <w:r>
-        <w:rPr>
-          <w:rFonts w:ascii="Consolas" w:hAnsi="Consolas" w:eastAsia="Consolas"/>
-          <w:b w:val="0"/>
-          <w:sz w:val="19"/>
-        </w:rPr>
-        <w:t>is None</w:t>
-      </w:r>
-      <w:r>
-        <w:rPr>
-          <w:b w:val="0"/>
-          <w:i w:val="0"/>
-        </w:rPr>
-        <w:t>.</w:t>
-      </w:r>
-    </w:p>
-    <w:p>
-      <w:pPr>
-        <w:pStyle w:val="ListNumber"/>
-      </w:pPr>
-      <w:r>
-        <w:rPr>
-          <w:b/>
-        </w:rPr>
-        <w:t xml:space="preserve">Line 20. </w:t>
-      </w:r>
-      <w:r>
-        <w:rPr>
-          <w:b w:val="0"/>
-          <w:i w:val="0"/>
-        </w:rPr>
-        <w:t>Only reached with a real number, so the comparison is safe.</w:t>
-      </w:r>
-    </w:p>
-    <w:p>
-      <w:r>
-        <w:rPr>
-          <w:b w:val="0"/>
-          <w:i w:val="0"/>
-        </w:rPr>
-        <w:t>The strong version returns a result for every wave and every subgroup, and says why when a statistic is undefined.</w:t>
+        <w:t xml:space="preserve">Line 10. </w:t>
+      </w:r>
+      <w:r>
+        <w:rPr>
+          <w:b w:val="0"/>
+          <w:i w:val="0"/>
+        </w:rPr>
+        <w:t>Truthiness: a missing CV reports no warning, as if the check had passed.</w:t>
       </w:r>
     </w:p>
     <w:p>
@@ -4574,138 +4215,7 @@
         <w:pStyle w:val="Heading4"/>
       </w:pPr>
       <w:r>
-        <w:t>Recap card</w:t>
-      </w:r>
-    </w:p>
-    <w:p>
-      <w:pPr>
-        <w:pStyle w:val="ListBullet"/>
-      </w:pPr>
-      <w:r>
-        <w:rPr>
-          <w:b/>
-          <w:i w:val="0"/>
-        </w:rPr>
-        <w:t>F.stddev on one row, and mean on an empty frame</w:t>
-      </w:r>
-      <w:r>
-        <w:rPr>
-          <w:b w:val="0"/>
-          <w:i w:val="0"/>
-        </w:rPr>
-        <w:t xml:space="preserve"> Both NULL. stddev is the sample standard deviation.</w:t>
-      </w:r>
-    </w:p>
-    <w:p>
-      <w:pPr>
-        <w:pStyle w:val="ListBullet"/>
-      </w:pPr>
-      <w:r>
-        <w:rPr>
-          <w:b/>
-          <w:i w:val="0"/>
-        </w:rPr>
-        <w:t>Division by zero on Spark 4.0 with ANSI on</w:t>
-      </w:r>
-      <w:r>
-        <w:rPr>
-          <w:b w:val="0"/>
-          <w:i w:val="0"/>
-        </w:rPr>
-        <w:t xml:space="preserve"> Raises DIVIDE_BY_ZERO, even for DOUBLE. Use F.try_divide or F.when(b &gt; 0, a / b).</w:t>
-      </w:r>
-    </w:p>
-    <w:p>
-      <w:pPr>
-        <w:pStyle w:val="ListBullet"/>
-      </w:pPr>
-      <w:r>
-        <w:rPr>
-          <w:b/>
-          <w:i w:val="0"/>
-        </w:rPr>
-        <w:t>What should a check return when a statistic is undefined?</w:t>
-      </w:r>
-      <w:r>
-        <w:rPr>
-          <w:b w:val="0"/>
-          <w:i w:val="0"/>
-        </w:rPr>
-        <w:t xml:space="preserve"> An explicit SKIP result with the reason. Never nothing, and never a crash.</w:t>
-      </w:r>
-    </w:p>
-    <w:p>
-      <w:pPr>
-        <w:pStyle w:val="ListBullet"/>
-      </w:pPr>
-      <w:r>
-        <w:rPr>
-          <w:b/>
-          <w:i w:val="0"/>
-        </w:rPr>
-        <w:t xml:space="preserve">Why is </w:t>
-      </w:r>
-      <w:r>
-        <w:rPr>
-          <w:rFonts w:ascii="Consolas" w:hAnsi="Consolas" w:eastAsia="Consolas"/>
-          <w:b w:val="0"/>
-          <w:sz w:val="19"/>
-        </w:rPr>
-        <w:t>if cv:</w:t>
-      </w:r>
-      <w:r>
-        <w:rPr>
-          <w:b/>
-          <w:i w:val="0"/>
-        </w:rPr>
-        <w:t xml:space="preserve"> wrong?</w:t>
-      </w:r>
-      <w:r>
-        <w:rPr>
-          <w:b w:val="0"/>
-          <w:i w:val="0"/>
-        </w:rPr>
-        <w:t xml:space="preserve"> A real CV of 0.0 is falsy. Test missing values with </w:t>
-      </w:r>
-      <w:r>
-        <w:rPr>
-          <w:rFonts w:ascii="Consolas" w:hAnsi="Consolas" w:eastAsia="Consolas"/>
-          <w:b w:val="0"/>
-          <w:sz w:val="19"/>
-        </w:rPr>
-        <w:t>is None</w:t>
-      </w:r>
-      <w:r>
-        <w:rPr>
-          <w:b w:val="0"/>
-          <w:i w:val="0"/>
-        </w:rPr>
-        <w:t>.</w:t>
-      </w:r>
-    </w:p>
-    <w:p>
-      <w:pPr>
-        <w:pStyle w:val="Heading4"/>
-      </w:pPr>
-      <w:r>
-        <w:t>Practice</w:t>
-      </w:r>
-    </w:p>
-    <w:p>
-      <w:pPr>
-        <w:pStyle w:val="Heading5"/>
-      </w:pPr>
-      <w:r>
-        <w:t>Exercise 1. Predict the output (level 1)</w:t>
-      </w:r>
-    </w:p>
-    <w:p>
-      <w:r>
-        <w:rPr>
-          <w:b w:val="0"/>
-          <w:i w:val="0"/>
-        </w:rPr>
-        <w:t>A region has exactly one respondent. What does this print?</w:t>
+        <w:t>Worked example: strong code</w:t>
       </w:r>
     </w:p>
     <w:tbl>
@@ -4743,7 +4253,7 @@
                 <w:b w:val="0"/>
                 <w:sz w:val="16"/>
               </w:rPr>
-              <w:t>one = spark.createDataFrame([(1.2,)], "final_weight DOUBLE")</w:t>
+              <w:t>MIN_ROWS = 2</w:t>
             </w:r>
           </w:p>
           <w:p>
@@ -4766,28 +4276,501 @@
                 <w:b w:val="0"/>
                 <w:sz w:val="16"/>
               </w:rPr>
-              <w:t>print(one.agg(F.stddev("final_weight")).collect()[0][0])</w:t>
+              <w:t>MAX_WEIGHT_CV = 1.5</w:t>
+            </w:r>
+          </w:p>
+          <w:p>
+            <w:pPr>
+              <w:spacing w:before="0" w:after="0" w:line="240" w:lineRule="auto"/>
+              <w:ind w:left="567" w:hanging="567"/>
+            </w:pPr>
+            <w:r>
+              <w:rPr>
+                <w:rFonts w:ascii="Consolas" w:hAnsi="Consolas" w:eastAsia="Consolas"/>
+                <w:b w:val="0"/>
+                <w:color w:val="5B6875"/>
+                <w:sz w:val="16"/>
+              </w:rPr>
+              <w:t xml:space="preserve">   3  </w:t>
+            </w:r>
+            <w:r>
+              <w:rPr>
+                <w:rFonts w:ascii="Consolas" w:hAnsi="Consolas" w:eastAsia="Consolas"/>
+                <w:b w:val="0"/>
+                <w:sz w:val="16"/>
+              </w:rPr>
+              <w:t xml:space="preserve"> </w:t>
+            </w:r>
+          </w:p>
+          <w:p>
+            <w:pPr>
+              <w:spacing w:before="0" w:after="0" w:line="240" w:lineRule="auto"/>
+              <w:ind w:left="567" w:hanging="567"/>
+            </w:pPr>
+            <w:r>
+              <w:rPr>
+                <w:rFonts w:ascii="Consolas" w:hAnsi="Consolas" w:eastAsia="Consolas"/>
+                <w:b w:val="0"/>
+                <w:color w:val="5B6875"/>
+                <w:sz w:val="16"/>
+              </w:rPr>
+              <w:t xml:space="preserve">   4  </w:t>
+            </w:r>
+            <w:r>
+              <w:rPr>
+                <w:rFonts w:ascii="Consolas" w:hAnsi="Consolas" w:eastAsia="Consolas"/>
+                <w:b w:val="0"/>
+                <w:sz w:val="16"/>
+              </w:rPr>
+              <w:t xml:space="preserve"> </w:t>
+            </w:r>
+          </w:p>
+          <w:p>
+            <w:pPr>
+              <w:spacing w:before="0" w:after="0" w:line="240" w:lineRule="auto"/>
+              <w:ind w:left="567" w:hanging="567"/>
+            </w:pPr>
+            <w:r>
+              <w:rPr>
+                <w:rFonts w:ascii="Consolas" w:hAnsi="Consolas" w:eastAsia="Consolas"/>
+                <w:b w:val="0"/>
+                <w:color w:val="5B6875"/>
+                <w:sz w:val="16"/>
+              </w:rPr>
+              <w:t xml:space="preserve">   5  </w:t>
+            </w:r>
+            <w:r>
+              <w:rPr>
+                <w:rFonts w:ascii="Consolas" w:hAnsi="Consolas" w:eastAsia="Consolas"/>
+                <w:b w:val="0"/>
+                <w:sz w:val="16"/>
+              </w:rPr>
+              <w:t>def weight_spread(df: DataFrame, weight_col: str) -&gt; dict[str, float | int | None]:</w:t>
+            </w:r>
+          </w:p>
+          <w:p>
+            <w:pPr>
+              <w:spacing w:before="0" w:after="0" w:line="240" w:lineRule="auto"/>
+              <w:ind w:left="567" w:hanging="567"/>
+            </w:pPr>
+            <w:r>
+              <w:rPr>
+                <w:rFonts w:ascii="Consolas" w:hAnsi="Consolas" w:eastAsia="Consolas"/>
+                <w:b w:val="0"/>
+                <w:color w:val="5B6875"/>
+                <w:sz w:val="16"/>
+              </w:rPr>
+              <w:t xml:space="preserve">   6  </w:t>
+            </w:r>
+            <w:r>
+              <w:rPr>
+                <w:rFonts w:ascii="Consolas" w:hAnsi="Consolas" w:eastAsia="Consolas"/>
+                <w:b w:val="0"/>
+                <w:sz w:val="16"/>
+              </w:rPr>
+              <w:t xml:space="preserve">    """Count, mean, stddev and CV of weights in one pass. CV is NULL when undefined."""</w:t>
+            </w:r>
+          </w:p>
+          <w:p>
+            <w:pPr>
+              <w:spacing w:before="0" w:after="0" w:line="240" w:lineRule="auto"/>
+              <w:ind w:left="567" w:hanging="567"/>
+            </w:pPr>
+            <w:r>
+              <w:rPr>
+                <w:rFonts w:ascii="Consolas" w:hAnsi="Consolas" w:eastAsia="Consolas"/>
+                <w:b w:val="0"/>
+                <w:color w:val="5B6875"/>
+                <w:sz w:val="16"/>
+              </w:rPr>
+              <w:t xml:space="preserve">   7  </w:t>
+            </w:r>
+            <w:r>
+              <w:rPr>
+                <w:rFonts w:ascii="Consolas" w:hAnsi="Consolas" w:eastAsia="Consolas"/>
+                <w:b w:val="0"/>
+                <w:sz w:val="16"/>
+              </w:rPr>
+              <w:t xml:space="preserve">    row = df.agg(</w:t>
+            </w:r>
+          </w:p>
+          <w:p>
+            <w:pPr>
+              <w:spacing w:before="0" w:after="0" w:line="240" w:lineRule="auto"/>
+              <w:ind w:left="567" w:hanging="567"/>
+            </w:pPr>
+            <w:r>
+              <w:rPr>
+                <w:rFonts w:ascii="Consolas" w:hAnsi="Consolas" w:eastAsia="Consolas"/>
+                <w:b/>
+                <w:color w:val="5B6875"/>
+                <w:sz w:val="16"/>
+              </w:rPr>
+              <w:t xml:space="preserve"> [1]  </w:t>
+            </w:r>
+            <w:r>
+              <w:rPr>
+                <w:rFonts w:ascii="Consolas" w:hAnsi="Consolas" w:eastAsia="Consolas"/>
+                <w:b w:val="0"/>
+                <w:sz w:val="16"/>
+              </w:rPr>
+              <w:t xml:space="preserve">        F.count(weight_col).alias("n"),</w:t>
+            </w:r>
+          </w:p>
+          <w:p>
+            <w:pPr>
+              <w:spacing w:before="0" w:after="0" w:line="240" w:lineRule="auto"/>
+              <w:ind w:left="567" w:hanging="567"/>
+            </w:pPr>
+            <w:r>
+              <w:rPr>
+                <w:rFonts w:ascii="Consolas" w:hAnsi="Consolas" w:eastAsia="Consolas"/>
+                <w:b w:val="0"/>
+                <w:color w:val="5B6875"/>
+                <w:sz w:val="16"/>
+              </w:rPr>
+              <w:t xml:space="preserve">   9  </w:t>
+            </w:r>
+            <w:r>
+              <w:rPr>
+                <w:rFonts w:ascii="Consolas" w:hAnsi="Consolas" w:eastAsia="Consolas"/>
+                <w:b w:val="0"/>
+                <w:sz w:val="16"/>
+              </w:rPr>
+              <w:t xml:space="preserve">        F.mean(weight_col).alias("mean"),</w:t>
+            </w:r>
+          </w:p>
+          <w:p>
+            <w:pPr>
+              <w:spacing w:before="0" w:after="0" w:line="240" w:lineRule="auto"/>
+              <w:ind w:left="567" w:hanging="567"/>
+            </w:pPr>
+            <w:r>
+              <w:rPr>
+                <w:rFonts w:ascii="Consolas" w:hAnsi="Consolas" w:eastAsia="Consolas"/>
+                <w:b w:val="0"/>
+                <w:color w:val="5B6875"/>
+                <w:sz w:val="16"/>
+              </w:rPr>
+              <w:t xml:space="preserve">  10  </w:t>
+            </w:r>
+            <w:r>
+              <w:rPr>
+                <w:rFonts w:ascii="Consolas" w:hAnsi="Consolas" w:eastAsia="Consolas"/>
+                <w:b w:val="0"/>
+                <w:sz w:val="16"/>
+              </w:rPr>
+              <w:t xml:space="preserve">        F.stddev(weight_col).alias("stddev"),</w:t>
+            </w:r>
+          </w:p>
+          <w:p>
+            <w:pPr>
+              <w:spacing w:before="0" w:after="0" w:line="240" w:lineRule="auto"/>
+              <w:ind w:left="567" w:hanging="567"/>
+            </w:pPr>
+            <w:r>
+              <w:rPr>
+                <w:rFonts w:ascii="Consolas" w:hAnsi="Consolas" w:eastAsia="Consolas"/>
+                <w:b/>
+                <w:color w:val="5B6875"/>
+                <w:sz w:val="16"/>
+              </w:rPr>
+              <w:t xml:space="preserve"> [2]  </w:t>
+            </w:r>
+            <w:r>
+              <w:rPr>
+                <w:rFonts w:ascii="Consolas" w:hAnsi="Consolas" w:eastAsia="Consolas"/>
+                <w:b w:val="0"/>
+                <w:sz w:val="16"/>
+              </w:rPr>
+              <w:t xml:space="preserve">        F.try_divide(F.stddev(weight_col), F.mean(weight_col)).alias("cv"),</w:t>
+            </w:r>
+          </w:p>
+          <w:p>
+            <w:pPr>
+              <w:spacing w:before="0" w:after="0" w:line="240" w:lineRule="auto"/>
+              <w:ind w:left="567" w:hanging="567"/>
+            </w:pPr>
+            <w:r>
+              <w:rPr>
+                <w:rFonts w:ascii="Consolas" w:hAnsi="Consolas" w:eastAsia="Consolas"/>
+                <w:b w:val="0"/>
+                <w:color w:val="5B6875"/>
+                <w:sz w:val="16"/>
+              </w:rPr>
+              <w:t xml:space="preserve">  12  </w:t>
+            </w:r>
+            <w:r>
+              <w:rPr>
+                <w:rFonts w:ascii="Consolas" w:hAnsi="Consolas" w:eastAsia="Consolas"/>
+                <w:b w:val="0"/>
+                <w:sz w:val="16"/>
+              </w:rPr>
+              <w:t xml:space="preserve">    ).collect()[0]</w:t>
+            </w:r>
+          </w:p>
+          <w:p>
+            <w:pPr>
+              <w:spacing w:before="0" w:after="0" w:line="240" w:lineRule="auto"/>
+              <w:ind w:left="567" w:hanging="567"/>
+            </w:pPr>
+            <w:r>
+              <w:rPr>
+                <w:rFonts w:ascii="Consolas" w:hAnsi="Consolas" w:eastAsia="Consolas"/>
+                <w:b w:val="0"/>
+                <w:color w:val="5B6875"/>
+                <w:sz w:val="16"/>
+              </w:rPr>
+              <w:t xml:space="preserve">  13  </w:t>
+            </w:r>
+            <w:r>
+              <w:rPr>
+                <w:rFonts w:ascii="Consolas" w:hAnsi="Consolas" w:eastAsia="Consolas"/>
+                <w:b w:val="0"/>
+                <w:sz w:val="16"/>
+              </w:rPr>
+              <w:t xml:space="preserve">    return row.asDict()</w:t>
+            </w:r>
+          </w:p>
+          <w:p>
+            <w:pPr>
+              <w:spacing w:before="0" w:after="0" w:line="240" w:lineRule="auto"/>
+              <w:ind w:left="567" w:hanging="567"/>
+            </w:pPr>
+            <w:r>
+              <w:rPr>
+                <w:rFonts w:ascii="Consolas" w:hAnsi="Consolas" w:eastAsia="Consolas"/>
+                <w:b w:val="0"/>
+                <w:color w:val="5B6875"/>
+                <w:sz w:val="16"/>
+              </w:rPr>
+              <w:t xml:space="preserve">  14  </w:t>
+            </w:r>
+            <w:r>
+              <w:rPr>
+                <w:rFonts w:ascii="Consolas" w:hAnsi="Consolas" w:eastAsia="Consolas"/>
+                <w:b w:val="0"/>
+                <w:sz w:val="16"/>
+              </w:rPr>
+              <w:t xml:space="preserve"> </w:t>
+            </w:r>
+          </w:p>
+          <w:p>
+            <w:pPr>
+              <w:spacing w:before="0" w:after="0" w:line="240" w:lineRule="auto"/>
+              <w:ind w:left="567" w:hanging="567"/>
+            </w:pPr>
+            <w:r>
+              <w:rPr>
+                <w:rFonts w:ascii="Consolas" w:hAnsi="Consolas" w:eastAsia="Consolas"/>
+                <w:b w:val="0"/>
+                <w:color w:val="5B6875"/>
+                <w:sz w:val="16"/>
+              </w:rPr>
+              <w:t xml:space="preserve">  15  </w:t>
+            </w:r>
+            <w:r>
+              <w:rPr>
+                <w:rFonts w:ascii="Consolas" w:hAnsi="Consolas" w:eastAsia="Consolas"/>
+                <w:b w:val="0"/>
+                <w:sz w:val="16"/>
+              </w:rPr>
+              <w:t xml:space="preserve"> </w:t>
+            </w:r>
+          </w:p>
+          <w:p>
+            <w:pPr>
+              <w:spacing w:before="0" w:after="0" w:line="240" w:lineRule="auto"/>
+              <w:ind w:left="567" w:hanging="567"/>
+            </w:pPr>
+            <w:r>
+              <w:rPr>
+                <w:rFonts w:ascii="Consolas" w:hAnsi="Consolas" w:eastAsia="Consolas"/>
+                <w:b w:val="0"/>
+                <w:color w:val="5B6875"/>
+                <w:sz w:val="16"/>
+              </w:rPr>
+              <w:t xml:space="preserve">  16  </w:t>
+            </w:r>
+            <w:r>
+              <w:rPr>
+                <w:rFonts w:ascii="Consolas" w:hAnsi="Consolas" w:eastAsia="Consolas"/>
+                <w:b w:val="0"/>
+                <w:sz w:val="16"/>
+              </w:rPr>
+              <w:t>def check_weight_spread(stats: dict[str, float | int | None]) -&gt; CheckResult:</w:t>
+            </w:r>
+          </w:p>
+          <w:p>
+            <w:pPr>
+              <w:spacing w:before="0" w:after="0" w:line="240" w:lineRule="auto"/>
+              <w:ind w:left="567" w:hanging="567"/>
+            </w:pPr>
+            <w:r>
+              <w:rPr>
+                <w:rFonts w:ascii="Consolas" w:hAnsi="Consolas" w:eastAsia="Consolas"/>
+                <w:b w:val="0"/>
+                <w:color w:val="5B6875"/>
+                <w:sz w:val="16"/>
+              </w:rPr>
+              <w:t xml:space="preserve">  17  </w:t>
+            </w:r>
+            <w:r>
+              <w:rPr>
+                <w:rFonts w:ascii="Consolas" w:hAnsi="Consolas" w:eastAsia="Consolas"/>
+                <w:b w:val="0"/>
+                <w:sz w:val="16"/>
+              </w:rPr>
+              <w:t xml:space="preserve">    """PASS, WARN, or SKIP with a reason. Never raises on edge cases."""</w:t>
+            </w:r>
+          </w:p>
+          <w:p>
+            <w:pPr>
+              <w:spacing w:before="0" w:after="0" w:line="240" w:lineRule="auto"/>
+              <w:ind w:left="567" w:hanging="567"/>
+            </w:pPr>
+            <w:r>
+              <w:rPr>
+                <w:rFonts w:ascii="Consolas" w:hAnsi="Consolas" w:eastAsia="Consolas"/>
+                <w:b/>
+                <w:color w:val="5B6875"/>
+                <w:sz w:val="16"/>
+              </w:rPr>
+              <w:t xml:space="preserve"> [3]  </w:t>
+            </w:r>
+            <w:r>
+              <w:rPr>
+                <w:rFonts w:ascii="Consolas" w:hAnsi="Consolas" w:eastAsia="Consolas"/>
+                <w:b w:val="0"/>
+                <w:sz w:val="16"/>
+              </w:rPr>
+              <w:t xml:space="preserve">    if stats["n"] &lt; MIN_ROWS or stats["cv"] is None:</w:t>
+            </w:r>
+          </w:p>
+          <w:p>
+            <w:pPr>
+              <w:spacing w:before="0" w:after="0" w:line="240" w:lineRule="auto"/>
+              <w:ind w:left="567" w:hanging="567"/>
+            </w:pPr>
+            <w:r>
+              <w:rPr>
+                <w:rFonts w:ascii="Consolas" w:hAnsi="Consolas" w:eastAsia="Consolas"/>
+                <w:b w:val="0"/>
+                <w:color w:val="5B6875"/>
+                <w:sz w:val="16"/>
+              </w:rPr>
+              <w:t xml:space="preserve">  19  </w:t>
+            </w:r>
+            <w:r>
+              <w:rPr>
+                <w:rFonts w:ascii="Consolas" w:hAnsi="Consolas" w:eastAsia="Consolas"/>
+                <w:b w:val="0"/>
+                <w:sz w:val="16"/>
+              </w:rPr>
+              <w:t xml:space="preserve">        return CheckResult("weight_cv", "SKIP", "MEDIUM", f"&gt;= {MIN_ROWS} rows", f"n={stats['n']}")</w:t>
+            </w:r>
+          </w:p>
+          <w:p>
+            <w:pPr>
+              <w:spacing w:before="0" w:after="0" w:line="240" w:lineRule="auto"/>
+              <w:ind w:left="567" w:hanging="567"/>
+            </w:pPr>
+            <w:r>
+              <w:rPr>
+                <w:rFonts w:ascii="Consolas" w:hAnsi="Consolas" w:eastAsia="Consolas"/>
+                <w:b/>
+                <w:color w:val="5B6875"/>
+                <w:sz w:val="16"/>
+              </w:rPr>
+              <w:t xml:space="preserve"> [4]  </w:t>
+            </w:r>
+            <w:r>
+              <w:rPr>
+                <w:rFonts w:ascii="Consolas" w:hAnsi="Consolas" w:eastAsia="Consolas"/>
+                <w:b w:val="0"/>
+                <w:sz w:val="16"/>
+              </w:rPr>
+              <w:t xml:space="preserve">    status = "WARN" if stats["cv"] &gt; MAX_WEIGHT_CV else "PASS"</w:t>
+            </w:r>
+          </w:p>
+          <w:p>
+            <w:pPr>
+              <w:spacing w:before="0" w:after="0" w:line="240" w:lineRule="auto"/>
+              <w:ind w:left="567" w:hanging="567"/>
+            </w:pPr>
+            <w:r>
+              <w:rPr>
+                <w:rFonts w:ascii="Consolas" w:hAnsi="Consolas" w:eastAsia="Consolas"/>
+                <w:b w:val="0"/>
+                <w:color w:val="5B6875"/>
+                <w:sz w:val="16"/>
+              </w:rPr>
+              <w:t xml:space="preserve">  21  </w:t>
+            </w:r>
+            <w:r>
+              <w:rPr>
+                <w:rFonts w:ascii="Consolas" w:hAnsi="Consolas" w:eastAsia="Consolas"/>
+                <w:b w:val="0"/>
+                <w:sz w:val="16"/>
+              </w:rPr>
+              <w:t xml:space="preserve">    return CheckResult("weight_cv", status, "MEDIUM", f"&lt;= {MAX_WEIGHT_CV}", f"{stats['cv']:.4f}")</w:t>
             </w:r>
           </w:p>
         </w:tc>
       </w:tr>
     </w:tbl>
-    <w:p/>
     <w:p>
       <w:pPr>
-        <w:pStyle w:val="Heading5"/>
+        <w:pStyle w:val="ListNumber"/>
       </w:pPr>
       <w:r>
-        <w:t>Exercise 2. Multiple choice (level 2)</w:t>
+        <w:rPr>
+          <w:b/>
+        </w:rPr>
+        <w:t xml:space="preserve">Line 8. </w:t>
+      </w:r>
+      <w:r>
+        <w:rPr>
+          <w:b w:val="0"/>
+          <w:i w:val="0"/>
+        </w:rPr>
+        <w:t>The count travels with the statistics, in the same pass.</w:t>
       </w:r>
     </w:p>
     <w:p>
-      <w:r>
-        <w:rPr>
-          <w:b w:val="0"/>
-          <w:i w:val="0"/>
-        </w:rPr>
-        <w:t xml:space="preserve">On Spark 4.0 (Runtime 17.3 LTS), </w:t>
+      <w:pPr>
+        <w:pStyle w:val="ListNumber"/>
+      </w:pPr>
+      <w:r>
+        <w:rPr>
+          <w:b/>
+        </w:rPr>
+        <w:t xml:space="preserve">Line 11. </w:t>
+      </w:r>
+      <w:r>
+        <w:rPr>
+          <w:b w:val="0"/>
+          <w:i w:val="0"/>
+        </w:rPr>
+        <w:t>CV computed in Spark. try_divide returns NULL for a zero or NULL mean instead of raising.</w:t>
+      </w:r>
+    </w:p>
+    <w:p>
+      <w:pPr>
+        <w:pStyle w:val="ListNumber"/>
+      </w:pPr>
+      <w:r>
+        <w:rPr>
+          <w:b/>
+        </w:rPr>
+        <w:t xml:space="preserve">Line 18. </w:t>
+      </w:r>
+      <w:r>
+        <w:rPr>
+          <w:b w:val="0"/>
+          <w:i w:val="0"/>
+        </w:rPr>
+        <w:t xml:space="preserve">Edge cases become an explicit SKIP with the reason, checked with </w:t>
       </w:r>
       <w:r>
         <w:rPr>
@@ -4795,44 +4778,49 @@
           <w:b w:val="0"/>
           <w:sz w:val="19"/>
         </w:rPr>
-        <w:t>F.col("weighted_reach") / F.col("weighted_base")</w:t>
-      </w:r>
-      <w:r>
-        <w:rPr>
-          <w:b w:val="0"/>
-          <w:i w:val="0"/>
-        </w:rPr>
-        <w:t xml:space="preserve"> meets a row where </w:t>
-      </w:r>
-      <w:r>
-        <w:rPr>
-          <w:rFonts w:ascii="Consolas" w:hAnsi="Consolas" w:eastAsia="Consolas"/>
-          <w:b w:val="0"/>
-          <w:sz w:val="19"/>
-        </w:rPr>
-        <w:t>weighted_base</w:t>
-      </w:r>
-      <w:r>
-        <w:rPr>
-          <w:b w:val="0"/>
-          <w:i w:val="0"/>
-        </w:rPr>
-        <w:t xml:space="preserve"> is </w:t>
-      </w:r>
-      <w:r>
-        <w:rPr>
-          <w:rFonts w:ascii="Consolas" w:hAnsi="Consolas" w:eastAsia="Consolas"/>
-          <w:b w:val="0"/>
-          <w:sz w:val="19"/>
-        </w:rPr>
-        <w:t>0.0</w:t>
-      </w:r>
-      <w:r>
-        <w:rPr>
-          <w:b w:val="0"/>
-          <w:i w:val="0"/>
-        </w:rPr>
-        <w:t>. What happens?</w:t>
+        <w:t>is None</w:t>
+      </w:r>
+      <w:r>
+        <w:rPr>
+          <w:b w:val="0"/>
+          <w:i w:val="0"/>
+        </w:rPr>
+        <w:t>.</w:t>
+      </w:r>
+    </w:p>
+    <w:p>
+      <w:pPr>
+        <w:pStyle w:val="ListNumber"/>
+      </w:pPr>
+      <w:r>
+        <w:rPr>
+          <w:b/>
+        </w:rPr>
+        <w:t xml:space="preserve">Line 20. </w:t>
+      </w:r>
+      <w:r>
+        <w:rPr>
+          <w:b w:val="0"/>
+          <w:i w:val="0"/>
+        </w:rPr>
+        <w:t>Only reached with a real number, so the comparison is safe.</w:t>
+      </w:r>
+    </w:p>
+    <w:p>
+      <w:r>
+        <w:rPr>
+          <w:b w:val="0"/>
+          <w:i w:val="0"/>
+        </w:rPr>
+        <w:t>The strong version returns a result for every wave and every subgroup, and says why when a statistic is undefined.</w:t>
+      </w:r>
+    </w:p>
+    <w:p>
+      <w:pPr>
+        <w:pStyle w:val="Heading4"/>
+      </w:pPr>
+      <w:r>
+        <w:t>Recap card</w:t>
       </w:r>
     </w:p>
     <w:p>
@@ -4841,10 +4829,17 @@
       </w:pPr>
       <w:r>
         <w:rPr>
-          <w:b w:val="0"/>
-          <w:i w:val="0"/>
-        </w:rPr>
-        <w:t>a) The result is Infinity.</w:t>
+          <w:b/>
+          <w:i w:val="0"/>
+        </w:rPr>
+        <w:t>F.stddev on one row, and mean on an empty frame</w:t>
+      </w:r>
+      <w:r>
+        <w:rPr>
+          <w:b w:val="0"/>
+          <w:i w:val="0"/>
+        </w:rPr>
+        <w:t xml:space="preserve"> Both NULL. stddev is the sample standard deviation.</w:t>
       </w:r>
     </w:p>
     <w:p>
@@ -4853,10 +4848,17 @@
       </w:pPr>
       <w:r>
         <w:rPr>
-          <w:b w:val="0"/>
-          <w:i w:val="0"/>
-        </w:rPr>
-        <w:t>b) The result is NULL.</w:t>
+          <w:b/>
+          <w:i w:val="0"/>
+        </w:rPr>
+        <w:t>Division by zero on Spark 4.0 with ANSI on</w:t>
+      </w:r>
+      <w:r>
+        <w:rPr>
+          <w:b w:val="0"/>
+          <w:i w:val="0"/>
+        </w:rPr>
+        <w:t xml:space="preserve"> Raises DIVIDE_BY_ZERO, even for DOUBLE. Use F.try_divide or F.when(b &gt; 0, a / b).</w:t>
       </w:r>
     </w:p>
     <w:p>
@@ -4865,10 +4867,17 @@
       </w:pPr>
       <w:r>
         <w:rPr>
-          <w:b w:val="0"/>
-          <w:i w:val="0"/>
-        </w:rPr>
-        <w:t>c) The query fails with DIVIDE_BY_ZERO.</w:t>
+          <w:b/>
+          <w:i w:val="0"/>
+        </w:rPr>
+        <w:t>What should a check return when a statistic is undefined?</w:t>
+      </w:r>
+      <w:r>
+        <w:rPr>
+          <w:b w:val="0"/>
+          <w:i w:val="0"/>
+        </w:rPr>
+        <w:t xml:space="preserve"> An explicit SKIP result with the reason. Never nothing, and never a crash.</w:t>
       </w:r>
     </w:p>
     <w:p>
@@ -4877,43 +4886,55 @@
       </w:pPr>
       <w:r>
         <w:rPr>
-          <w:b w:val="0"/>
-          <w:i w:val="0"/>
-        </w:rPr>
-        <w:t>d) The result is 0.0.</w:t>
-      </w:r>
-    </w:p>
-    <w:p>
-      <w:r>
-        <w:rPr>
           <w:b/>
           <w:i w:val="0"/>
         </w:rPr>
-        <w:t>Why?</w:t>
+        <w:t xml:space="preserve">Why is </w:t>
+      </w:r>
+      <w:r>
+        <w:rPr>
+          <w:rFonts w:ascii="Consolas" w:hAnsi="Consolas" w:eastAsia="Consolas"/>
+          <w:b w:val="0"/>
+          <w:sz w:val="19"/>
+        </w:rPr>
+        <w:t>if cv:</w:t>
+      </w:r>
+      <w:r>
+        <w:rPr>
+          <w:b/>
+          <w:i w:val="0"/>
+        </w:rPr>
+        <w:t xml:space="preserve"> wrong?</w:t>
+      </w:r>
+      <w:r>
+        <w:rPr>
+          <w:b w:val="0"/>
+          <w:i w:val="0"/>
+        </w:rPr>
+        <w:t xml:space="preserve"> A real CV of 0.0 is falsy. Test missing values with </w:t>
+      </w:r>
+      <w:r>
+        <w:rPr>
+          <w:rFonts w:ascii="Consolas" w:hAnsi="Consolas" w:eastAsia="Consolas"/>
+          <w:b w:val="0"/>
+          <w:sz w:val="19"/>
+        </w:rPr>
+        <w:t>is None</w:t>
+      </w:r>
+      <w:r>
+        <w:rPr>
+          <w:b w:val="0"/>
+          <w:i w:val="0"/>
+        </w:rPr>
+        <w:t>.</w:t>
       </w:r>
     </w:p>
     <w:p>
       <w:pPr>
-        <w:pStyle w:val="ListBullet"/>
+        <w:pStyle w:val="Heading4"/>
       </w:pPr>
       <w:r>
-        <w:rPr>
-          <w:b w:val="0"/>
-          <w:i w:val="0"/>
-        </w:rPr>
-        <w:t>r1) ANSI mode is on by default in Spark 4.0, and it raises on division by zero, DOUBLE included.</w:t>
-      </w:r>
-    </w:p>
-    <w:p>
-      <w:pPr>
-        <w:pStyle w:val="ListBullet"/>
-      </w:pPr>
-      <w:r>
-        <w:rPr>
-          <w:b w:val="0"/>
-          <w:i w:val="0"/>
-        </w:rPr>
-        <w:t>r2) Delta rejects infinite values.</w:t>
+        <w:t>Practice</w:t>
       </w:r>
     </w:p>
     <w:p>
@@ -4921,7 +4942,7 @@
         <w:pStyle w:val="Heading5"/>
       </w:pPr>
       <w:r>
-        <w:t>Exercise 3. Fill the gap (level 3)</w:t>
+        <w:t>Exercise 1. Predict the output (level 1)</w:t>
       </w:r>
     </w:p>
     <w:p>
@@ -4930,7 +4951,7 @@
           <w:b w:val="0"/>
           <w:i w:val="0"/>
         </w:rPr>
-        <w:t>Compute the coefficient of variation in Spark so that a zero or NULL mean gives NULL instead of an error.</w:t>
+        <w:t>A region has exactly one respondent. What does this print?</w:t>
       </w:r>
     </w:p>
     <w:tbl>
@@ -4968,7 +4989,30 @@
                 <w:b w:val="0"/>
                 <w:sz w:val="16"/>
               </w:rPr>
-              <w:t>cv = F._____(1)(F.stddev("final_weight"), F._____(2)("final_weight"))</w:t>
+              <w:t>one = spark.createDataFrame([(1.2,)], "final_weight DOUBLE")</w:t>
+            </w:r>
+          </w:p>
+          <w:p>
+            <w:pPr>
+              <w:spacing w:before="0" w:after="0" w:line="240" w:lineRule="auto"/>
+              <w:ind w:left="567" w:hanging="567"/>
+            </w:pPr>
+            <w:r>
+              <w:rPr>
+                <w:rFonts w:ascii="Consolas" w:hAnsi="Consolas" w:eastAsia="Consolas"/>
+                <w:b w:val="0"/>
+                <w:color w:val="5B6875"/>
+                <w:sz w:val="16"/>
+              </w:rPr>
+              <w:t xml:space="preserve">   2  </w:t>
+            </w:r>
+            <w:r>
+              <w:rPr>
+                <w:rFonts w:ascii="Consolas" w:hAnsi="Consolas" w:eastAsia="Consolas"/>
+                <w:b w:val="0"/>
+                <w:sz w:val="16"/>
+              </w:rPr>
+              <w:t>print(one.agg(F.stddev("final_weight")).collect()[0][0])</w:t>
             </w:r>
           </w:p>
         </w:tc>
@@ -4980,7 +5024,7 @@
         <w:pStyle w:val="Heading5"/>
       </w:pPr>
       <w:r>
-        <w:t>Exercise 4. Write the function (level 4)</w:t>
+        <w:t>Exercise 2. Multiple choice (level 2)</w:t>
       </w:r>
     </w:p>
     <w:p>
@@ -4989,7 +5033,7 @@
           <w:b w:val="0"/>
           <w:i w:val="0"/>
         </w:rPr>
-        <w:t xml:space="preserve">Write </w:t>
+        <w:t xml:space="preserve">On Spark 4.0 (Runtime 17.3 LTS), </w:t>
       </w:r>
       <w:r>
         <w:rPr>
@@ -4997,14 +5041,14 @@
           <w:b w:val="0"/>
           <w:sz w:val="19"/>
         </w:rPr>
-        <w:t>check_weight_spread(stats, max_cv=1.5)</w:t>
-      </w:r>
-      <w:r>
-        <w:rPr>
-          <w:b w:val="0"/>
-          <w:i w:val="0"/>
-        </w:rPr>
-        <w:t xml:space="preserve">. </w:t>
+        <w:t>F.col("weighted_reach") / F.col("weighted_base")</w:t>
+      </w:r>
+      <w:r>
+        <w:rPr>
+          <w:b w:val="0"/>
+          <w:i w:val="0"/>
+        </w:rPr>
+        <w:t xml:space="preserve"> meets a row where </w:t>
       </w:r>
       <w:r>
         <w:rPr>
@@ -5012,14 +5056,14 @@
           <w:b w:val="0"/>
           <w:sz w:val="19"/>
         </w:rPr>
-        <w:t>stats</w:t>
-      </w:r>
-      <w:r>
-        <w:rPr>
-          <w:b w:val="0"/>
-          <w:i w:val="0"/>
-        </w:rPr>
-        <w:t xml:space="preserve"> is a dict with </w:t>
+        <w:t>weighted_base</w:t>
+      </w:r>
+      <w:r>
+        <w:rPr>
+          <w:b w:val="0"/>
+          <w:i w:val="0"/>
+        </w:rPr>
+        <w:t xml:space="preserve"> is </w:t>
       </w:r>
       <w:r>
         <w:rPr>
@@ -5027,44 +5071,14 @@
           <w:b w:val="0"/>
           <w:sz w:val="19"/>
         </w:rPr>
-        <w:t>n</w:t>
-      </w:r>
-      <w:r>
-        <w:rPr>
-          <w:b w:val="0"/>
-          <w:i w:val="0"/>
-        </w:rPr>
-        <w:t xml:space="preserve"> (int), </w:t>
-      </w:r>
-      <w:r>
-        <w:rPr>
-          <w:rFonts w:ascii="Consolas" w:hAnsi="Consolas" w:eastAsia="Consolas"/>
-          <w:b w:val="0"/>
-          <w:sz w:val="19"/>
-        </w:rPr>
-        <w:t>cv</w:t>
-      </w:r>
-      <w:r>
-        <w:rPr>
-          <w:b w:val="0"/>
-          <w:i w:val="0"/>
-        </w:rPr>
-        <w:t xml:space="preserve"> (float or None). Return a tuple </w:t>
-      </w:r>
-      <w:r>
-        <w:rPr>
-          <w:rFonts w:ascii="Consolas" w:hAnsi="Consolas" w:eastAsia="Consolas"/>
-          <w:b w:val="0"/>
-          <w:sz w:val="19"/>
-        </w:rPr>
-        <w:t>(status, reason)</w:t>
-      </w:r>
-      <w:r>
-        <w:rPr>
-          <w:b w:val="0"/>
-          <w:i w:val="0"/>
-        </w:rPr>
-        <w:t>:</w:t>
+        <w:t>0.0</w:t>
+      </w:r>
+      <w:r>
+        <w:rPr>
+          <w:b w:val="0"/>
+          <w:i w:val="0"/>
+        </w:rPr>
+        <w:t>. What happens?</w:t>
       </w:r>
     </w:p>
     <w:p>
@@ -5073,33 +5087,10 @@
       </w:pPr>
       <w:r>
         <w:rPr>
-          <w:rFonts w:ascii="Consolas" w:hAnsi="Consolas" w:eastAsia="Consolas"/>
-          <w:b w:val="0"/>
-          <w:sz w:val="19"/>
-        </w:rPr>
-        <w:t>("SKIP", "fewer than 2 rows")</w:t>
-      </w:r>
-      <w:r>
-        <w:rPr>
-          <w:b w:val="0"/>
-          <w:i w:val="0"/>
-        </w:rPr>
-        <w:t xml:space="preserve"> when </w:t>
-      </w:r>
-      <w:r>
-        <w:rPr>
-          <w:rFonts w:ascii="Consolas" w:hAnsi="Consolas" w:eastAsia="Consolas"/>
-          <w:b w:val="0"/>
-          <w:sz w:val="19"/>
-        </w:rPr>
-        <w:t>n &lt; 2</w:t>
-      </w:r>
-      <w:r>
-        <w:rPr>
-          <w:b w:val="0"/>
-          <w:i w:val="0"/>
-        </w:rPr>
-        <w:t>.</w:t>
+          <w:b w:val="0"/>
+          <w:i w:val="0"/>
+        </w:rPr>
+        <w:t>a) The result is Infinity.</w:t>
       </w:r>
     </w:p>
     <w:p>
@@ -5108,33 +5099,10 @@
       </w:pPr>
       <w:r>
         <w:rPr>
-          <w:rFonts w:ascii="Consolas" w:hAnsi="Consolas" w:eastAsia="Consolas"/>
-          <w:b w:val="0"/>
-          <w:sz w:val="19"/>
-        </w:rPr>
-        <w:t>("SKIP", "cv undefined")</w:t>
-      </w:r>
-      <w:r>
-        <w:rPr>
-          <w:b w:val="0"/>
-          <w:i w:val="0"/>
-        </w:rPr>
-        <w:t xml:space="preserve"> when </w:t>
-      </w:r>
-      <w:r>
-        <w:rPr>
-          <w:rFonts w:ascii="Consolas" w:hAnsi="Consolas" w:eastAsia="Consolas"/>
-          <w:b w:val="0"/>
-          <w:sz w:val="19"/>
-        </w:rPr>
-        <w:t>cv</w:t>
-      </w:r>
-      <w:r>
-        <w:rPr>
-          <w:b w:val="0"/>
-          <w:i w:val="0"/>
-        </w:rPr>
-        <w:t xml:space="preserve"> is None.</w:t>
+          <w:b w:val="0"/>
+          <w:i w:val="0"/>
+        </w:rPr>
+        <w:t>b) The result is NULL.</w:t>
       </w:r>
     </w:p>
     <w:p>
@@ -5143,72 +5111,72 @@
       </w:pPr>
       <w:r>
         <w:rPr>
-          <w:rFonts w:ascii="Consolas" w:hAnsi="Consolas" w:eastAsia="Consolas"/>
-          <w:b w:val="0"/>
-          <w:sz w:val="19"/>
-        </w:rPr>
-        <w:t>("WARN", ...)</w:t>
-      </w:r>
-      <w:r>
-        <w:rPr>
-          <w:b w:val="0"/>
-          <w:i w:val="0"/>
-        </w:rPr>
-        <w:t xml:space="preserve"> when </w:t>
-      </w:r>
-      <w:r>
-        <w:rPr>
-          <w:rFonts w:ascii="Consolas" w:hAnsi="Consolas" w:eastAsia="Consolas"/>
-          <w:b w:val="0"/>
-          <w:sz w:val="19"/>
-        </w:rPr>
-        <w:t>cv &gt; max_cv</w:t>
-      </w:r>
-      <w:r>
-        <w:rPr>
-          <w:b w:val="0"/>
-          <w:i w:val="0"/>
-        </w:rPr>
-        <w:t xml:space="preserve">, otherwise </w:t>
-      </w:r>
-      <w:r>
-        <w:rPr>
-          <w:rFonts w:ascii="Consolas" w:hAnsi="Consolas" w:eastAsia="Consolas"/>
-          <w:b w:val="0"/>
-          <w:sz w:val="19"/>
-        </w:rPr>
-        <w:t>("PASS", ...)</w:t>
-      </w:r>
-      <w:r>
-        <w:rPr>
-          <w:b w:val="0"/>
-          <w:i w:val="0"/>
-        </w:rPr>
-        <w:t xml:space="preserve">. A CV of </w:t>
-      </w:r>
-      <w:r>
-        <w:rPr>
-          <w:rFonts w:ascii="Consolas" w:hAnsi="Consolas" w:eastAsia="Consolas"/>
-          <w:b w:val="0"/>
-          <w:sz w:val="19"/>
-        </w:rPr>
-        <w:t>0.0</w:t>
-      </w:r>
-      <w:r>
-        <w:rPr>
-          <w:b w:val="0"/>
-          <w:i w:val="0"/>
-        </w:rPr>
-        <w:t xml:space="preserve"> is a real value and passes.</w:t>
+          <w:b w:val="0"/>
+          <w:i w:val="0"/>
+        </w:rPr>
+        <w:t>c) The query fails with DIVIDE_BY_ZERO.</w:t>
       </w:r>
     </w:p>
     <w:p>
-      <w:r>
-        <w:rPr>
-          <w:b w:val="0"/>
-          <w:i w:val="0"/>
-        </w:rPr>
-        <w:t>Starter code:</w:t>
+      <w:pPr>
+        <w:pStyle w:val="ListBullet"/>
+      </w:pPr>
+      <w:r>
+        <w:rPr>
+          <w:b w:val="0"/>
+          <w:i w:val="0"/>
+        </w:rPr>
+        <w:t>d) The result is 0.0.</w:t>
+      </w:r>
+    </w:p>
+    <w:p>
+      <w:r>
+        <w:rPr>
+          <w:b/>
+          <w:i w:val="0"/>
+        </w:rPr>
+        <w:t>Why?</w:t>
+      </w:r>
+    </w:p>
+    <w:p>
+      <w:pPr>
+        <w:pStyle w:val="ListBullet"/>
+      </w:pPr>
+      <w:r>
+        <w:rPr>
+          <w:b w:val="0"/>
+          <w:i w:val="0"/>
+        </w:rPr>
+        <w:t>r1) ANSI mode is on by default in Spark 4.0, and it raises on division by zero, DOUBLE included.</w:t>
+      </w:r>
+    </w:p>
+    <w:p>
+      <w:pPr>
+        <w:pStyle w:val="ListBullet"/>
+      </w:pPr>
+      <w:r>
+        <w:rPr>
+          <w:b w:val="0"/>
+          <w:i w:val="0"/>
+        </w:rPr>
+        <w:t>r2) Delta rejects infinite values.</w:t>
+      </w:r>
+    </w:p>
+    <w:p>
+      <w:pPr>
+        <w:pStyle w:val="Heading5"/>
+      </w:pPr>
+      <w:r>
+        <w:t>Exercise 3. Fill the gap (level 3)</w:t>
+      </w:r>
+    </w:p>
+    <w:p>
+      <w:r>
+        <w:rPr>
+          <w:b w:val="0"/>
+          <w:i w:val="0"/>
+        </w:rPr>
+        <w:t>Compute the coefficient of variation in Spark so that a zero or NULL mean gives NULL instead of an error.</w:t>
       </w:r>
     </w:p>
     <w:tbl>
@@ -5246,30 +5214,7 @@
                 <w:b w:val="0"/>
                 <w:sz w:val="16"/>
               </w:rPr>
-              <w:t>def check_weight_spread(stats: dict[str, float | int | None], max_cv: float = 1.5) -&gt; tuple[str, str]:</w:t>
-            </w:r>
-          </w:p>
-          <w:p>
-            <w:pPr>
-              <w:spacing w:before="0" w:after="0" w:line="240" w:lineRule="auto"/>
-              <w:ind w:left="567" w:hanging="567"/>
-            </w:pPr>
-            <w:r>
-              <w:rPr>
-                <w:rFonts w:ascii="Consolas" w:hAnsi="Consolas" w:eastAsia="Consolas"/>
-                <w:b w:val="0"/>
-                <w:color w:val="5B6875"/>
-                <w:sz w:val="16"/>
-              </w:rPr>
-              <w:t xml:space="preserve">   2  </w:t>
-            </w:r>
-            <w:r>
-              <w:rPr>
-                <w:rFonts w:ascii="Consolas" w:hAnsi="Consolas" w:eastAsia="Consolas"/>
-                <w:b w:val="0"/>
-                <w:sz w:val="16"/>
-              </w:rPr>
-              <w:t xml:space="preserve">    ...</w:t>
+              <w:t>cv = F._____(1)(F.stddev("final_weight"), F._____(2)("final_weight"))</w:t>
             </w:r>
           </w:p>
         </w:tc>
@@ -5281,7 +5226,7 @@
         <w:pStyle w:val="Heading5"/>
       </w:pPr>
       <w:r>
-        <w:t>Exercise 5. Spot the bug (level 5)</w:t>
+        <w:t>Exercise 4. Write the function (level 4)</w:t>
       </w:r>
     </w:p>
     <w:p>
@@ -5290,7 +5235,283 @@
           <w:b w:val="0"/>
           <w:i w:val="0"/>
         </w:rPr>
-        <w:t>This is the reference wave-stability comparison. A share that dropped from 12% to 0% produced no result at all. Tap the line, then fix the function.</w:t>
+        <w:t xml:space="preserve">Write </w:t>
+      </w:r>
+      <w:r>
+        <w:rPr>
+          <w:rFonts w:ascii="Consolas" w:hAnsi="Consolas" w:eastAsia="Consolas"/>
+          <w:b w:val="0"/>
+          <w:sz w:val="19"/>
+        </w:rPr>
+        <w:t>check_weight_spread(stats, max_cv=1.5)</w:t>
+      </w:r>
+      <w:r>
+        <w:rPr>
+          <w:b w:val="0"/>
+          <w:i w:val="0"/>
+        </w:rPr>
+        <w:t xml:space="preserve">. </w:t>
+      </w:r>
+      <w:r>
+        <w:rPr>
+          <w:rFonts w:ascii="Consolas" w:hAnsi="Consolas" w:eastAsia="Consolas"/>
+          <w:b w:val="0"/>
+          <w:sz w:val="19"/>
+        </w:rPr>
+        <w:t>stats</w:t>
+      </w:r>
+      <w:r>
+        <w:rPr>
+          <w:b w:val="0"/>
+          <w:i w:val="0"/>
+        </w:rPr>
+        <w:t xml:space="preserve"> is a dict with </w:t>
+      </w:r>
+      <w:r>
+        <w:rPr>
+          <w:rFonts w:ascii="Consolas" w:hAnsi="Consolas" w:eastAsia="Consolas"/>
+          <w:b w:val="0"/>
+          <w:sz w:val="19"/>
+        </w:rPr>
+        <w:t>n</w:t>
+      </w:r>
+      <w:r>
+        <w:rPr>
+          <w:b w:val="0"/>
+          <w:i w:val="0"/>
+        </w:rPr>
+        <w:t xml:space="preserve"> (int), </w:t>
+      </w:r>
+      <w:r>
+        <w:rPr>
+          <w:rFonts w:ascii="Consolas" w:hAnsi="Consolas" w:eastAsia="Consolas"/>
+          <w:b w:val="0"/>
+          <w:sz w:val="19"/>
+        </w:rPr>
+        <w:t>cv</w:t>
+      </w:r>
+      <w:r>
+        <w:rPr>
+          <w:b w:val="0"/>
+          <w:i w:val="0"/>
+        </w:rPr>
+        <w:t xml:space="preserve"> (float or None). Return a tuple </w:t>
+      </w:r>
+      <w:r>
+        <w:rPr>
+          <w:rFonts w:ascii="Consolas" w:hAnsi="Consolas" w:eastAsia="Consolas"/>
+          <w:b w:val="0"/>
+          <w:sz w:val="19"/>
+        </w:rPr>
+        <w:t>(status, reason)</w:t>
+      </w:r>
+      <w:r>
+        <w:rPr>
+          <w:b w:val="0"/>
+          <w:i w:val="0"/>
+        </w:rPr>
+        <w:t>:</w:t>
+      </w:r>
+    </w:p>
+    <w:p>
+      <w:pPr>
+        <w:pStyle w:val="ListBullet"/>
+      </w:pPr>
+      <w:r>
+        <w:rPr>
+          <w:rFonts w:ascii="Consolas" w:hAnsi="Consolas" w:eastAsia="Consolas"/>
+          <w:b w:val="0"/>
+          <w:sz w:val="19"/>
+        </w:rPr>
+        <w:t>("SKIP", "fewer than 2 rows")</w:t>
+      </w:r>
+      <w:r>
+        <w:rPr>
+          <w:b w:val="0"/>
+          <w:i w:val="0"/>
+        </w:rPr>
+        <w:t xml:space="preserve"> when </w:t>
+      </w:r>
+      <w:r>
+        <w:rPr>
+          <w:rFonts w:ascii="Consolas" w:hAnsi="Consolas" w:eastAsia="Consolas"/>
+          <w:b w:val="0"/>
+          <w:sz w:val="19"/>
+        </w:rPr>
+        <w:t>n &lt; 2</w:t>
+      </w:r>
+      <w:r>
+        <w:rPr>
+          <w:b w:val="0"/>
+          <w:i w:val="0"/>
+        </w:rPr>
+        <w:t>.</w:t>
+      </w:r>
+    </w:p>
+    <w:p>
+      <w:pPr>
+        <w:pStyle w:val="ListBullet"/>
+      </w:pPr>
+      <w:r>
+        <w:rPr>
+          <w:rFonts w:ascii="Consolas" w:hAnsi="Consolas" w:eastAsia="Consolas"/>
+          <w:b w:val="0"/>
+          <w:sz w:val="19"/>
+        </w:rPr>
+        <w:t>("SKIP", "cv undefined")</w:t>
+      </w:r>
+      <w:r>
+        <w:rPr>
+          <w:b w:val="0"/>
+          <w:i w:val="0"/>
+        </w:rPr>
+        <w:t xml:space="preserve"> when </w:t>
+      </w:r>
+      <w:r>
+        <w:rPr>
+          <w:rFonts w:ascii="Consolas" w:hAnsi="Consolas" w:eastAsia="Consolas"/>
+          <w:b w:val="0"/>
+          <w:sz w:val="19"/>
+        </w:rPr>
+        <w:t>cv</w:t>
+      </w:r>
+      <w:r>
+        <w:rPr>
+          <w:b w:val="0"/>
+          <w:i w:val="0"/>
+        </w:rPr>
+        <w:t xml:space="preserve"> is None.</w:t>
+      </w:r>
+    </w:p>
+    <w:p>
+      <w:pPr>
+        <w:pStyle w:val="ListBullet"/>
+      </w:pPr>
+      <w:r>
+        <w:rPr>
+          <w:rFonts w:ascii="Consolas" w:hAnsi="Consolas" w:eastAsia="Consolas"/>
+          <w:b w:val="0"/>
+          <w:sz w:val="19"/>
+        </w:rPr>
+        <w:t>("WARN", ...)</w:t>
+      </w:r>
+      <w:r>
+        <w:rPr>
+          <w:b w:val="0"/>
+          <w:i w:val="0"/>
+        </w:rPr>
+        <w:t xml:space="preserve"> when </w:t>
+      </w:r>
+      <w:r>
+        <w:rPr>
+          <w:rFonts w:ascii="Consolas" w:hAnsi="Consolas" w:eastAsia="Consolas"/>
+          <w:b w:val="0"/>
+          <w:sz w:val="19"/>
+        </w:rPr>
+        <w:t>cv &gt; max_cv</w:t>
+      </w:r>
+      <w:r>
+        <w:rPr>
+          <w:b w:val="0"/>
+          <w:i w:val="0"/>
+        </w:rPr>
+        <w:t xml:space="preserve">, otherwise </w:t>
+      </w:r>
+      <w:r>
+        <w:rPr>
+          <w:rFonts w:ascii="Consolas" w:hAnsi="Consolas" w:eastAsia="Consolas"/>
+          <w:b w:val="0"/>
+          <w:sz w:val="19"/>
+        </w:rPr>
+        <w:t>("PASS", ...)</w:t>
+      </w:r>
+      <w:r>
+        <w:rPr>
+          <w:b w:val="0"/>
+          <w:i w:val="0"/>
+        </w:rPr>
+        <w:t xml:space="preserve">. A CV of </w:t>
+      </w:r>
+      <w:r>
+        <w:rPr>
+          <w:rFonts w:ascii="Consolas" w:hAnsi="Consolas" w:eastAsia="Consolas"/>
+          <w:b w:val="0"/>
+          <w:sz w:val="19"/>
+        </w:rPr>
+        <w:t>0.0</w:t>
+      </w:r>
+      <w:r>
+        <w:rPr>
+          <w:b w:val="0"/>
+          <w:i w:val="0"/>
+        </w:rPr>
+        <w:t xml:space="preserve"> is a real value and passes.</w:t>
+      </w:r>
+    </w:p>
+    <w:p>
+      <w:r>
+        <w:rPr>
+          <w:b w:val="0"/>
+          <w:i w:val="0"/>
+        </w:rPr>
+        <w:t>Your code must pass these checks:</w:t>
+      </w:r>
+    </w:p>
+    <w:p>
+      <w:pPr>
+        <w:pStyle w:val="ListBullet"/>
+      </w:pPr>
+      <w:r>
+        <w:rPr>
+          <w:b w:val="0"/>
+          <w:i w:val="0"/>
+        </w:rPr>
+        <w:t>n below 2 must return ("SKIP", "fewer than 2 rows").</w:t>
+      </w:r>
+    </w:p>
+    <w:p>
+      <w:pPr>
+        <w:pStyle w:val="ListBullet"/>
+      </w:pPr>
+      <w:r>
+        <w:rPr>
+          <w:b w:val="0"/>
+          <w:i w:val="0"/>
+        </w:rPr>
+        <w:t>A None CV with enough rows must return ("SKIP", "cv undefined").</w:t>
+      </w:r>
+    </w:p>
+    <w:p>
+      <w:pPr>
+        <w:pStyle w:val="ListBullet"/>
+      </w:pPr>
+      <w:r>
+        <w:rPr>
+          <w:b w:val="0"/>
+          <w:i w:val="0"/>
+        </w:rPr>
+        <w:t>A CV of 0.0 means all weights are equal. It is a real value and passes.</w:t>
+      </w:r>
+    </w:p>
+    <w:p>
+      <w:pPr>
+        <w:pStyle w:val="ListBullet"/>
+      </w:pPr>
+      <w:r>
+        <w:rPr>
+          <w:b w:val="0"/>
+          <w:i w:val="0"/>
+        </w:rPr>
+        <w:t>Above max_cv must WARN. Use the max_cv argument, not a fixed number.</w:t>
+      </w:r>
+    </w:p>
+    <w:p>
+      <w:r>
+        <w:rPr>
+          <w:b w:val="0"/>
+          <w:i w:val="0"/>
+        </w:rPr>
+        <w:t>Shape of the answer. The reference solution defines these names. Write the bodies yourself.</w:t>
       </w:r>
     </w:p>
     <w:tbl>
@@ -5328,7 +5549,7 @@
                 <w:b w:val="0"/>
                 <w:sz w:val="16"/>
               </w:rPr>
-              <w:t>def compare_share(metric: str, current_pct: float | None, prior_pct: float | None, tolerance: float = 0.10) -&gt; dict[str, object] | None:</w:t>
+              <w:t># Classify the weight coefficient of variation.</w:t>
             </w:r>
           </w:p>
           <w:p>
@@ -5351,7 +5572,7 @@
                 <w:b w:val="0"/>
                 <w:sz w:val="16"/>
               </w:rPr>
-              <w:t xml:space="preserve">    """Return a stability result, or None when a share is missing."""</w:t>
+              <w:t>def check_weight_spread(</w:t>
             </w:r>
           </w:p>
           <w:p>
@@ -5374,7 +5595,7 @@
                 <w:b w:val="0"/>
                 <w:sz w:val="16"/>
               </w:rPr>
-              <w:t xml:space="preserve">    if current_pct and prior_pct:</w:t>
+              <w:t xml:space="preserve">    stats: dict[str, float | int | None],</w:t>
             </w:r>
           </w:p>
           <w:p>
@@ -5397,7 +5618,7 @@
                 <w:b w:val="0"/>
                 <w:sz w:val="16"/>
               </w:rPr>
-              <w:t xml:space="preserve">        change = abs(current_pct - prior_pct)</w:t>
+              <w:t xml:space="preserve">    max_cv: float = 1.5,</w:t>
             </w:r>
           </w:p>
           <w:p>
@@ -5420,30 +5641,7 @@
                 <w:b w:val="0"/>
                 <w:sz w:val="16"/>
               </w:rPr>
-              <w:t xml:space="preserve">        return {"metric": metric, "change_pp": round(change, 4), "status": "WARN" if change &gt; tolerance else "PASS"}</w:t>
-            </w:r>
-          </w:p>
-          <w:p>
-            <w:pPr>
-              <w:spacing w:before="0" w:after="0" w:line="240" w:lineRule="auto"/>
-              <w:ind w:left="567" w:hanging="567"/>
-            </w:pPr>
-            <w:r>
-              <w:rPr>
-                <w:rFonts w:ascii="Consolas" w:hAnsi="Consolas" w:eastAsia="Consolas"/>
-                <w:b w:val="0"/>
-                <w:color w:val="5B6875"/>
-                <w:sz w:val="16"/>
-              </w:rPr>
-              <w:t xml:space="preserve">   6  </w:t>
-            </w:r>
-            <w:r>
-              <w:rPr>
-                <w:rFonts w:ascii="Consolas" w:hAnsi="Consolas" w:eastAsia="Consolas"/>
-                <w:b w:val="0"/>
-                <w:sz w:val="16"/>
-              </w:rPr>
-              <w:t xml:space="preserve">    return None</w:t>
+              <w:t>) -&gt; tuple[str, str]: ...</w:t>
             </w:r>
           </w:p>
         </w:tc>
@@ -5454,428 +5652,9 @@
       <w:r>
         <w:rPr>
           <w:b w:val="0"/>
-          <w:i/>
-        </w:rPr>
-        <w:t>Write down the line number of the bug. Then write the fix.</w:t>
-      </w:r>
-    </w:p>
-    <w:p>
-      <w:pPr>
-        <w:pStyle w:val="Heading4"/>
-      </w:pPr>
-      <w:r>
-        <w:t>Sources</w:t>
-      </w:r>
-    </w:p>
-    <w:p>
-      <w:pPr>
-        <w:pStyle w:val="ListBullet"/>
-      </w:pPr>
-      <w:r>
-        <w:rPr>
-          <w:b w:val="0"/>
-          <w:i w:val="0"/>
-        </w:rPr>
-        <w:t>On PySpark 4.0.4: stddev of one row and mean/stddev/percentile_approx of an empty frame are NULL; division by zero raises DIVIDE_BY_ZERO for DOUBLE under ANSI; try_divide returns NULL; Python round(None) raises TypeError. (verified: Run in this repository.)</w:t>
-      </w:r>
-    </w:p>
-    <w:p>
-      <w:pPr>
-        <w:pStyle w:val="Heading3"/>
-      </w:pPr>
-      <w:r>
-        <w:t>A6-L3 Reconcile counts and totals between layers</w:t>
-      </w:r>
-    </w:p>
-    <w:p>
-      <w:pPr>
-        <w:pStyle w:val="Heading4"/>
-      </w:pPr>
-      <w:r>
-        <w:t>Concept</w:t>
-      </w:r>
-    </w:p>
-    <w:p>
-      <w:r>
-        <w:rPr>
-          <w:b w:val="0"/>
-          <w:i w:val="0"/>
-        </w:rPr>
-        <w:t xml:space="preserve">Each layer transforms data, and each transformation can lose or duplicate rows. </w:t>
-      </w:r>
-      <w:r>
-        <w:rPr>
-          <w:b/>
-          <w:i w:val="0"/>
-        </w:rPr>
-        <w:t>Reconciliation</w:t>
-      </w:r>
-      <w:r>
-        <w:rPr>
-          <w:b w:val="0"/>
-          <w:i w:val="0"/>
-        </w:rPr>
-        <w:t xml:space="preserve"> checks that what came out of one layer matches what went into the next, for every wave you load.</w:t>
-      </w:r>
-    </w:p>
-    <w:p>
-      <w:r>
-        <w:rPr>
-          <w:b w:val="0"/>
-          <w:i w:val="0"/>
-        </w:rPr>
-        <w:t>Compare quantities that must agree by design:</w:t>
-      </w:r>
-    </w:p>
-    <w:tbl>
-      <w:tblPr>
-        <w:tblStyle w:val="TableGrid"/>
-        <w:tblW w:type="auto" w:w="0"/>
-        <w:tblLook w:firstColumn="1" w:firstRow="1" w:lastColumn="0" w:lastRow="0" w:noHBand="0" w:noVBand="1" w:val="04A0"/>
-      </w:tblPr>
-      <w:tblGrid>
-        <w:gridCol w:w="2740"/>
-        <w:gridCol w:w="2740"/>
-        <w:gridCol w:w="2740"/>
-      </w:tblGrid>
-      <w:tr>
-        <w:tc>
-          <w:tcPr>
-            <w:tcW w:type="dxa" w:w="2740"/>
-          </w:tcPr>
-          <w:p>
-            <w:r>
-              <w:rPr>
-                <w:b/>
-              </w:rPr>
-              <w:t>From</w:t>
-            </w:r>
-          </w:p>
-        </w:tc>
-        <w:tc>
-          <w:tcPr>
-            <w:tcW w:type="dxa" w:w="2740"/>
-          </w:tcPr>
-          <w:p>
-            <w:r>
-              <w:rPr>
-                <w:b/>
-              </w:rPr>
-              <w:t>To</w:t>
-            </w:r>
-          </w:p>
-        </w:tc>
-        <w:tc>
-          <w:tcPr>
-            <w:tcW w:type="dxa" w:w="2740"/>
-          </w:tcPr>
-          <w:p>
-            <w:r>
-              <w:rPr>
-                <w:b/>
-              </w:rPr>
-              <w:t>Must match</w:t>
-            </w:r>
-          </w:p>
-        </w:tc>
-      </w:tr>
-      <w:tr>
-        <w:tc>
-          <w:tcPr>
-            <w:tcW w:type="dxa" w:w="2740"/>
-          </w:tcPr>
-          <w:p>
-            <w:r>
-              <w:t>Bronze, wave W</w:t>
-            </w:r>
-          </w:p>
-        </w:tc>
-        <w:tc>
-          <w:tcPr>
-            <w:tcW w:type="dxa" w:w="2740"/>
-          </w:tcPr>
-          <w:p>
-            <w:r>
-              <w:t>Silver, wave W</w:t>
-            </w:r>
-          </w:p>
-        </w:tc>
-        <w:tc>
-          <w:tcPr>
-            <w:tcW w:type="dxa" w:w="2740"/>
-          </w:tcPr>
-          <w:p>
-            <w:r>
-              <w:t>Distinct (respondent_id, wave_id) keys in bronze = silver rows</w:t>
-            </w:r>
-          </w:p>
-        </w:tc>
-      </w:tr>
-      <w:tr>
-        <w:tc>
-          <w:tcPr>
-            <w:tcW w:type="dxa" w:w="2740"/>
-          </w:tcPr>
-          <w:p>
-            <w:r>
-              <w:t>Silver, wave W, in scope</w:t>
-            </w:r>
-          </w:p>
-        </w:tc>
-        <w:tc>
-          <w:tcPr>
-            <w:tcW w:type="dxa" w:w="2740"/>
-          </w:tcPr>
-          <w:p>
-            <w:r>
-              <w:t>Gold, wave W</w:t>
-            </w:r>
-          </w:p>
-        </w:tc>
-        <w:tc>
-          <w:tcPr>
-            <w:tcW w:type="dxa" w:w="2740"/>
-          </w:tcPr>
-          <w:p>
-            <w:r>
-              <w:t>Sum of final_weight = sum of weighted_base over all subgroups</w:t>
-            </w:r>
-          </w:p>
-        </w:tc>
-      </w:tr>
-      <w:tr>
-        <w:tc>
-          <w:tcPr>
-            <w:tcW w:type="dxa" w:w="2740"/>
-          </w:tcPr>
-          <w:p>
-            <w:r>
-              <w:t>Silver, wave W, in scope</w:t>
-            </w:r>
-          </w:p>
-        </w:tc>
-        <w:tc>
-          <w:tcPr>
-            <w:tcW w:type="dxa" w:w="2740"/>
-          </w:tcPr>
-          <w:p>
-            <w:r>
-              <w:t>Gold, wave W</w:t>
-            </w:r>
-          </w:p>
-        </w:tc>
-        <w:tc>
-          <w:tcPr>
-            <w:tcW w:type="dxa" w:w="2740"/>
-          </w:tcPr>
-          <w:p>
-            <w:r>
-              <w:t>Row count = sum of unweighted_n</w:t>
-            </w:r>
-          </w:p>
-        </w:tc>
-      </w:tr>
-    </w:tbl>
-    <w:p>
-      <w:r>
-        <w:rPr>
-          <w:b w:val="0"/>
-          <w:i w:val="0"/>
-        </w:rPr>
-        <w:t xml:space="preserve">Pick the right bronze figure. Bronze holds every delivery, redeliveries included, so its raw row count is larger than silver's by design. Compare </w:t>
-      </w:r>
-      <w:r>
-        <w:rPr>
-          <w:b/>
-          <w:i w:val="0"/>
-        </w:rPr>
-        <w:t>distinct keys</w:t>
-      </w:r>
-      <w:r>
-        <w:rPr>
-          <w:b w:val="0"/>
-          <w:i w:val="0"/>
-        </w:rPr>
-        <w:t>.</w:t>
-      </w:r>
-    </w:p>
-    <w:p>
-      <w:r>
-        <w:rPr>
-          <w:b w:val="0"/>
-          <w:i w:val="0"/>
-        </w:rPr>
-        <w:t xml:space="preserve">Compare totals with a </w:t>
-      </w:r>
-      <w:r>
-        <w:rPr>
-          <w:b/>
-          <w:i w:val="0"/>
-        </w:rPr>
-        <w:t>tolerance</w:t>
-      </w:r>
-      <w:r>
-        <w:rPr>
-          <w:b w:val="0"/>
-          <w:i w:val="0"/>
-        </w:rPr>
-        <w:t xml:space="preserve">. Floating-point sums depend on the order Spark adds values in, which varies with partitioning, so two correct totals can differ in the last digits. In Python, </w:t>
-      </w:r>
-      <w:r>
-        <w:rPr>
-          <w:rFonts w:ascii="Consolas" w:hAnsi="Consolas" w:eastAsia="Consolas"/>
-          <w:b w:val="0"/>
-          <w:sz w:val="19"/>
-        </w:rPr>
-        <w:t>0.1 + 0.2 == 0.3</w:t>
-      </w:r>
-      <w:r>
-        <w:rPr>
-          <w:b w:val="0"/>
-          <w:i w:val="0"/>
-        </w:rPr>
-        <w:t xml:space="preserve"> is </w:t>
-      </w:r>
-      <w:r>
-        <w:rPr>
-          <w:rFonts w:ascii="Consolas" w:hAnsi="Consolas" w:eastAsia="Consolas"/>
-          <w:b w:val="0"/>
-          <w:sz w:val="19"/>
-        </w:rPr>
-        <w:t>False</w:t>
-      </w:r>
-      <w:r>
-        <w:rPr>
-          <w:b w:val="0"/>
-          <w:i w:val="0"/>
-        </w:rPr>
-        <w:t xml:space="preserve">. Use </w:t>
-      </w:r>
-      <w:r>
-        <w:rPr>
-          <w:rFonts w:ascii="Consolas" w:hAnsi="Consolas" w:eastAsia="Consolas"/>
-          <w:b w:val="0"/>
-          <w:sz w:val="19"/>
-        </w:rPr>
-        <w:t>math.isclose(a, b, rel_tol=1e-9, abs_tol=1e-6)</w:t>
-      </w:r>
-      <w:r>
-        <w:rPr>
-          <w:b w:val="0"/>
-          <w:i w:val="0"/>
-        </w:rPr>
-        <w:t xml:space="preserve">. The </w:t>
-      </w:r>
-      <w:r>
-        <w:rPr>
-          <w:rFonts w:ascii="Consolas" w:hAnsi="Consolas" w:eastAsia="Consolas"/>
-          <w:b w:val="0"/>
-          <w:sz w:val="19"/>
-        </w:rPr>
-        <w:t>abs_tol</w:t>
-      </w:r>
-      <w:r>
-        <w:rPr>
-          <w:b w:val="0"/>
-          <w:i w:val="0"/>
-        </w:rPr>
-        <w:t xml:space="preserve"> handles totals near zero, where a relative tolerance means nothing.</w:t>
-      </w:r>
-    </w:p>
-    <w:p>
-      <w:r>
-        <w:rPr>
-          <w:b w:val="0"/>
-          <w:i w:val="0"/>
-        </w:rPr>
-        <w:t xml:space="preserve">Compute each side with one aggregation, record the result as a structured check (expected, actual, status), and treat a failed reconciliation as </w:t>
-      </w:r>
-      <w:r>
-        <w:rPr>
-          <w:b/>
-          <w:i w:val="0"/>
-        </w:rPr>
-        <w:t>CRITICAL</w:t>
-      </w:r>
-      <w:r>
-        <w:rPr>
-          <w:b w:val="0"/>
-          <w:i w:val="0"/>
-        </w:rPr>
-        <w:t>. If gold does not add up to silver, every published figure for that wave is suspect.</w:t>
-      </w:r>
-    </w:p>
-    <w:p>
-      <w:r>
-        <w:rPr>
-          <w:b w:val="0"/>
-          <w:i w:val="0"/>
-        </w:rPr>
-        <w:t>Run reconciliation after each layer loads and before anything downstream reads it. Store the results with the run log, so you can show that every published wave reconciled.</w:t>
-      </w:r>
-    </w:p>
-    <w:p>
-      <w:pPr>
-        <w:pStyle w:val="Heading4"/>
-      </w:pPr>
-      <w:r>
-        <w:t>Why it matters</w:t>
-      </w:r>
-    </w:p>
-    <w:p>
-      <w:r>
-        <w:rPr>
-          <w:b w:val="0"/>
-          <w:i w:val="0"/>
-        </w:rPr>
-        <w:t xml:space="preserve">A gold job joins silver to a region lookup with an inner join. A supplier introduces a new region code, </w:t>
-      </w:r>
-      <w:r>
-        <w:rPr>
-          <w:rFonts w:ascii="Consolas" w:hAnsi="Consolas" w:eastAsia="Consolas"/>
-          <w:b w:val="0"/>
-          <w:sz w:val="19"/>
-        </w:rPr>
-        <w:t>NI</w:t>
-      </w:r>
-      <w:r>
-        <w:rPr>
-          <w:b w:val="0"/>
-          <w:i w:val="0"/>
-        </w:rPr>
-        <w:t>, that the lookup does not have. 312 respondents drop out of gold without an error. Weighted reach for the wave looks plausible, because the base shrank along with the reach.</w:t>
-      </w:r>
-    </w:p>
-    <w:p>
-      <w:r>
-        <w:rPr>
-          <w:b w:val="0"/>
-          <w:i w:val="0"/>
-        </w:rPr>
-        <w:t xml:space="preserve">A reconciliation of silver's in-scope weight total against the sum of gold's </w:t>
-      </w:r>
-      <w:r>
-        <w:rPr>
-          <w:rFonts w:ascii="Consolas" w:hAnsi="Consolas" w:eastAsia="Consolas"/>
-          <w:b w:val="0"/>
-          <w:sz w:val="19"/>
-        </w:rPr>
-        <w:t>weighted_base</w:t>
-      </w:r>
-      <w:r>
-        <w:rPr>
-          <w:b w:val="0"/>
-          <w:i w:val="0"/>
-        </w:rPr>
-        <w:t xml:space="preserve"> catches the 1.8% gap on the same run. The alert names the wave and the size of the difference, and the fix is a lookup update, not a client complaint.</w:t>
-      </w:r>
-    </w:p>
-    <w:p>
-      <w:pPr>
-        <w:pStyle w:val="Heading4"/>
-      </w:pPr>
-      <w:r>
-        <w:t>Worked example: weak code</w:t>
+          <w:i w:val="0"/>
+        </w:rPr>
+        <w:t>Starter code:</w:t>
       </w:r>
     </w:p>
     <w:tbl>
@@ -5913,7 +5692,7 @@
                 <w:b w:val="0"/>
                 <w:sz w:val="16"/>
               </w:rPr>
-              <w:t>def reconcile(bronze, silver, wave):</w:t>
+              <w:t>def check_weight_spread(stats: dict[str, float | int | None], max_cv: float = 1.5) -&gt; tuple[str, str]:</w:t>
             </w:r>
           </w:p>
           <w:p>
@@ -5924,153 +5703,40 @@
             <w:r>
               <w:rPr>
                 <w:rFonts w:ascii="Consolas" w:hAnsi="Consolas" w:eastAsia="Consolas"/>
-                <w:b/>
+                <w:b w:val="0"/>
                 <w:color w:val="5B6875"/>
                 <w:sz w:val="16"/>
               </w:rPr>
-              <w:t xml:space="preserve"> [1]  </w:t>
-            </w:r>
-            <w:r>
-              <w:rPr>
-                <w:rFonts w:ascii="Consolas" w:hAnsi="Consolas" w:eastAsia="Consolas"/>
-                <w:b w:val="0"/>
-                <w:sz w:val="16"/>
-              </w:rPr>
-              <w:t xml:space="preserve">    b = bronze.filter(F.col("wave_id") == wave).count()</w:t>
-            </w:r>
-          </w:p>
-          <w:p>
-            <w:pPr>
-              <w:spacing w:before="0" w:after="0" w:line="240" w:lineRule="auto"/>
-              <w:ind w:left="567" w:hanging="567"/>
-            </w:pPr>
-            <w:r>
-              <w:rPr>
-                <w:rFonts w:ascii="Consolas" w:hAnsi="Consolas" w:eastAsia="Consolas"/>
-                <w:b w:val="0"/>
-                <w:color w:val="5B6875"/>
-                <w:sz w:val="16"/>
-              </w:rPr>
-              <w:t xml:space="preserve">   3  </w:t>
-            </w:r>
-            <w:r>
-              <w:rPr>
-                <w:rFonts w:ascii="Consolas" w:hAnsi="Consolas" w:eastAsia="Consolas"/>
-                <w:b w:val="0"/>
-                <w:sz w:val="16"/>
-              </w:rPr>
-              <w:t xml:space="preserve">    s = silver.filter(F.col("wave_id") == wave).count()</w:t>
-            </w:r>
-          </w:p>
-          <w:p>
-            <w:pPr>
-              <w:spacing w:before="0" w:after="0" w:line="240" w:lineRule="auto"/>
-              <w:ind w:left="567" w:hanging="567"/>
-            </w:pPr>
-            <w:r>
-              <w:rPr>
-                <w:rFonts w:ascii="Consolas" w:hAnsi="Consolas" w:eastAsia="Consolas"/>
-                <w:b/>
-                <w:color w:val="5B6875"/>
-                <w:sz w:val="16"/>
-              </w:rPr>
-              <w:t xml:space="preserve"> [2]  </w:t>
-            </w:r>
-            <w:r>
-              <w:rPr>
-                <w:rFonts w:ascii="Consolas" w:hAnsi="Consolas" w:eastAsia="Consolas"/>
-                <w:b w:val="0"/>
-                <w:sz w:val="16"/>
-              </w:rPr>
-              <w:t xml:space="preserve">    if b != s:</w:t>
-            </w:r>
-          </w:p>
-          <w:p>
-            <w:pPr>
-              <w:spacing w:before="0" w:after="0" w:line="240" w:lineRule="auto"/>
-              <w:ind w:left="567" w:hanging="567"/>
-            </w:pPr>
-            <w:r>
-              <w:rPr>
-                <w:rFonts w:ascii="Consolas" w:hAnsi="Consolas" w:eastAsia="Consolas"/>
-                <w:b/>
-                <w:color w:val="5B6875"/>
-                <w:sz w:val="16"/>
-              </w:rPr>
-              <w:t xml:space="preserve"> [3]  </w:t>
-            </w:r>
-            <w:r>
-              <w:rPr>
-                <w:rFonts w:ascii="Consolas" w:hAnsi="Consolas" w:eastAsia="Consolas"/>
-                <w:b w:val="0"/>
-                <w:sz w:val="16"/>
-              </w:rPr>
-              <w:t xml:space="preserve">        print(f"mismatch {b} vs {s}")</w:t>
+              <w:t xml:space="preserve">   2  </w:t>
+            </w:r>
+            <w:r>
+              <w:rPr>
+                <w:rFonts w:ascii="Consolas" w:hAnsi="Consolas" w:eastAsia="Consolas"/>
+                <w:b w:val="0"/>
+                <w:sz w:val="16"/>
+              </w:rPr>
+              <w:t xml:space="preserve">    ...</w:t>
             </w:r>
           </w:p>
         </w:tc>
       </w:tr>
     </w:tbl>
+    <w:p/>
     <w:p>
       <w:pPr>
-        <w:pStyle w:val="ListNumber"/>
+        <w:pStyle w:val="Heading5"/>
       </w:pPr>
       <w:r>
-        <w:rPr>
-          <w:b/>
-        </w:rPr>
-        <w:t xml:space="preserve">Line 2. </w:t>
-      </w:r>
-      <w:r>
-        <w:rPr>
-          <w:b w:val="0"/>
-          <w:i w:val="0"/>
-        </w:rPr>
-        <w:t>Counts every delivery, redeliveries included. A redelivered wave always mismatches.</w:t>
+        <w:t>Exercise 5. Spot the bug (level 5)</w:t>
       </w:r>
     </w:p>
     <w:p>
-      <w:pPr>
-        <w:pStyle w:val="ListNumber"/>
-      </w:pPr>
-      <w:r>
-        <w:rPr>
-          <w:b/>
-        </w:rPr>
-        <w:t xml:space="preserve">Line 4. </w:t>
-      </w:r>
-      <w:r>
-        <w:rPr>
-          <w:b w:val="0"/>
-          <w:i w:val="0"/>
-        </w:rPr>
-        <w:t>Exact equality: fine for counts, wrong for weight totals.</w:t>
-      </w:r>
-    </w:p>
-    <w:p>
-      <w:pPr>
-        <w:pStyle w:val="ListNumber"/>
-      </w:pPr>
-      <w:r>
-        <w:rPr>
-          <w:b/>
-        </w:rPr>
-        <w:t xml:space="preserve">Line 5. </w:t>
-      </w:r>
-      <w:r>
-        <w:rPr>
-          <w:b w:val="0"/>
-          <w:i w:val="0"/>
-        </w:rPr>
-        <w:t>A print that nobody reads, and the pipeline carries on.</w:t>
-      </w:r>
-    </w:p>
-    <w:p>
-      <w:pPr>
-        <w:pStyle w:val="Heading4"/>
-      </w:pPr>
-      <w:r>
-        <w:t>Worked example: strong code</w:t>
+      <w:r>
+        <w:rPr>
+          <w:b w:val="0"/>
+          <w:i w:val="0"/>
+        </w:rPr>
+        <w:t>This is the reference wave-stability comparison. A share that dropped from 12% to 0% produced no result at all. Tap the line, then fix the function.</w:t>
       </w:r>
     </w:p>
     <w:tbl>
@@ -6108,7 +5774,7 @@
                 <w:b w:val="0"/>
                 <w:sz w:val="16"/>
               </w:rPr>
-              <w:t>import math</w:t>
+              <w:t>def compare_share(metric: str, current_pct: float | None, prior_pct: float | None, tolerance: float = 0.10) -&gt; dict[str, object] | None:</w:t>
             </w:r>
           </w:p>
           <w:p>
@@ -6131,7 +5797,7 @@
                 <w:b w:val="0"/>
                 <w:sz w:val="16"/>
               </w:rPr>
-              <w:t xml:space="preserve"> </w:t>
+              <w:t xml:space="preserve">    """Return a stability result, or None when a share is missing."""</w:t>
             </w:r>
           </w:p>
           <w:p>
@@ -6154,7 +5820,7 @@
                 <w:b w:val="0"/>
                 <w:sz w:val="16"/>
               </w:rPr>
-              <w:t xml:space="preserve"> </w:t>
+              <w:t xml:space="preserve">    if current_pct and prior_pct:</w:t>
             </w:r>
           </w:p>
           <w:p>
@@ -6177,7 +5843,7 @@
                 <w:b w:val="0"/>
                 <w:sz w:val="16"/>
               </w:rPr>
-              <w:t>def silver_totals(silver: DataFrame, wave_id: str) -&gt; tuple[int, float]:</w:t>
+              <w:t xml:space="preserve">        change = abs(current_pct - prior_pct)</w:t>
             </w:r>
           </w:p>
           <w:p>
@@ -6200,7 +5866,7 @@
                 <w:b w:val="0"/>
                 <w:sz w:val="16"/>
               </w:rPr>
-              <w:t xml:space="preserve">    """In-scope row count and weight total for one wave, in one pass."""</w:t>
+              <w:t xml:space="preserve">        return {"metric": metric, "change_pp": round(change, 4), "status": "WARN" if change &gt; tolerance else "PASS"}</w:t>
             </w:r>
           </w:p>
           <w:p>
@@ -6223,524 +5889,366 @@
                 <w:b w:val="0"/>
                 <w:sz w:val="16"/>
               </w:rPr>
-              <w:t xml:space="preserve">    row = (</w:t>
+              <w:t xml:space="preserve">    return None</w:t>
             </w:r>
           </w:p>
+        </w:tc>
+      </w:tr>
+    </w:tbl>
+    <w:p/>
+    <w:p>
+      <w:r>
+        <w:rPr>
+          <w:b w:val="0"/>
+          <w:i/>
+        </w:rPr>
+        <w:t>Write down the line number of the bug. Then write the fix.</w:t>
+      </w:r>
+    </w:p>
+    <w:p>
+      <w:pPr>
+        <w:pStyle w:val="Heading4"/>
+      </w:pPr>
+      <w:r>
+        <w:t>Sources</w:t>
+      </w:r>
+    </w:p>
+    <w:p>
+      <w:pPr>
+        <w:pStyle w:val="ListBullet"/>
+      </w:pPr>
+      <w:r>
+        <w:rPr>
+          <w:b w:val="0"/>
+          <w:i w:val="0"/>
+        </w:rPr>
+        <w:t>On PySpark 4.0.4: stddev of one row and mean/stddev/percentile_approx of an empty frame are NULL; division by zero raises DIVIDE_BY_ZERO for DOUBLE under ANSI; try_divide returns NULL; Python round(None) raises TypeError. (verified: Run in this repository.)</w:t>
+      </w:r>
+    </w:p>
+    <w:p>
+      <w:pPr>
+        <w:pStyle w:val="Heading3"/>
+      </w:pPr>
+      <w:r>
+        <w:t>A6-L3 Reconcile counts and totals between layers</w:t>
+      </w:r>
+    </w:p>
+    <w:p>
+      <w:pPr>
+        <w:pStyle w:val="Heading4"/>
+      </w:pPr>
+      <w:r>
+        <w:t>Concept</w:t>
+      </w:r>
+    </w:p>
+    <w:p>
+      <w:r>
+        <w:rPr>
+          <w:b w:val="0"/>
+          <w:i w:val="0"/>
+        </w:rPr>
+        <w:t xml:space="preserve">Each layer transforms data, and each transformation can lose or duplicate rows. </w:t>
+      </w:r>
+      <w:r>
+        <w:rPr>
+          <w:b/>
+          <w:i w:val="0"/>
+        </w:rPr>
+        <w:t>Reconciliation</w:t>
+      </w:r>
+      <w:r>
+        <w:rPr>
+          <w:b w:val="0"/>
+          <w:i w:val="0"/>
+        </w:rPr>
+        <w:t xml:space="preserve"> checks that what came out of one layer matches what went into the next, for every wave you load.</w:t>
+      </w:r>
+    </w:p>
+    <w:p>
+      <w:r>
+        <w:rPr>
+          <w:b w:val="0"/>
+          <w:i w:val="0"/>
+        </w:rPr>
+        <w:t>Compare quantities that must agree by design:</w:t>
+      </w:r>
+    </w:p>
+    <w:tbl>
+      <w:tblPr>
+        <w:tblStyle w:val="TableGrid"/>
+        <w:tblW w:type="auto" w:w="0"/>
+        <w:tblLook w:firstColumn="1" w:firstRow="1" w:lastColumn="0" w:lastRow="0" w:noHBand="0" w:noVBand="1" w:val="04A0"/>
+      </w:tblPr>
+      <w:tblGrid>
+        <w:gridCol w:w="2740"/>
+        <w:gridCol w:w="2740"/>
+        <w:gridCol w:w="2740"/>
+      </w:tblGrid>
+      <w:tr>
+        <w:tc>
+          <w:tcPr>
+            <w:tcW w:type="dxa" w:w="2740"/>
+          </w:tcPr>
           <w:p>
-            <w:pPr>
-              <w:spacing w:before="0" w:after="0" w:line="240" w:lineRule="auto"/>
-              <w:ind w:left="567" w:hanging="567"/>
-            </w:pPr>
-            <w:r>
-              <w:rPr>
-                <w:rFonts w:ascii="Consolas" w:hAnsi="Consolas" w:eastAsia="Consolas"/>
+            <w:r>
+              <w:rPr>
                 <w:b/>
-                <w:color w:val="5B6875"/>
-                <w:sz w:val="16"/>
-              </w:rPr>
-              <w:t xml:space="preserve"> [1]  </w:t>
-            </w:r>
-            <w:r>
-              <w:rPr>
-                <w:rFonts w:ascii="Consolas" w:hAnsi="Consolas" w:eastAsia="Consolas"/>
-                <w:b w:val="0"/>
-                <w:sz w:val="16"/>
-              </w:rPr>
-              <w:t xml:space="preserve">        silver.filter((F.col("wave_id") == wave_id) &amp; F.col("in_scope"))</w:t>
+              </w:rPr>
+              <w:t>From</w:t>
             </w:r>
           </w:p>
+        </w:tc>
+        <w:tc>
+          <w:tcPr>
+            <w:tcW w:type="dxa" w:w="2740"/>
+          </w:tcPr>
           <w:p>
-            <w:pPr>
-              <w:spacing w:before="0" w:after="0" w:line="240" w:lineRule="auto"/>
-              <w:ind w:left="567" w:hanging="567"/>
-            </w:pPr>
-            <w:r>
-              <w:rPr>
-                <w:rFonts w:ascii="Consolas" w:hAnsi="Consolas" w:eastAsia="Consolas"/>
+            <w:r>
+              <w:rPr>
                 <w:b/>
-                <w:color w:val="5B6875"/>
-                <w:sz w:val="16"/>
-              </w:rPr>
-              <w:t xml:space="preserve"> [2]  </w:t>
-            </w:r>
-            <w:r>
-              <w:rPr>
-                <w:rFonts w:ascii="Consolas" w:hAnsi="Consolas" w:eastAsia="Consolas"/>
-                <w:b w:val="0"/>
-                <w:sz w:val="16"/>
-              </w:rPr>
-              <w:t xml:space="preserve">        .agg(F.count("*").alias("n"), F.coalesce(F.sum("final_weight"), F.lit(0.0)).alias("w"))</w:t>
+              </w:rPr>
+              <w:t>To</w:t>
             </w:r>
           </w:p>
+        </w:tc>
+        <w:tc>
+          <w:tcPr>
+            <w:tcW w:type="dxa" w:w="2740"/>
+          </w:tcPr>
           <w:p>
-            <w:pPr>
-              <w:spacing w:before="0" w:after="0" w:line="240" w:lineRule="auto"/>
-              <w:ind w:left="567" w:hanging="567"/>
-            </w:pPr>
-            <w:r>
-              <w:rPr>
-                <w:rFonts w:ascii="Consolas" w:hAnsi="Consolas" w:eastAsia="Consolas"/>
-                <w:b w:val="0"/>
-                <w:color w:val="5B6875"/>
-                <w:sz w:val="16"/>
-              </w:rPr>
-              <w:t xml:space="preserve">   9  </w:t>
-            </w:r>
-            <w:r>
-              <w:rPr>
-                <w:rFonts w:ascii="Consolas" w:hAnsi="Consolas" w:eastAsia="Consolas"/>
-                <w:b w:val="0"/>
-                <w:sz w:val="16"/>
-              </w:rPr>
-              <w:t xml:space="preserve">        .collect()[0]</w:t>
+            <w:r>
+              <w:rPr>
+                <w:b/>
+              </w:rPr>
+              <w:t>Must match</w:t>
             </w:r>
           </w:p>
+        </w:tc>
+      </w:tr>
+      <w:tr>
+        <w:tc>
+          <w:tcPr>
+            <w:tcW w:type="dxa" w:w="2740"/>
+          </w:tcPr>
           <w:p>
-            <w:pPr>
-              <w:spacing w:before="0" w:after="0" w:line="240" w:lineRule="auto"/>
-              <w:ind w:left="567" w:hanging="567"/>
-            </w:pPr>
-            <w:r>
-              <w:rPr>
-                <w:rFonts w:ascii="Consolas" w:hAnsi="Consolas" w:eastAsia="Consolas"/>
-                <w:b w:val="0"/>
-                <w:color w:val="5B6875"/>
-                <w:sz w:val="16"/>
-              </w:rPr>
-              <w:t xml:space="preserve">  10  </w:t>
-            </w:r>
-            <w:r>
-              <w:rPr>
-                <w:rFonts w:ascii="Consolas" w:hAnsi="Consolas" w:eastAsia="Consolas"/>
-                <w:b w:val="0"/>
-                <w:sz w:val="16"/>
-              </w:rPr>
-              <w:t xml:space="preserve">    )</w:t>
+            <w:r>
+              <w:t>Bronze, wave W</w:t>
             </w:r>
           </w:p>
+        </w:tc>
+        <w:tc>
+          <w:tcPr>
+            <w:tcW w:type="dxa" w:w="2740"/>
+          </w:tcPr>
           <w:p>
-            <w:pPr>
-              <w:spacing w:before="0" w:after="0" w:line="240" w:lineRule="auto"/>
-              <w:ind w:left="567" w:hanging="567"/>
-            </w:pPr>
-            <w:r>
-              <w:rPr>
-                <w:rFonts w:ascii="Consolas" w:hAnsi="Consolas" w:eastAsia="Consolas"/>
-                <w:b w:val="0"/>
-                <w:color w:val="5B6875"/>
-                <w:sz w:val="16"/>
-              </w:rPr>
-              <w:t xml:space="preserve">  11  </w:t>
-            </w:r>
-            <w:r>
-              <w:rPr>
-                <w:rFonts w:ascii="Consolas" w:hAnsi="Consolas" w:eastAsia="Consolas"/>
-                <w:b w:val="0"/>
-                <w:sz w:val="16"/>
-              </w:rPr>
-              <w:t xml:space="preserve">    return int(row["n"]), float(row["w"])</w:t>
+            <w:r>
+              <w:t>Silver, wave W</w:t>
             </w:r>
           </w:p>
+        </w:tc>
+        <w:tc>
+          <w:tcPr>
+            <w:tcW w:type="dxa" w:w="2740"/>
+          </w:tcPr>
           <w:p>
-            <w:pPr>
-              <w:spacing w:before="0" w:after="0" w:line="240" w:lineRule="auto"/>
-              <w:ind w:left="567" w:hanging="567"/>
-            </w:pPr>
-            <w:r>
-              <w:rPr>
-                <w:rFonts w:ascii="Consolas" w:hAnsi="Consolas" w:eastAsia="Consolas"/>
-                <w:b w:val="0"/>
-                <w:color w:val="5B6875"/>
-                <w:sz w:val="16"/>
-              </w:rPr>
-              <w:t xml:space="preserve">  12  </w:t>
-            </w:r>
-            <w:r>
-              <w:rPr>
-                <w:rFonts w:ascii="Consolas" w:hAnsi="Consolas" w:eastAsia="Consolas"/>
-                <w:b w:val="0"/>
-                <w:sz w:val="16"/>
-              </w:rPr>
-              <w:t xml:space="preserve"> </w:t>
+            <w:r>
+              <w:t>Distinct (respondent_id, wave_id) keys in bronze = silver rows</w:t>
             </w:r>
           </w:p>
+        </w:tc>
+      </w:tr>
+      <w:tr>
+        <w:tc>
+          <w:tcPr>
+            <w:tcW w:type="dxa" w:w="2740"/>
+          </w:tcPr>
           <w:p>
-            <w:pPr>
-              <w:spacing w:before="0" w:after="0" w:line="240" w:lineRule="auto"/>
-              <w:ind w:left="567" w:hanging="567"/>
-            </w:pPr>
-            <w:r>
-              <w:rPr>
-                <w:rFonts w:ascii="Consolas" w:hAnsi="Consolas" w:eastAsia="Consolas"/>
-                <w:b w:val="0"/>
-                <w:color w:val="5B6875"/>
-                <w:sz w:val="16"/>
-              </w:rPr>
-              <w:t xml:space="preserve">  13  </w:t>
-            </w:r>
-            <w:r>
-              <w:rPr>
-                <w:rFonts w:ascii="Consolas" w:hAnsi="Consolas" w:eastAsia="Consolas"/>
-                <w:b w:val="0"/>
-                <w:sz w:val="16"/>
-              </w:rPr>
-              <w:t xml:space="preserve"> </w:t>
+            <w:r>
+              <w:t>Silver, wave W, in scope</w:t>
             </w:r>
           </w:p>
+        </w:tc>
+        <w:tc>
+          <w:tcPr>
+            <w:tcW w:type="dxa" w:w="2740"/>
+          </w:tcPr>
           <w:p>
-            <w:pPr>
-              <w:spacing w:before="0" w:after="0" w:line="240" w:lineRule="auto"/>
-              <w:ind w:left="567" w:hanging="567"/>
-            </w:pPr>
-            <w:r>
-              <w:rPr>
-                <w:rFonts w:ascii="Consolas" w:hAnsi="Consolas" w:eastAsia="Consolas"/>
-                <w:b w:val="0"/>
-                <w:color w:val="5B6875"/>
-                <w:sz w:val="16"/>
-              </w:rPr>
-              <w:t xml:space="preserve">  14  </w:t>
-            </w:r>
-            <w:r>
-              <w:rPr>
-                <w:rFonts w:ascii="Consolas" w:hAnsi="Consolas" w:eastAsia="Consolas"/>
-                <w:b w:val="0"/>
-                <w:sz w:val="16"/>
-              </w:rPr>
-              <w:t>def gold_totals(gold: DataFrame, wave_id: str) -&gt; tuple[int, float]:</w:t>
+            <w:r>
+              <w:t>Gold, wave W</w:t>
             </w:r>
           </w:p>
+        </w:tc>
+        <w:tc>
+          <w:tcPr>
+            <w:tcW w:type="dxa" w:w="2740"/>
+          </w:tcPr>
           <w:p>
-            <w:pPr>
-              <w:spacing w:before="0" w:after="0" w:line="240" w:lineRule="auto"/>
-              <w:ind w:left="567" w:hanging="567"/>
-            </w:pPr>
-            <w:r>
-              <w:rPr>
-                <w:rFonts w:ascii="Consolas" w:hAnsi="Consolas" w:eastAsia="Consolas"/>
-                <w:b w:val="0"/>
-                <w:color w:val="5B6875"/>
-                <w:sz w:val="16"/>
-              </w:rPr>
-              <w:t xml:space="preserve">  15  </w:t>
-            </w:r>
-            <w:r>
-              <w:rPr>
-                <w:rFonts w:ascii="Consolas" w:hAnsi="Consolas" w:eastAsia="Consolas"/>
-                <w:b w:val="0"/>
-                <w:sz w:val="16"/>
-              </w:rPr>
-              <w:t xml:space="preserve">    """Sum of unweighted_n and weighted_base over every subgroup of one wave."""</w:t>
+            <w:r>
+              <w:t>Sum of final_weight = sum of weighted_base over all subgroups</w:t>
             </w:r>
           </w:p>
+        </w:tc>
+      </w:tr>
+      <w:tr>
+        <w:tc>
+          <w:tcPr>
+            <w:tcW w:type="dxa" w:w="2740"/>
+          </w:tcPr>
           <w:p>
-            <w:pPr>
-              <w:spacing w:before="0" w:after="0" w:line="240" w:lineRule="auto"/>
-              <w:ind w:left="567" w:hanging="567"/>
-            </w:pPr>
-            <w:r>
-              <w:rPr>
-                <w:rFonts w:ascii="Consolas" w:hAnsi="Consolas" w:eastAsia="Consolas"/>
-                <w:b w:val="0"/>
-                <w:color w:val="5B6875"/>
-                <w:sz w:val="16"/>
-              </w:rPr>
-              <w:t xml:space="preserve">  16  </w:t>
-            </w:r>
-            <w:r>
-              <w:rPr>
-                <w:rFonts w:ascii="Consolas" w:hAnsi="Consolas" w:eastAsia="Consolas"/>
-                <w:b w:val="0"/>
-                <w:sz w:val="16"/>
-              </w:rPr>
-              <w:t xml:space="preserve">    row = (</w:t>
+            <w:r>
+              <w:t>Silver, wave W, in scope</w:t>
             </w:r>
           </w:p>
+        </w:tc>
+        <w:tc>
+          <w:tcPr>
+            <w:tcW w:type="dxa" w:w="2740"/>
+          </w:tcPr>
           <w:p>
-            <w:pPr>
-              <w:spacing w:before="0" w:after="0" w:line="240" w:lineRule="auto"/>
-              <w:ind w:left="567" w:hanging="567"/>
-            </w:pPr>
-            <w:r>
-              <w:rPr>
-                <w:rFonts w:ascii="Consolas" w:hAnsi="Consolas" w:eastAsia="Consolas"/>
-                <w:b w:val="0"/>
-                <w:color w:val="5B6875"/>
-                <w:sz w:val="16"/>
-              </w:rPr>
-              <w:t xml:space="preserve">  17  </w:t>
-            </w:r>
-            <w:r>
-              <w:rPr>
-                <w:rFonts w:ascii="Consolas" w:hAnsi="Consolas" w:eastAsia="Consolas"/>
-                <w:b w:val="0"/>
-                <w:sz w:val="16"/>
-              </w:rPr>
-              <w:t xml:space="preserve">        gold.filter(F.col("wave_id") == wave_id)</w:t>
+            <w:r>
+              <w:t>Gold, wave W</w:t>
             </w:r>
           </w:p>
+        </w:tc>
+        <w:tc>
+          <w:tcPr>
+            <w:tcW w:type="dxa" w:w="2740"/>
+          </w:tcPr>
           <w:p>
-            <w:pPr>
-              <w:spacing w:before="0" w:after="0" w:line="240" w:lineRule="auto"/>
-              <w:ind w:left="567" w:hanging="567"/>
-            </w:pPr>
-            <w:r>
-              <w:rPr>
-                <w:rFonts w:ascii="Consolas" w:hAnsi="Consolas" w:eastAsia="Consolas"/>
-                <w:b w:val="0"/>
-                <w:color w:val="5B6875"/>
-                <w:sz w:val="16"/>
-              </w:rPr>
-              <w:t xml:space="preserve">  18  </w:t>
-            </w:r>
-            <w:r>
-              <w:rPr>
-                <w:rFonts w:ascii="Consolas" w:hAnsi="Consolas" w:eastAsia="Consolas"/>
-                <w:b w:val="0"/>
-                <w:sz w:val="16"/>
-              </w:rPr>
-              <w:t xml:space="preserve">        .agg(F.coalesce(F.sum("unweighted_n"), F.lit(0)).alias("n"), F.coalesce(F.sum("weighted_base"), F.lit(0.0)).alias("w"))</w:t>
-            </w:r>
-          </w:p>
-          <w:p>
-            <w:pPr>
-              <w:spacing w:before="0" w:after="0" w:line="240" w:lineRule="auto"/>
-              <w:ind w:left="567" w:hanging="567"/>
-            </w:pPr>
-            <w:r>
-              <w:rPr>
-                <w:rFonts w:ascii="Consolas" w:hAnsi="Consolas" w:eastAsia="Consolas"/>
-                <w:b w:val="0"/>
-                <w:color w:val="5B6875"/>
-                <w:sz w:val="16"/>
-              </w:rPr>
-              <w:t xml:space="preserve">  19  </w:t>
-            </w:r>
-            <w:r>
-              <w:rPr>
-                <w:rFonts w:ascii="Consolas" w:hAnsi="Consolas" w:eastAsia="Consolas"/>
-                <w:b w:val="0"/>
-                <w:sz w:val="16"/>
-              </w:rPr>
-              <w:t xml:space="preserve">        .collect()[0]</w:t>
-            </w:r>
-          </w:p>
-          <w:p>
-            <w:pPr>
-              <w:spacing w:before="0" w:after="0" w:line="240" w:lineRule="auto"/>
-              <w:ind w:left="567" w:hanging="567"/>
-            </w:pPr>
-            <w:r>
-              <w:rPr>
-                <w:rFonts w:ascii="Consolas" w:hAnsi="Consolas" w:eastAsia="Consolas"/>
-                <w:b w:val="0"/>
-                <w:color w:val="5B6875"/>
-                <w:sz w:val="16"/>
-              </w:rPr>
-              <w:t xml:space="preserve">  20  </w:t>
-            </w:r>
-            <w:r>
-              <w:rPr>
-                <w:rFonts w:ascii="Consolas" w:hAnsi="Consolas" w:eastAsia="Consolas"/>
-                <w:b w:val="0"/>
-                <w:sz w:val="16"/>
-              </w:rPr>
-              <w:t xml:space="preserve">    )</w:t>
-            </w:r>
-          </w:p>
-          <w:p>
-            <w:pPr>
-              <w:spacing w:before="0" w:after="0" w:line="240" w:lineRule="auto"/>
-              <w:ind w:left="567" w:hanging="567"/>
-            </w:pPr>
-            <w:r>
-              <w:rPr>
-                <w:rFonts w:ascii="Consolas" w:hAnsi="Consolas" w:eastAsia="Consolas"/>
-                <w:b w:val="0"/>
-                <w:color w:val="5B6875"/>
-                <w:sz w:val="16"/>
-              </w:rPr>
-              <w:t xml:space="preserve">  21  </w:t>
-            </w:r>
-            <w:r>
-              <w:rPr>
-                <w:rFonts w:ascii="Consolas" w:hAnsi="Consolas" w:eastAsia="Consolas"/>
-                <w:b w:val="0"/>
-                <w:sz w:val="16"/>
-              </w:rPr>
-              <w:t xml:space="preserve">    return int(row["n"]), float(row["w"])</w:t>
-            </w:r>
-          </w:p>
-          <w:p>
-            <w:pPr>
-              <w:spacing w:before="0" w:after="0" w:line="240" w:lineRule="auto"/>
-              <w:ind w:left="567" w:hanging="567"/>
-            </w:pPr>
-            <w:r>
-              <w:rPr>
-                <w:rFonts w:ascii="Consolas" w:hAnsi="Consolas" w:eastAsia="Consolas"/>
-                <w:b w:val="0"/>
-                <w:color w:val="5B6875"/>
-                <w:sz w:val="16"/>
-              </w:rPr>
-              <w:t xml:space="preserve">  22  </w:t>
-            </w:r>
-            <w:r>
-              <w:rPr>
-                <w:rFonts w:ascii="Consolas" w:hAnsi="Consolas" w:eastAsia="Consolas"/>
-                <w:b w:val="0"/>
-                <w:sz w:val="16"/>
-              </w:rPr>
-              <w:t xml:space="preserve"> </w:t>
-            </w:r>
-          </w:p>
-          <w:p>
-            <w:pPr>
-              <w:spacing w:before="0" w:after="0" w:line="240" w:lineRule="auto"/>
-              <w:ind w:left="567" w:hanging="567"/>
-            </w:pPr>
-            <w:r>
-              <w:rPr>
-                <w:rFonts w:ascii="Consolas" w:hAnsi="Consolas" w:eastAsia="Consolas"/>
-                <w:b w:val="0"/>
-                <w:color w:val="5B6875"/>
-                <w:sz w:val="16"/>
-              </w:rPr>
-              <w:t xml:space="preserve">  23  </w:t>
-            </w:r>
-            <w:r>
-              <w:rPr>
-                <w:rFonts w:ascii="Consolas" w:hAnsi="Consolas" w:eastAsia="Consolas"/>
-                <w:b w:val="0"/>
-                <w:sz w:val="16"/>
-              </w:rPr>
-              <w:t xml:space="preserve"> </w:t>
-            </w:r>
-          </w:p>
-          <w:p>
-            <w:pPr>
-              <w:spacing w:before="0" w:after="0" w:line="240" w:lineRule="auto"/>
-              <w:ind w:left="567" w:hanging="567"/>
-            </w:pPr>
-            <w:r>
-              <w:rPr>
-                <w:rFonts w:ascii="Consolas" w:hAnsi="Consolas" w:eastAsia="Consolas"/>
-                <w:b w:val="0"/>
-                <w:color w:val="5B6875"/>
-                <w:sz w:val="16"/>
-              </w:rPr>
-              <w:t xml:space="preserve">  24  </w:t>
-            </w:r>
-            <w:r>
-              <w:rPr>
-                <w:rFonts w:ascii="Consolas" w:hAnsi="Consolas" w:eastAsia="Consolas"/>
-                <w:b w:val="0"/>
-                <w:sz w:val="16"/>
-              </w:rPr>
-              <w:t>def totals_match(expected: float, actual: float) -&gt; bool:</w:t>
-            </w:r>
-          </w:p>
-          <w:p>
-            <w:pPr>
-              <w:spacing w:before="0" w:after="0" w:line="240" w:lineRule="auto"/>
-              <w:ind w:left="567" w:hanging="567"/>
-            </w:pPr>
-            <w:r>
-              <w:rPr>
-                <w:rFonts w:ascii="Consolas" w:hAnsi="Consolas" w:eastAsia="Consolas"/>
-                <w:b w:val="0"/>
-                <w:color w:val="5B6875"/>
-                <w:sz w:val="16"/>
-              </w:rPr>
-              <w:t xml:space="preserve">  25  </w:t>
-            </w:r>
-            <w:r>
-              <w:rPr>
-                <w:rFonts w:ascii="Consolas" w:hAnsi="Consolas" w:eastAsia="Consolas"/>
-                <w:b w:val="0"/>
-                <w:sz w:val="16"/>
-              </w:rPr>
-              <w:t xml:space="preserve">    """Equal within floating-point tolerance, including totals near zero."""</w:t>
-            </w:r>
-          </w:p>
-          <w:p>
-            <w:pPr>
-              <w:spacing w:before="0" w:after="0" w:line="240" w:lineRule="auto"/>
-              <w:ind w:left="567" w:hanging="567"/>
-            </w:pPr>
-            <w:r>
-              <w:rPr>
-                <w:rFonts w:ascii="Consolas" w:hAnsi="Consolas" w:eastAsia="Consolas"/>
-                <w:b/>
-                <w:color w:val="5B6875"/>
-                <w:sz w:val="16"/>
-              </w:rPr>
-              <w:t xml:space="preserve"> [3]  </w:t>
-            </w:r>
-            <w:r>
-              <w:rPr>
-                <w:rFonts w:ascii="Consolas" w:hAnsi="Consolas" w:eastAsia="Consolas"/>
-                <w:b w:val="0"/>
-                <w:sz w:val="16"/>
-              </w:rPr>
-              <w:t xml:space="preserve">    return math.isclose(expected, actual, rel_tol=1e-9, abs_tol=1e-6)</w:t>
+            <w:r>
+              <w:t>Row count = sum of unweighted_n</w:t>
             </w:r>
           </w:p>
         </w:tc>
       </w:tr>
     </w:tbl>
     <w:p>
-      <w:pPr>
-        <w:pStyle w:val="ListNumber"/>
-      </w:pPr>
+      <w:r>
+        <w:rPr>
+          <w:b w:val="0"/>
+          <w:i w:val="0"/>
+        </w:rPr>
+        <w:t xml:space="preserve">Pick the right bronze figure. Bronze holds every delivery, redeliveries included, so its raw row count is larger than silver's by design. Compare </w:t>
+      </w:r>
       <w:r>
         <w:rPr>
           <w:b/>
-        </w:rPr>
-        <w:t xml:space="preserve">Line 7. </w:t>
-      </w:r>
-      <w:r>
-        <w:rPr>
-          <w:b w:val="0"/>
-          <w:i w:val="0"/>
-        </w:rPr>
-        <w:t>Same population as gold: one wave, in scope only.</w:t>
+          <w:i w:val="0"/>
+        </w:rPr>
+        <w:t>distinct keys</w:t>
+      </w:r>
+      <w:r>
+        <w:rPr>
+          <w:b w:val="0"/>
+          <w:i w:val="0"/>
+        </w:rPr>
+        <w:t>.</w:t>
       </w:r>
     </w:p>
     <w:p>
-      <w:pPr>
-        <w:pStyle w:val="ListNumber"/>
-      </w:pPr>
+      <w:r>
+        <w:rPr>
+          <w:b w:val="0"/>
+          <w:i w:val="0"/>
+        </w:rPr>
+        <w:t xml:space="preserve">Compare totals with a </w:t>
+      </w:r>
       <w:r>
         <w:rPr>
           <w:b/>
-        </w:rPr>
-        <w:t xml:space="preserve">Line 8. </w:t>
-      </w:r>
-      <w:r>
-        <w:rPr>
-          <w:b w:val="0"/>
-          <w:i w:val="0"/>
-        </w:rPr>
-        <w:t>Count and total in one pass. Coalesce so an empty wave gives 0, not NULL.</w:t>
+          <w:i w:val="0"/>
+        </w:rPr>
+        <w:t>tolerance</w:t>
+      </w:r>
+      <w:r>
+        <w:rPr>
+          <w:b w:val="0"/>
+          <w:i w:val="0"/>
+        </w:rPr>
+        <w:t xml:space="preserve">. Floating-point sums depend on the order Spark adds values in, which varies with partitioning, so two correct totals can differ in the last digits. In Python, </w:t>
+      </w:r>
+      <w:r>
+        <w:rPr>
+          <w:rFonts w:ascii="Consolas" w:hAnsi="Consolas" w:eastAsia="Consolas"/>
+          <w:b w:val="0"/>
+          <w:sz w:val="19"/>
+        </w:rPr>
+        <w:t>0.1 + 0.2 == 0.3</w:t>
+      </w:r>
+      <w:r>
+        <w:rPr>
+          <w:b w:val="0"/>
+          <w:i w:val="0"/>
+        </w:rPr>
+        <w:t xml:space="preserve"> is </w:t>
+      </w:r>
+      <w:r>
+        <w:rPr>
+          <w:rFonts w:ascii="Consolas" w:hAnsi="Consolas" w:eastAsia="Consolas"/>
+          <w:b w:val="0"/>
+          <w:sz w:val="19"/>
+        </w:rPr>
+        <w:t>False</w:t>
+      </w:r>
+      <w:r>
+        <w:rPr>
+          <w:b w:val="0"/>
+          <w:i w:val="0"/>
+        </w:rPr>
+        <w:t xml:space="preserve">. Use </w:t>
+      </w:r>
+      <w:r>
+        <w:rPr>
+          <w:rFonts w:ascii="Consolas" w:hAnsi="Consolas" w:eastAsia="Consolas"/>
+          <w:b w:val="0"/>
+          <w:sz w:val="19"/>
+        </w:rPr>
+        <w:t>math.isclose(a, b, rel_tol=1e-9, abs_tol=1e-6)</w:t>
+      </w:r>
+      <w:r>
+        <w:rPr>
+          <w:b w:val="0"/>
+          <w:i w:val="0"/>
+        </w:rPr>
+        <w:t xml:space="preserve">. The </w:t>
+      </w:r>
+      <w:r>
+        <w:rPr>
+          <w:rFonts w:ascii="Consolas" w:hAnsi="Consolas" w:eastAsia="Consolas"/>
+          <w:b w:val="0"/>
+          <w:sz w:val="19"/>
+        </w:rPr>
+        <w:t>abs_tol</w:t>
+      </w:r>
+      <w:r>
+        <w:rPr>
+          <w:b w:val="0"/>
+          <w:i w:val="0"/>
+        </w:rPr>
+        <w:t xml:space="preserve"> handles totals near zero, where a relative tolerance means nothing.</w:t>
       </w:r>
     </w:p>
     <w:p>
-      <w:pPr>
-        <w:pStyle w:val="ListNumber"/>
-      </w:pPr>
+      <w:r>
+        <w:rPr>
+          <w:b w:val="0"/>
+          <w:i w:val="0"/>
+        </w:rPr>
+        <w:t xml:space="preserve">Compute each side with one aggregation, record the result as a structured check (expected, actual, status), and treat a failed reconciliation as </w:t>
+      </w:r>
       <w:r>
         <w:rPr>
           <w:b/>
-        </w:rPr>
-        <w:t xml:space="preserve">Line 26. </w:t>
-      </w:r>
-      <w:r>
-        <w:rPr>
-          <w:b w:val="0"/>
-          <w:i w:val="0"/>
-        </w:rPr>
-        <w:t>Tolerant comparison for floating-point totals.</w:t>
+          <w:i w:val="0"/>
+        </w:rPr>
+        <w:t>CRITICAL</w:t>
+      </w:r>
+      <w:r>
+        <w:rPr>
+          <w:b w:val="0"/>
+          <w:i w:val="0"/>
+        </w:rPr>
+        <w:t>. If gold does not add up to silver, every published figure for that wave is suspect.</w:t>
       </w:r>
     </w:p>
     <w:p>
@@ -6749,7 +6257,7 @@
           <w:b w:val="0"/>
           <w:i w:val="0"/>
         </w:rPr>
-        <w:t>Silver and gold totals are computed the same way and compared with tolerance. A mismatch becomes a CRITICAL result with numbers, not a print.</w:t>
+        <w:t>Run reconciliation after each layer loads and before anything downstream reads it. Store the results with the run log, so you can show that every published wave reconciled.</w:t>
       </w:r>
     </w:p>
     <w:p>
@@ -6757,83 +6265,55 @@
         <w:pStyle w:val="Heading4"/>
       </w:pPr>
       <w:r>
-        <w:t>Recap card</w:t>
+        <w:t>Why it matters</w:t>
       </w:r>
     </w:p>
     <w:p>
-      <w:pPr>
-        <w:pStyle w:val="ListBullet"/>
-      </w:pPr>
-      <w:r>
-        <w:rPr>
-          <w:b/>
-          <w:i w:val="0"/>
-        </w:rPr>
-        <w:t>Bronze figure that must match silver's row count for a wave</w:t>
-      </w:r>
-      <w:r>
-        <w:rPr>
-          <w:b w:val="0"/>
-          <w:i w:val="0"/>
-        </w:rPr>
-        <w:t xml:space="preserve"> Distinct (respondent_id, wave_id) keys, not raw bronze rows, because bronze keeps every delivery.</w:t>
+      <w:r>
+        <w:rPr>
+          <w:b w:val="0"/>
+          <w:i w:val="0"/>
+        </w:rPr>
+        <w:t xml:space="preserve">A gold job joins silver to a region lookup with an inner join. A supplier introduces a new region code, </w:t>
+      </w:r>
+      <w:r>
+        <w:rPr>
+          <w:rFonts w:ascii="Consolas" w:hAnsi="Consolas" w:eastAsia="Consolas"/>
+          <w:b w:val="0"/>
+          <w:sz w:val="19"/>
+        </w:rPr>
+        <w:t>NI</w:t>
+      </w:r>
+      <w:r>
+        <w:rPr>
+          <w:b w:val="0"/>
+          <w:i w:val="0"/>
+        </w:rPr>
+        <w:t>, that the lookup does not have. 312 respondents drop out of gold without an error. Weighted reach for the wave looks plausible, because the base shrank along with the reach.</w:t>
       </w:r>
     </w:p>
     <w:p>
-      <w:pPr>
-        <w:pStyle w:val="ListBullet"/>
-      </w:pPr>
-      <w:r>
-        <w:rPr>
-          <w:b/>
-          <w:i w:val="0"/>
-        </w:rPr>
-        <w:t>Silver-to-gold reconciliation</w:t>
-      </w:r>
-      <w:r>
-        <w:rPr>
-          <w:b w:val="0"/>
-          <w:i w:val="0"/>
-        </w:rPr>
-        <w:t xml:space="preserve"> In-scope silver weight total = sum of gold weighted_base; in-scope silver rows = sum of unweighted_n.</w:t>
-      </w:r>
-    </w:p>
-    <w:p>
-      <w:pPr>
-        <w:pStyle w:val="ListBullet"/>
-      </w:pPr>
-      <w:r>
-        <w:rPr>
-          <w:b/>
-          <w:i w:val="0"/>
-        </w:rPr>
-        <w:t>How to compare floating-point totals</w:t>
-      </w:r>
-      <w:r>
-        <w:rPr>
-          <w:b w:val="0"/>
-          <w:i w:val="0"/>
-        </w:rPr>
-        <w:t xml:space="preserve"> math.isclose(a, b, rel_tol=1e-9, abs_tol=1e-6). Never ==.</w:t>
-      </w:r>
-    </w:p>
-    <w:p>
-      <w:pPr>
-        <w:pStyle w:val="ListBullet"/>
-      </w:pPr>
-      <w:r>
-        <w:rPr>
-          <w:b/>
-          <w:i w:val="0"/>
-        </w:rPr>
-        <w:t>Severity of a failed reconciliation</w:t>
-      </w:r>
-      <w:r>
-        <w:rPr>
-          <w:b w:val="0"/>
-          <w:i w:val="0"/>
-        </w:rPr>
-        <w:t xml:space="preserve"> CRITICAL. Every figure for the wave is suspect until it passes.</w:t>
+      <w:r>
+        <w:rPr>
+          <w:b w:val="0"/>
+          <w:i w:val="0"/>
+        </w:rPr>
+        <w:t xml:space="preserve">A reconciliation of silver's in-scope weight total against the sum of gold's </w:t>
+      </w:r>
+      <w:r>
+        <w:rPr>
+          <w:rFonts w:ascii="Consolas" w:hAnsi="Consolas" w:eastAsia="Consolas"/>
+          <w:b w:val="0"/>
+          <w:sz w:val="19"/>
+        </w:rPr>
+        <w:t>weighted_base</w:t>
+      </w:r>
+      <w:r>
+        <w:rPr>
+          <w:b w:val="0"/>
+          <w:i w:val="0"/>
+        </w:rPr>
+        <w:t xml:space="preserve"> catches the 1.8% gap on the same run. The alert names the wave and the size of the difference, and the fix is a lookup update, not a client complaint.</w:t>
       </w:r>
     </w:p>
     <w:p>
@@ -6841,122 +6321,7 @@
         <w:pStyle w:val="Heading4"/>
       </w:pPr>
       <w:r>
-        <w:t>Practice</w:t>
-      </w:r>
-    </w:p>
-    <w:p>
-      <w:pPr>
-        <w:pStyle w:val="Heading5"/>
-      </w:pPr>
-      <w:r>
-        <w:t>Exercise 1. Multiple choice (level 1)</w:t>
-      </w:r>
-    </w:p>
-    <w:p>
-      <w:r>
-        <w:rPr>
-          <w:b w:val="0"/>
-          <w:i w:val="0"/>
-        </w:rPr>
-        <w:t>Wave W14 was delivered twice to bronze. What should the silver row count for W14 equal?</w:t>
-      </w:r>
-    </w:p>
-    <w:p>
-      <w:pPr>
-        <w:pStyle w:val="ListBullet"/>
-      </w:pPr>
-      <w:r>
-        <w:rPr>
-          <w:b w:val="0"/>
-          <w:i w:val="0"/>
-        </w:rPr>
-        <w:t>a) The bronze row count for W14</w:t>
-      </w:r>
-    </w:p>
-    <w:p>
-      <w:pPr>
-        <w:pStyle w:val="ListBullet"/>
-      </w:pPr>
-      <w:r>
-        <w:rPr>
-          <w:b w:val="0"/>
-          <w:i w:val="0"/>
-        </w:rPr>
-        <w:t>b) The number of distinct (respondent_id, wave_id) keys in bronze for W14</w:t>
-      </w:r>
-    </w:p>
-    <w:p>
-      <w:pPr>
-        <w:pStyle w:val="ListBullet"/>
-      </w:pPr>
-      <w:r>
-        <w:rPr>
-          <w:b w:val="0"/>
-          <w:i w:val="0"/>
-        </w:rPr>
-        <w:t>c) Half the bronze row count for W14</w:t>
-      </w:r>
-    </w:p>
-    <w:p>
-      <w:pPr>
-        <w:pStyle w:val="ListBullet"/>
-      </w:pPr>
-      <w:r>
-        <w:rPr>
-          <w:b w:val="0"/>
-          <w:i w:val="0"/>
-        </w:rPr>
-        <w:t>d) The row count of the latest delivery only</w:t>
-      </w:r>
-    </w:p>
-    <w:p>
-      <w:r>
-        <w:rPr>
-          <w:b/>
-          <w:i w:val="0"/>
-        </w:rPr>
-        <w:t>Why?</w:t>
-      </w:r>
-    </w:p>
-    <w:p>
-      <w:pPr>
-        <w:pStyle w:val="ListBullet"/>
-      </w:pPr>
-      <w:r>
-        <w:rPr>
-          <w:b w:val="0"/>
-          <w:i w:val="0"/>
-        </w:rPr>
-        <w:t>r1) Silver keeps one row per key, the newest version, so it matches the number of distinct keys across all deliveries.</w:t>
-      </w:r>
-    </w:p>
-    <w:p>
-      <w:pPr>
-        <w:pStyle w:val="ListBullet"/>
-      </w:pPr>
-      <w:r>
-        <w:rPr>
-          <w:b w:val="0"/>
-          <w:i w:val="0"/>
-        </w:rPr>
-        <w:t>r2) Bronze deletes old deliveries after silver loads.</w:t>
-      </w:r>
-    </w:p>
-    <w:p>
-      <w:pPr>
-        <w:pStyle w:val="Heading5"/>
-      </w:pPr>
-      <w:r>
-        <w:t>Exercise 2. Predict the output (level 2)</w:t>
-      </w:r>
-    </w:p>
-    <w:p>
-      <w:r>
-        <w:rPr>
-          <w:b w:val="0"/>
-          <w:i w:val="0"/>
-        </w:rPr>
-        <w:t>What does this print?</w:t>
+        <w:t>Worked example: weak code</w:t>
       </w:r>
     </w:p>
     <w:tbl>
@@ -6994,6 +6359,1087 @@
                 <w:b w:val="0"/>
                 <w:sz w:val="16"/>
               </w:rPr>
+              <w:t>def reconcile(bronze, silver, wave):</w:t>
+            </w:r>
+          </w:p>
+          <w:p>
+            <w:pPr>
+              <w:spacing w:before="0" w:after="0" w:line="240" w:lineRule="auto"/>
+              <w:ind w:left="567" w:hanging="567"/>
+            </w:pPr>
+            <w:r>
+              <w:rPr>
+                <w:rFonts w:ascii="Consolas" w:hAnsi="Consolas" w:eastAsia="Consolas"/>
+                <w:b/>
+                <w:color w:val="5B6875"/>
+                <w:sz w:val="16"/>
+              </w:rPr>
+              <w:t xml:space="preserve"> [1]  </w:t>
+            </w:r>
+            <w:r>
+              <w:rPr>
+                <w:rFonts w:ascii="Consolas" w:hAnsi="Consolas" w:eastAsia="Consolas"/>
+                <w:b w:val="0"/>
+                <w:sz w:val="16"/>
+              </w:rPr>
+              <w:t xml:space="preserve">    b = bronze.filter(F.col("wave_id") == wave).count()</w:t>
+            </w:r>
+          </w:p>
+          <w:p>
+            <w:pPr>
+              <w:spacing w:before="0" w:after="0" w:line="240" w:lineRule="auto"/>
+              <w:ind w:left="567" w:hanging="567"/>
+            </w:pPr>
+            <w:r>
+              <w:rPr>
+                <w:rFonts w:ascii="Consolas" w:hAnsi="Consolas" w:eastAsia="Consolas"/>
+                <w:b w:val="0"/>
+                <w:color w:val="5B6875"/>
+                <w:sz w:val="16"/>
+              </w:rPr>
+              <w:t xml:space="preserve">   3  </w:t>
+            </w:r>
+            <w:r>
+              <w:rPr>
+                <w:rFonts w:ascii="Consolas" w:hAnsi="Consolas" w:eastAsia="Consolas"/>
+                <w:b w:val="0"/>
+                <w:sz w:val="16"/>
+              </w:rPr>
+              <w:t xml:space="preserve">    s = silver.filter(F.col("wave_id") == wave).count()</w:t>
+            </w:r>
+          </w:p>
+          <w:p>
+            <w:pPr>
+              <w:spacing w:before="0" w:after="0" w:line="240" w:lineRule="auto"/>
+              <w:ind w:left="567" w:hanging="567"/>
+            </w:pPr>
+            <w:r>
+              <w:rPr>
+                <w:rFonts w:ascii="Consolas" w:hAnsi="Consolas" w:eastAsia="Consolas"/>
+                <w:b/>
+                <w:color w:val="5B6875"/>
+                <w:sz w:val="16"/>
+              </w:rPr>
+              <w:t xml:space="preserve"> [2]  </w:t>
+            </w:r>
+            <w:r>
+              <w:rPr>
+                <w:rFonts w:ascii="Consolas" w:hAnsi="Consolas" w:eastAsia="Consolas"/>
+                <w:b w:val="0"/>
+                <w:sz w:val="16"/>
+              </w:rPr>
+              <w:t xml:space="preserve">    if b != s:</w:t>
+            </w:r>
+          </w:p>
+          <w:p>
+            <w:pPr>
+              <w:spacing w:before="0" w:after="0" w:line="240" w:lineRule="auto"/>
+              <w:ind w:left="567" w:hanging="567"/>
+            </w:pPr>
+            <w:r>
+              <w:rPr>
+                <w:rFonts w:ascii="Consolas" w:hAnsi="Consolas" w:eastAsia="Consolas"/>
+                <w:b/>
+                <w:color w:val="5B6875"/>
+                <w:sz w:val="16"/>
+              </w:rPr>
+              <w:t xml:space="preserve"> [3]  </w:t>
+            </w:r>
+            <w:r>
+              <w:rPr>
+                <w:rFonts w:ascii="Consolas" w:hAnsi="Consolas" w:eastAsia="Consolas"/>
+                <w:b w:val="0"/>
+                <w:sz w:val="16"/>
+              </w:rPr>
+              <w:t xml:space="preserve">        print(f"mismatch {b} vs {s}")</w:t>
+            </w:r>
+          </w:p>
+        </w:tc>
+      </w:tr>
+    </w:tbl>
+    <w:p>
+      <w:pPr>
+        <w:pStyle w:val="ListNumber"/>
+      </w:pPr>
+      <w:r>
+        <w:rPr>
+          <w:b/>
+        </w:rPr>
+        <w:t xml:space="preserve">Line 2. </w:t>
+      </w:r>
+      <w:r>
+        <w:rPr>
+          <w:b w:val="0"/>
+          <w:i w:val="0"/>
+        </w:rPr>
+        <w:t>Counts every delivery, redeliveries included. A redelivered wave always mismatches.</w:t>
+      </w:r>
+    </w:p>
+    <w:p>
+      <w:pPr>
+        <w:pStyle w:val="ListNumber"/>
+      </w:pPr>
+      <w:r>
+        <w:rPr>
+          <w:b/>
+        </w:rPr>
+        <w:t xml:space="preserve">Line 4. </w:t>
+      </w:r>
+      <w:r>
+        <w:rPr>
+          <w:b w:val="0"/>
+          <w:i w:val="0"/>
+        </w:rPr>
+        <w:t>Exact equality: fine for counts, wrong for weight totals.</w:t>
+      </w:r>
+    </w:p>
+    <w:p>
+      <w:pPr>
+        <w:pStyle w:val="ListNumber"/>
+      </w:pPr>
+      <w:r>
+        <w:rPr>
+          <w:b/>
+        </w:rPr>
+        <w:t xml:space="preserve">Line 5. </w:t>
+      </w:r>
+      <w:r>
+        <w:rPr>
+          <w:b w:val="0"/>
+          <w:i w:val="0"/>
+        </w:rPr>
+        <w:t>A print that nobody reads, and the pipeline carries on.</w:t>
+      </w:r>
+    </w:p>
+    <w:p>
+      <w:pPr>
+        <w:pStyle w:val="Heading4"/>
+      </w:pPr>
+      <w:r>
+        <w:t>Worked example: strong code</w:t>
+      </w:r>
+    </w:p>
+    <w:tbl>
+      <w:tblPr>
+        <w:tblW w:type="auto" w:w="0"/>
+        <w:jc w:val="left"/>
+        <w:tblLook w:firstColumn="1" w:firstRow="1" w:lastColumn="0" w:lastRow="0" w:noHBand="0" w:noVBand="1" w:val="04A0"/>
+      </w:tblPr>
+      <w:tblGrid>
+        <w:gridCol w:w="8221"/>
+      </w:tblGrid>
+      <w:tr>
+        <w:tc>
+          <w:tcPr>
+            <w:tcW w:type="dxa" w:w="8221"/>
+            <w:shd w:val="clear" w:color="auto" w:fill="F2F4F7"/>
+          </w:tcPr>
+          <w:p>
+            <w:pPr>
+              <w:spacing w:before="0" w:after="0" w:line="240" w:lineRule="auto"/>
+              <w:ind w:left="567" w:hanging="567"/>
+            </w:pPr>
+            <w:r>
+              <w:rPr>
+                <w:rFonts w:ascii="Consolas" w:hAnsi="Consolas" w:eastAsia="Consolas"/>
+                <w:b w:val="0"/>
+                <w:color w:val="5B6875"/>
+                <w:sz w:val="16"/>
+              </w:rPr>
+              <w:t xml:space="preserve">   1  </w:t>
+            </w:r>
+            <w:r>
+              <w:rPr>
+                <w:rFonts w:ascii="Consolas" w:hAnsi="Consolas" w:eastAsia="Consolas"/>
+                <w:b w:val="0"/>
+                <w:sz w:val="16"/>
+              </w:rPr>
+              <w:t>import math</w:t>
+            </w:r>
+          </w:p>
+          <w:p>
+            <w:pPr>
+              <w:spacing w:before="0" w:after="0" w:line="240" w:lineRule="auto"/>
+              <w:ind w:left="567" w:hanging="567"/>
+            </w:pPr>
+            <w:r>
+              <w:rPr>
+                <w:rFonts w:ascii="Consolas" w:hAnsi="Consolas" w:eastAsia="Consolas"/>
+                <w:b w:val="0"/>
+                <w:color w:val="5B6875"/>
+                <w:sz w:val="16"/>
+              </w:rPr>
+              <w:t xml:space="preserve">   2  </w:t>
+            </w:r>
+            <w:r>
+              <w:rPr>
+                <w:rFonts w:ascii="Consolas" w:hAnsi="Consolas" w:eastAsia="Consolas"/>
+                <w:b w:val="0"/>
+                <w:sz w:val="16"/>
+              </w:rPr>
+              <w:t xml:space="preserve"> </w:t>
+            </w:r>
+          </w:p>
+          <w:p>
+            <w:pPr>
+              <w:spacing w:before="0" w:after="0" w:line="240" w:lineRule="auto"/>
+              <w:ind w:left="567" w:hanging="567"/>
+            </w:pPr>
+            <w:r>
+              <w:rPr>
+                <w:rFonts w:ascii="Consolas" w:hAnsi="Consolas" w:eastAsia="Consolas"/>
+                <w:b w:val="0"/>
+                <w:color w:val="5B6875"/>
+                <w:sz w:val="16"/>
+              </w:rPr>
+              <w:t xml:space="preserve">   3  </w:t>
+            </w:r>
+            <w:r>
+              <w:rPr>
+                <w:rFonts w:ascii="Consolas" w:hAnsi="Consolas" w:eastAsia="Consolas"/>
+                <w:b w:val="0"/>
+                <w:sz w:val="16"/>
+              </w:rPr>
+              <w:t xml:space="preserve"> </w:t>
+            </w:r>
+          </w:p>
+          <w:p>
+            <w:pPr>
+              <w:spacing w:before="0" w:after="0" w:line="240" w:lineRule="auto"/>
+              <w:ind w:left="567" w:hanging="567"/>
+            </w:pPr>
+            <w:r>
+              <w:rPr>
+                <w:rFonts w:ascii="Consolas" w:hAnsi="Consolas" w:eastAsia="Consolas"/>
+                <w:b w:val="0"/>
+                <w:color w:val="5B6875"/>
+                <w:sz w:val="16"/>
+              </w:rPr>
+              <w:t xml:space="preserve">   4  </w:t>
+            </w:r>
+            <w:r>
+              <w:rPr>
+                <w:rFonts w:ascii="Consolas" w:hAnsi="Consolas" w:eastAsia="Consolas"/>
+                <w:b w:val="0"/>
+                <w:sz w:val="16"/>
+              </w:rPr>
+              <w:t>def silver_totals(silver: DataFrame, wave_id: str) -&gt; tuple[int, float]:</w:t>
+            </w:r>
+          </w:p>
+          <w:p>
+            <w:pPr>
+              <w:spacing w:before="0" w:after="0" w:line="240" w:lineRule="auto"/>
+              <w:ind w:left="567" w:hanging="567"/>
+            </w:pPr>
+            <w:r>
+              <w:rPr>
+                <w:rFonts w:ascii="Consolas" w:hAnsi="Consolas" w:eastAsia="Consolas"/>
+                <w:b w:val="0"/>
+                <w:color w:val="5B6875"/>
+                <w:sz w:val="16"/>
+              </w:rPr>
+              <w:t xml:space="preserve">   5  </w:t>
+            </w:r>
+            <w:r>
+              <w:rPr>
+                <w:rFonts w:ascii="Consolas" w:hAnsi="Consolas" w:eastAsia="Consolas"/>
+                <w:b w:val="0"/>
+                <w:sz w:val="16"/>
+              </w:rPr>
+              <w:t xml:space="preserve">    """In-scope row count and weight total for one wave, in one pass."""</w:t>
+            </w:r>
+          </w:p>
+          <w:p>
+            <w:pPr>
+              <w:spacing w:before="0" w:after="0" w:line="240" w:lineRule="auto"/>
+              <w:ind w:left="567" w:hanging="567"/>
+            </w:pPr>
+            <w:r>
+              <w:rPr>
+                <w:rFonts w:ascii="Consolas" w:hAnsi="Consolas" w:eastAsia="Consolas"/>
+                <w:b w:val="0"/>
+                <w:color w:val="5B6875"/>
+                <w:sz w:val="16"/>
+              </w:rPr>
+              <w:t xml:space="preserve">   6  </w:t>
+            </w:r>
+            <w:r>
+              <w:rPr>
+                <w:rFonts w:ascii="Consolas" w:hAnsi="Consolas" w:eastAsia="Consolas"/>
+                <w:b w:val="0"/>
+                <w:sz w:val="16"/>
+              </w:rPr>
+              <w:t xml:space="preserve">    row = (</w:t>
+            </w:r>
+          </w:p>
+          <w:p>
+            <w:pPr>
+              <w:spacing w:before="0" w:after="0" w:line="240" w:lineRule="auto"/>
+              <w:ind w:left="567" w:hanging="567"/>
+            </w:pPr>
+            <w:r>
+              <w:rPr>
+                <w:rFonts w:ascii="Consolas" w:hAnsi="Consolas" w:eastAsia="Consolas"/>
+                <w:b/>
+                <w:color w:val="5B6875"/>
+                <w:sz w:val="16"/>
+              </w:rPr>
+              <w:t xml:space="preserve"> [1]  </w:t>
+            </w:r>
+            <w:r>
+              <w:rPr>
+                <w:rFonts w:ascii="Consolas" w:hAnsi="Consolas" w:eastAsia="Consolas"/>
+                <w:b w:val="0"/>
+                <w:sz w:val="16"/>
+              </w:rPr>
+              <w:t xml:space="preserve">        silver.filter((F.col("wave_id") == wave_id) &amp; F.col("in_scope"))</w:t>
+            </w:r>
+          </w:p>
+          <w:p>
+            <w:pPr>
+              <w:spacing w:before="0" w:after="0" w:line="240" w:lineRule="auto"/>
+              <w:ind w:left="567" w:hanging="567"/>
+            </w:pPr>
+            <w:r>
+              <w:rPr>
+                <w:rFonts w:ascii="Consolas" w:hAnsi="Consolas" w:eastAsia="Consolas"/>
+                <w:b/>
+                <w:color w:val="5B6875"/>
+                <w:sz w:val="16"/>
+              </w:rPr>
+              <w:t xml:space="preserve"> [2]  </w:t>
+            </w:r>
+            <w:r>
+              <w:rPr>
+                <w:rFonts w:ascii="Consolas" w:hAnsi="Consolas" w:eastAsia="Consolas"/>
+                <w:b w:val="0"/>
+                <w:sz w:val="16"/>
+              </w:rPr>
+              <w:t xml:space="preserve">        .agg(F.count("*").alias("n"), F.coalesce(F.sum("final_weight"), F.lit(0.0)).alias("w"))</w:t>
+            </w:r>
+          </w:p>
+          <w:p>
+            <w:pPr>
+              <w:spacing w:before="0" w:after="0" w:line="240" w:lineRule="auto"/>
+              <w:ind w:left="567" w:hanging="567"/>
+            </w:pPr>
+            <w:r>
+              <w:rPr>
+                <w:rFonts w:ascii="Consolas" w:hAnsi="Consolas" w:eastAsia="Consolas"/>
+                <w:b w:val="0"/>
+                <w:color w:val="5B6875"/>
+                <w:sz w:val="16"/>
+              </w:rPr>
+              <w:t xml:space="preserve">   9  </w:t>
+            </w:r>
+            <w:r>
+              <w:rPr>
+                <w:rFonts w:ascii="Consolas" w:hAnsi="Consolas" w:eastAsia="Consolas"/>
+                <w:b w:val="0"/>
+                <w:sz w:val="16"/>
+              </w:rPr>
+              <w:t xml:space="preserve">        .collect()[0]</w:t>
+            </w:r>
+          </w:p>
+          <w:p>
+            <w:pPr>
+              <w:spacing w:before="0" w:after="0" w:line="240" w:lineRule="auto"/>
+              <w:ind w:left="567" w:hanging="567"/>
+            </w:pPr>
+            <w:r>
+              <w:rPr>
+                <w:rFonts w:ascii="Consolas" w:hAnsi="Consolas" w:eastAsia="Consolas"/>
+                <w:b w:val="0"/>
+                <w:color w:val="5B6875"/>
+                <w:sz w:val="16"/>
+              </w:rPr>
+              <w:t xml:space="preserve">  10  </w:t>
+            </w:r>
+            <w:r>
+              <w:rPr>
+                <w:rFonts w:ascii="Consolas" w:hAnsi="Consolas" w:eastAsia="Consolas"/>
+                <w:b w:val="0"/>
+                <w:sz w:val="16"/>
+              </w:rPr>
+              <w:t xml:space="preserve">    )</w:t>
+            </w:r>
+          </w:p>
+          <w:p>
+            <w:pPr>
+              <w:spacing w:before="0" w:after="0" w:line="240" w:lineRule="auto"/>
+              <w:ind w:left="567" w:hanging="567"/>
+            </w:pPr>
+            <w:r>
+              <w:rPr>
+                <w:rFonts w:ascii="Consolas" w:hAnsi="Consolas" w:eastAsia="Consolas"/>
+                <w:b w:val="0"/>
+                <w:color w:val="5B6875"/>
+                <w:sz w:val="16"/>
+              </w:rPr>
+              <w:t xml:space="preserve">  11  </w:t>
+            </w:r>
+            <w:r>
+              <w:rPr>
+                <w:rFonts w:ascii="Consolas" w:hAnsi="Consolas" w:eastAsia="Consolas"/>
+                <w:b w:val="0"/>
+                <w:sz w:val="16"/>
+              </w:rPr>
+              <w:t xml:space="preserve">    return int(row["n"]), float(row["w"])</w:t>
+            </w:r>
+          </w:p>
+          <w:p>
+            <w:pPr>
+              <w:spacing w:before="0" w:after="0" w:line="240" w:lineRule="auto"/>
+              <w:ind w:left="567" w:hanging="567"/>
+            </w:pPr>
+            <w:r>
+              <w:rPr>
+                <w:rFonts w:ascii="Consolas" w:hAnsi="Consolas" w:eastAsia="Consolas"/>
+                <w:b w:val="0"/>
+                <w:color w:val="5B6875"/>
+                <w:sz w:val="16"/>
+              </w:rPr>
+              <w:t xml:space="preserve">  12  </w:t>
+            </w:r>
+            <w:r>
+              <w:rPr>
+                <w:rFonts w:ascii="Consolas" w:hAnsi="Consolas" w:eastAsia="Consolas"/>
+                <w:b w:val="0"/>
+                <w:sz w:val="16"/>
+              </w:rPr>
+              <w:t xml:space="preserve"> </w:t>
+            </w:r>
+          </w:p>
+          <w:p>
+            <w:pPr>
+              <w:spacing w:before="0" w:after="0" w:line="240" w:lineRule="auto"/>
+              <w:ind w:left="567" w:hanging="567"/>
+            </w:pPr>
+            <w:r>
+              <w:rPr>
+                <w:rFonts w:ascii="Consolas" w:hAnsi="Consolas" w:eastAsia="Consolas"/>
+                <w:b w:val="0"/>
+                <w:color w:val="5B6875"/>
+                <w:sz w:val="16"/>
+              </w:rPr>
+              <w:t xml:space="preserve">  13  </w:t>
+            </w:r>
+            <w:r>
+              <w:rPr>
+                <w:rFonts w:ascii="Consolas" w:hAnsi="Consolas" w:eastAsia="Consolas"/>
+                <w:b w:val="0"/>
+                <w:sz w:val="16"/>
+              </w:rPr>
+              <w:t xml:space="preserve"> </w:t>
+            </w:r>
+          </w:p>
+          <w:p>
+            <w:pPr>
+              <w:spacing w:before="0" w:after="0" w:line="240" w:lineRule="auto"/>
+              <w:ind w:left="567" w:hanging="567"/>
+            </w:pPr>
+            <w:r>
+              <w:rPr>
+                <w:rFonts w:ascii="Consolas" w:hAnsi="Consolas" w:eastAsia="Consolas"/>
+                <w:b w:val="0"/>
+                <w:color w:val="5B6875"/>
+                <w:sz w:val="16"/>
+              </w:rPr>
+              <w:t xml:space="preserve">  14  </w:t>
+            </w:r>
+            <w:r>
+              <w:rPr>
+                <w:rFonts w:ascii="Consolas" w:hAnsi="Consolas" w:eastAsia="Consolas"/>
+                <w:b w:val="0"/>
+                <w:sz w:val="16"/>
+              </w:rPr>
+              <w:t>def gold_totals(gold: DataFrame, wave_id: str) -&gt; tuple[int, float]:</w:t>
+            </w:r>
+          </w:p>
+          <w:p>
+            <w:pPr>
+              <w:spacing w:before="0" w:after="0" w:line="240" w:lineRule="auto"/>
+              <w:ind w:left="567" w:hanging="567"/>
+            </w:pPr>
+            <w:r>
+              <w:rPr>
+                <w:rFonts w:ascii="Consolas" w:hAnsi="Consolas" w:eastAsia="Consolas"/>
+                <w:b w:val="0"/>
+                <w:color w:val="5B6875"/>
+                <w:sz w:val="16"/>
+              </w:rPr>
+              <w:t xml:space="preserve">  15  </w:t>
+            </w:r>
+            <w:r>
+              <w:rPr>
+                <w:rFonts w:ascii="Consolas" w:hAnsi="Consolas" w:eastAsia="Consolas"/>
+                <w:b w:val="0"/>
+                <w:sz w:val="16"/>
+              </w:rPr>
+              <w:t xml:space="preserve">    """Sum of unweighted_n and weighted_base over every subgroup of one wave."""</w:t>
+            </w:r>
+          </w:p>
+          <w:p>
+            <w:pPr>
+              <w:spacing w:before="0" w:after="0" w:line="240" w:lineRule="auto"/>
+              <w:ind w:left="567" w:hanging="567"/>
+            </w:pPr>
+            <w:r>
+              <w:rPr>
+                <w:rFonts w:ascii="Consolas" w:hAnsi="Consolas" w:eastAsia="Consolas"/>
+                <w:b w:val="0"/>
+                <w:color w:val="5B6875"/>
+                <w:sz w:val="16"/>
+              </w:rPr>
+              <w:t xml:space="preserve">  16  </w:t>
+            </w:r>
+            <w:r>
+              <w:rPr>
+                <w:rFonts w:ascii="Consolas" w:hAnsi="Consolas" w:eastAsia="Consolas"/>
+                <w:b w:val="0"/>
+                <w:sz w:val="16"/>
+              </w:rPr>
+              <w:t xml:space="preserve">    row = (</w:t>
+            </w:r>
+          </w:p>
+          <w:p>
+            <w:pPr>
+              <w:spacing w:before="0" w:after="0" w:line="240" w:lineRule="auto"/>
+              <w:ind w:left="567" w:hanging="567"/>
+            </w:pPr>
+            <w:r>
+              <w:rPr>
+                <w:rFonts w:ascii="Consolas" w:hAnsi="Consolas" w:eastAsia="Consolas"/>
+                <w:b w:val="0"/>
+                <w:color w:val="5B6875"/>
+                <w:sz w:val="16"/>
+              </w:rPr>
+              <w:t xml:space="preserve">  17  </w:t>
+            </w:r>
+            <w:r>
+              <w:rPr>
+                <w:rFonts w:ascii="Consolas" w:hAnsi="Consolas" w:eastAsia="Consolas"/>
+                <w:b w:val="0"/>
+                <w:sz w:val="16"/>
+              </w:rPr>
+              <w:t xml:space="preserve">        gold.filter(F.col("wave_id") == wave_id)</w:t>
+            </w:r>
+          </w:p>
+          <w:p>
+            <w:pPr>
+              <w:spacing w:before="0" w:after="0" w:line="240" w:lineRule="auto"/>
+              <w:ind w:left="567" w:hanging="567"/>
+            </w:pPr>
+            <w:r>
+              <w:rPr>
+                <w:rFonts w:ascii="Consolas" w:hAnsi="Consolas" w:eastAsia="Consolas"/>
+                <w:b w:val="0"/>
+                <w:color w:val="5B6875"/>
+                <w:sz w:val="16"/>
+              </w:rPr>
+              <w:t xml:space="preserve">  18  </w:t>
+            </w:r>
+            <w:r>
+              <w:rPr>
+                <w:rFonts w:ascii="Consolas" w:hAnsi="Consolas" w:eastAsia="Consolas"/>
+                <w:b w:val="0"/>
+                <w:sz w:val="16"/>
+              </w:rPr>
+              <w:t xml:space="preserve">        .agg(F.coalesce(F.sum("unweighted_n"), F.lit(0)).alias("n"), F.coalesce(F.sum("weighted_base"), F.lit(0.0)).alias("w"))</w:t>
+            </w:r>
+          </w:p>
+          <w:p>
+            <w:pPr>
+              <w:spacing w:before="0" w:after="0" w:line="240" w:lineRule="auto"/>
+              <w:ind w:left="567" w:hanging="567"/>
+            </w:pPr>
+            <w:r>
+              <w:rPr>
+                <w:rFonts w:ascii="Consolas" w:hAnsi="Consolas" w:eastAsia="Consolas"/>
+                <w:b w:val="0"/>
+                <w:color w:val="5B6875"/>
+                <w:sz w:val="16"/>
+              </w:rPr>
+              <w:t xml:space="preserve">  19  </w:t>
+            </w:r>
+            <w:r>
+              <w:rPr>
+                <w:rFonts w:ascii="Consolas" w:hAnsi="Consolas" w:eastAsia="Consolas"/>
+                <w:b w:val="0"/>
+                <w:sz w:val="16"/>
+              </w:rPr>
+              <w:t xml:space="preserve">        .collect()[0]</w:t>
+            </w:r>
+          </w:p>
+          <w:p>
+            <w:pPr>
+              <w:spacing w:before="0" w:after="0" w:line="240" w:lineRule="auto"/>
+              <w:ind w:left="567" w:hanging="567"/>
+            </w:pPr>
+            <w:r>
+              <w:rPr>
+                <w:rFonts w:ascii="Consolas" w:hAnsi="Consolas" w:eastAsia="Consolas"/>
+                <w:b w:val="0"/>
+                <w:color w:val="5B6875"/>
+                <w:sz w:val="16"/>
+              </w:rPr>
+              <w:t xml:space="preserve">  20  </w:t>
+            </w:r>
+            <w:r>
+              <w:rPr>
+                <w:rFonts w:ascii="Consolas" w:hAnsi="Consolas" w:eastAsia="Consolas"/>
+                <w:b w:val="0"/>
+                <w:sz w:val="16"/>
+              </w:rPr>
+              <w:t xml:space="preserve">    )</w:t>
+            </w:r>
+          </w:p>
+          <w:p>
+            <w:pPr>
+              <w:spacing w:before="0" w:after="0" w:line="240" w:lineRule="auto"/>
+              <w:ind w:left="567" w:hanging="567"/>
+            </w:pPr>
+            <w:r>
+              <w:rPr>
+                <w:rFonts w:ascii="Consolas" w:hAnsi="Consolas" w:eastAsia="Consolas"/>
+                <w:b w:val="0"/>
+                <w:color w:val="5B6875"/>
+                <w:sz w:val="16"/>
+              </w:rPr>
+              <w:t xml:space="preserve">  21  </w:t>
+            </w:r>
+            <w:r>
+              <w:rPr>
+                <w:rFonts w:ascii="Consolas" w:hAnsi="Consolas" w:eastAsia="Consolas"/>
+                <w:b w:val="0"/>
+                <w:sz w:val="16"/>
+              </w:rPr>
+              <w:t xml:space="preserve">    return int(row["n"]), float(row["w"])</w:t>
+            </w:r>
+          </w:p>
+          <w:p>
+            <w:pPr>
+              <w:spacing w:before="0" w:after="0" w:line="240" w:lineRule="auto"/>
+              <w:ind w:left="567" w:hanging="567"/>
+            </w:pPr>
+            <w:r>
+              <w:rPr>
+                <w:rFonts w:ascii="Consolas" w:hAnsi="Consolas" w:eastAsia="Consolas"/>
+                <w:b w:val="0"/>
+                <w:color w:val="5B6875"/>
+                <w:sz w:val="16"/>
+              </w:rPr>
+              <w:t xml:space="preserve">  22  </w:t>
+            </w:r>
+            <w:r>
+              <w:rPr>
+                <w:rFonts w:ascii="Consolas" w:hAnsi="Consolas" w:eastAsia="Consolas"/>
+                <w:b w:val="0"/>
+                <w:sz w:val="16"/>
+              </w:rPr>
+              <w:t xml:space="preserve"> </w:t>
+            </w:r>
+          </w:p>
+          <w:p>
+            <w:pPr>
+              <w:spacing w:before="0" w:after="0" w:line="240" w:lineRule="auto"/>
+              <w:ind w:left="567" w:hanging="567"/>
+            </w:pPr>
+            <w:r>
+              <w:rPr>
+                <w:rFonts w:ascii="Consolas" w:hAnsi="Consolas" w:eastAsia="Consolas"/>
+                <w:b w:val="0"/>
+                <w:color w:val="5B6875"/>
+                <w:sz w:val="16"/>
+              </w:rPr>
+              <w:t xml:space="preserve">  23  </w:t>
+            </w:r>
+            <w:r>
+              <w:rPr>
+                <w:rFonts w:ascii="Consolas" w:hAnsi="Consolas" w:eastAsia="Consolas"/>
+                <w:b w:val="0"/>
+                <w:sz w:val="16"/>
+              </w:rPr>
+              <w:t xml:space="preserve"> </w:t>
+            </w:r>
+          </w:p>
+          <w:p>
+            <w:pPr>
+              <w:spacing w:before="0" w:after="0" w:line="240" w:lineRule="auto"/>
+              <w:ind w:left="567" w:hanging="567"/>
+            </w:pPr>
+            <w:r>
+              <w:rPr>
+                <w:rFonts w:ascii="Consolas" w:hAnsi="Consolas" w:eastAsia="Consolas"/>
+                <w:b w:val="0"/>
+                <w:color w:val="5B6875"/>
+                <w:sz w:val="16"/>
+              </w:rPr>
+              <w:t xml:space="preserve">  24  </w:t>
+            </w:r>
+            <w:r>
+              <w:rPr>
+                <w:rFonts w:ascii="Consolas" w:hAnsi="Consolas" w:eastAsia="Consolas"/>
+                <w:b w:val="0"/>
+                <w:sz w:val="16"/>
+              </w:rPr>
+              <w:t>def totals_match(expected: float, actual: float) -&gt; bool:</w:t>
+            </w:r>
+          </w:p>
+          <w:p>
+            <w:pPr>
+              <w:spacing w:before="0" w:after="0" w:line="240" w:lineRule="auto"/>
+              <w:ind w:left="567" w:hanging="567"/>
+            </w:pPr>
+            <w:r>
+              <w:rPr>
+                <w:rFonts w:ascii="Consolas" w:hAnsi="Consolas" w:eastAsia="Consolas"/>
+                <w:b w:val="0"/>
+                <w:color w:val="5B6875"/>
+                <w:sz w:val="16"/>
+              </w:rPr>
+              <w:t xml:space="preserve">  25  </w:t>
+            </w:r>
+            <w:r>
+              <w:rPr>
+                <w:rFonts w:ascii="Consolas" w:hAnsi="Consolas" w:eastAsia="Consolas"/>
+                <w:b w:val="0"/>
+                <w:sz w:val="16"/>
+              </w:rPr>
+              <w:t xml:space="preserve">    """Equal within floating-point tolerance, including totals near zero."""</w:t>
+            </w:r>
+          </w:p>
+          <w:p>
+            <w:pPr>
+              <w:spacing w:before="0" w:after="0" w:line="240" w:lineRule="auto"/>
+              <w:ind w:left="567" w:hanging="567"/>
+            </w:pPr>
+            <w:r>
+              <w:rPr>
+                <w:rFonts w:ascii="Consolas" w:hAnsi="Consolas" w:eastAsia="Consolas"/>
+                <w:b/>
+                <w:color w:val="5B6875"/>
+                <w:sz w:val="16"/>
+              </w:rPr>
+              <w:t xml:space="preserve"> [3]  </w:t>
+            </w:r>
+            <w:r>
+              <w:rPr>
+                <w:rFonts w:ascii="Consolas" w:hAnsi="Consolas" w:eastAsia="Consolas"/>
+                <w:b w:val="0"/>
+                <w:sz w:val="16"/>
+              </w:rPr>
+              <w:t xml:space="preserve">    return math.isclose(expected, actual, rel_tol=1e-9, abs_tol=1e-6)</w:t>
+            </w:r>
+          </w:p>
+        </w:tc>
+      </w:tr>
+    </w:tbl>
+    <w:p>
+      <w:pPr>
+        <w:pStyle w:val="ListNumber"/>
+      </w:pPr>
+      <w:r>
+        <w:rPr>
+          <w:b/>
+        </w:rPr>
+        <w:t xml:space="preserve">Line 7. </w:t>
+      </w:r>
+      <w:r>
+        <w:rPr>
+          <w:b w:val="0"/>
+          <w:i w:val="0"/>
+        </w:rPr>
+        <w:t>Same population as gold: one wave, in scope only.</w:t>
+      </w:r>
+    </w:p>
+    <w:p>
+      <w:pPr>
+        <w:pStyle w:val="ListNumber"/>
+      </w:pPr>
+      <w:r>
+        <w:rPr>
+          <w:b/>
+        </w:rPr>
+        <w:t xml:space="preserve">Line 8. </w:t>
+      </w:r>
+      <w:r>
+        <w:rPr>
+          <w:b w:val="0"/>
+          <w:i w:val="0"/>
+        </w:rPr>
+        <w:t>Count and total in one pass. Coalesce so an empty wave gives 0, not NULL.</w:t>
+      </w:r>
+    </w:p>
+    <w:p>
+      <w:pPr>
+        <w:pStyle w:val="ListNumber"/>
+      </w:pPr>
+      <w:r>
+        <w:rPr>
+          <w:b/>
+        </w:rPr>
+        <w:t xml:space="preserve">Line 26. </w:t>
+      </w:r>
+      <w:r>
+        <w:rPr>
+          <w:b w:val="0"/>
+          <w:i w:val="0"/>
+        </w:rPr>
+        <w:t>Tolerant comparison for floating-point totals.</w:t>
+      </w:r>
+    </w:p>
+    <w:p>
+      <w:r>
+        <w:rPr>
+          <w:b w:val="0"/>
+          <w:i w:val="0"/>
+        </w:rPr>
+        <w:t>Silver and gold totals are computed the same way and compared with tolerance. A mismatch becomes a CRITICAL result with numbers, not a print.</w:t>
+      </w:r>
+    </w:p>
+    <w:p>
+      <w:pPr>
+        <w:pStyle w:val="Heading4"/>
+      </w:pPr>
+      <w:r>
+        <w:t>Recap card</w:t>
+      </w:r>
+    </w:p>
+    <w:p>
+      <w:pPr>
+        <w:pStyle w:val="ListBullet"/>
+      </w:pPr>
+      <w:r>
+        <w:rPr>
+          <w:b/>
+          <w:i w:val="0"/>
+        </w:rPr>
+        <w:t>Bronze figure that must match silver's row count for a wave</w:t>
+      </w:r>
+      <w:r>
+        <w:rPr>
+          <w:b w:val="0"/>
+          <w:i w:val="0"/>
+        </w:rPr>
+        <w:t xml:space="preserve"> Distinct (respondent_id, wave_id) keys, not raw bronze rows, because bronze keeps every delivery.</w:t>
+      </w:r>
+    </w:p>
+    <w:p>
+      <w:pPr>
+        <w:pStyle w:val="ListBullet"/>
+      </w:pPr>
+      <w:r>
+        <w:rPr>
+          <w:b/>
+          <w:i w:val="0"/>
+        </w:rPr>
+        <w:t>Silver-to-gold reconciliation</w:t>
+      </w:r>
+      <w:r>
+        <w:rPr>
+          <w:b w:val="0"/>
+          <w:i w:val="0"/>
+        </w:rPr>
+        <w:t xml:space="preserve"> In-scope silver weight total = sum of gold weighted_base; in-scope silver rows = sum of unweighted_n.</w:t>
+      </w:r>
+    </w:p>
+    <w:p>
+      <w:pPr>
+        <w:pStyle w:val="ListBullet"/>
+      </w:pPr>
+      <w:r>
+        <w:rPr>
+          <w:b/>
+          <w:i w:val="0"/>
+        </w:rPr>
+        <w:t>How to compare floating-point totals</w:t>
+      </w:r>
+      <w:r>
+        <w:rPr>
+          <w:b w:val="0"/>
+          <w:i w:val="0"/>
+        </w:rPr>
+        <w:t xml:space="preserve"> math.isclose(a, b, rel_tol=1e-9, abs_tol=1e-6). Never ==.</w:t>
+      </w:r>
+    </w:p>
+    <w:p>
+      <w:pPr>
+        <w:pStyle w:val="ListBullet"/>
+      </w:pPr>
+      <w:r>
+        <w:rPr>
+          <w:b/>
+          <w:i w:val="0"/>
+        </w:rPr>
+        <w:t>Severity of a failed reconciliation</w:t>
+      </w:r>
+      <w:r>
+        <w:rPr>
+          <w:b w:val="0"/>
+          <w:i w:val="0"/>
+        </w:rPr>
+        <w:t xml:space="preserve"> CRITICAL. Every figure for the wave is suspect until it passes.</w:t>
+      </w:r>
+    </w:p>
+    <w:p>
+      <w:pPr>
+        <w:pStyle w:val="Heading4"/>
+      </w:pPr>
+      <w:r>
+        <w:t>Practice</w:t>
+      </w:r>
+    </w:p>
+    <w:p>
+      <w:pPr>
+        <w:pStyle w:val="Heading5"/>
+      </w:pPr>
+      <w:r>
+        <w:t>Exercise 1. Multiple choice (level 1)</w:t>
+      </w:r>
+    </w:p>
+    <w:p>
+      <w:r>
+        <w:rPr>
+          <w:b w:val="0"/>
+          <w:i w:val="0"/>
+        </w:rPr>
+        <w:t>Wave W14 was delivered twice to bronze. What should the silver row count for W14 equal?</w:t>
+      </w:r>
+    </w:p>
+    <w:p>
+      <w:pPr>
+        <w:pStyle w:val="ListBullet"/>
+      </w:pPr>
+      <w:r>
+        <w:rPr>
+          <w:b w:val="0"/>
+          <w:i w:val="0"/>
+        </w:rPr>
+        <w:t>a) The bronze row count for W14</w:t>
+      </w:r>
+    </w:p>
+    <w:p>
+      <w:pPr>
+        <w:pStyle w:val="ListBullet"/>
+      </w:pPr>
+      <w:r>
+        <w:rPr>
+          <w:b w:val="0"/>
+          <w:i w:val="0"/>
+        </w:rPr>
+        <w:t>b) The number of distinct (respondent_id, wave_id) keys in bronze for W14</w:t>
+      </w:r>
+    </w:p>
+    <w:p>
+      <w:pPr>
+        <w:pStyle w:val="ListBullet"/>
+      </w:pPr>
+      <w:r>
+        <w:rPr>
+          <w:b w:val="0"/>
+          <w:i w:val="0"/>
+        </w:rPr>
+        <w:t>c) Half the bronze row count for W14</w:t>
+      </w:r>
+    </w:p>
+    <w:p>
+      <w:pPr>
+        <w:pStyle w:val="ListBullet"/>
+      </w:pPr>
+      <w:r>
+        <w:rPr>
+          <w:b w:val="0"/>
+          <w:i w:val="0"/>
+        </w:rPr>
+        <w:t>d) The row count of the latest delivery only</w:t>
+      </w:r>
+    </w:p>
+    <w:p>
+      <w:r>
+        <w:rPr>
+          <w:b/>
+          <w:i w:val="0"/>
+        </w:rPr>
+        <w:t>Why?</w:t>
+      </w:r>
+    </w:p>
+    <w:p>
+      <w:pPr>
+        <w:pStyle w:val="ListBullet"/>
+      </w:pPr>
+      <w:r>
+        <w:rPr>
+          <w:b w:val="0"/>
+          <w:i w:val="0"/>
+        </w:rPr>
+        <w:t>r1) Silver keeps one row per key, the newest version, so it matches the number of distinct keys across all deliveries.</w:t>
+      </w:r>
+    </w:p>
+    <w:p>
+      <w:pPr>
+        <w:pStyle w:val="ListBullet"/>
+      </w:pPr>
+      <w:r>
+        <w:rPr>
+          <w:b w:val="0"/>
+          <w:i w:val="0"/>
+        </w:rPr>
+        <w:t>r2) Bronze deletes old deliveries after silver loads.</w:t>
+      </w:r>
+    </w:p>
+    <w:p>
+      <w:pPr>
+        <w:pStyle w:val="Heading5"/>
+      </w:pPr>
+      <w:r>
+        <w:t>Exercise 2. Predict the output (level 2)</w:t>
+      </w:r>
+    </w:p>
+    <w:p>
+      <w:r>
+        <w:rPr>
+          <w:b w:val="0"/>
+          <w:i w:val="0"/>
+        </w:rPr>
+        <w:t>What does this print?</w:t>
+      </w:r>
+    </w:p>
+    <w:tbl>
+      <w:tblPr>
+        <w:tblW w:type="auto" w:w="0"/>
+        <w:jc w:val="left"/>
+        <w:tblLook w:firstColumn="1" w:firstRow="1" w:lastColumn="0" w:lastRow="0" w:noHBand="0" w:noVBand="1" w:val="04A0"/>
+      </w:tblPr>
+      <w:tblGrid>
+        <w:gridCol w:w="8221"/>
+      </w:tblGrid>
+      <w:tr>
+        <w:tc>
+          <w:tcPr>
+            <w:tcW w:type="dxa" w:w="8221"/>
+            <w:shd w:val="clear" w:color="auto" w:fill="F2F4F7"/>
+          </w:tcPr>
+          <w:p>
+            <w:pPr>
+              <w:spacing w:before="0" w:after="0" w:line="240" w:lineRule="auto"/>
+              <w:ind w:left="567" w:hanging="567"/>
+            </w:pPr>
+            <w:r>
+              <w:rPr>
+                <w:rFonts w:ascii="Consolas" w:hAnsi="Consolas" w:eastAsia="Consolas"/>
+                <w:b w:val="0"/>
+                <w:color w:val="5B6875"/>
+                <w:sz w:val="16"/>
+              </w:rPr>
+              <w:t xml:space="preserve">   1  </w:t>
+            </w:r>
+            <w:r>
+              <w:rPr>
+                <w:rFonts w:ascii="Consolas" w:hAnsi="Consolas" w:eastAsia="Consolas"/>
+                <w:b w:val="0"/>
+                <w:sz w:val="16"/>
+              </w:rPr>
               <w:t>import math</w:t>
             </w:r>
           </w:p>
@@ -7229,6 +7675,229 @@
         <w:t>.</w:t>
       </w:r>
     </w:p>
+    <w:p>
+      <w:r>
+        <w:rPr>
+          <w:b w:val="0"/>
+          <w:i w:val="0"/>
+        </w:rPr>
+        <w:t>Your code must pass these checks:</w:t>
+      </w:r>
+    </w:p>
+    <w:p>
+      <w:pPr>
+        <w:pStyle w:val="ListBullet"/>
+      </w:pPr>
+      <w:r>
+        <w:rPr>
+          <w:b w:val="0"/>
+          <w:i w:val="0"/>
+        </w:rPr>
+        <w:t>0.3 and 0.1 + 0.2 must PASS. Use math.isclose.</w:t>
+      </w:r>
+    </w:p>
+    <w:p>
+      <w:pPr>
+        <w:pStyle w:val="ListBullet"/>
+      </w:pPr>
+      <w:r>
+        <w:rPr>
+          <w:b w:val="0"/>
+          <w:i w:val="0"/>
+        </w:rPr>
+        <w:t>A 900,000 gap must FAIL, with difference = actual - expected.</w:t>
+      </w:r>
+    </w:p>
+    <w:p>
+      <w:pPr>
+        <w:pStyle w:val="ListBullet"/>
+      </w:pPr>
+      <w:r>
+        <w:rPr>
+          <w:b w:val="0"/>
+          <w:i w:val="0"/>
+        </w:rPr>
+        <w:t>Totals near zero need abs_tol, or 0.0 against 1e-9 fails.</w:t>
+      </w:r>
+    </w:p>
+    <w:p>
+      <w:pPr>
+        <w:pStyle w:val="ListBullet"/>
+      </w:pPr>
+      <w:r>
+        <w:rPr>
+          <w:b w:val="0"/>
+          <w:i w:val="0"/>
+        </w:rPr>
+        <w:t>Format expected and actual to two decimal places, and keep the check name.</w:t>
+      </w:r>
+    </w:p>
+    <w:p>
+      <w:r>
+        <w:rPr>
+          <w:b w:val="0"/>
+          <w:i w:val="0"/>
+        </w:rPr>
+        <w:t>Shape of the answer. The reference solution defines these names. Write the bodies yourself.</w:t>
+      </w:r>
+    </w:p>
+    <w:tbl>
+      <w:tblPr>
+        <w:tblW w:type="auto" w:w="0"/>
+        <w:jc w:val="left"/>
+        <w:tblLook w:firstColumn="1" w:firstRow="1" w:lastColumn="0" w:lastRow="0" w:noHBand="0" w:noVBand="1" w:val="04A0"/>
+      </w:tblPr>
+      <w:tblGrid>
+        <w:gridCol w:w="8221"/>
+      </w:tblGrid>
+      <w:tr>
+        <w:tc>
+          <w:tcPr>
+            <w:tcW w:type="dxa" w:w="8221"/>
+            <w:shd w:val="clear" w:color="auto" w:fill="F2F4F7"/>
+          </w:tcPr>
+          <w:p>
+            <w:pPr>
+              <w:spacing w:before="0" w:after="0" w:line="240" w:lineRule="auto"/>
+              <w:ind w:left="567" w:hanging="567"/>
+            </w:pPr>
+            <w:r>
+              <w:rPr>
+                <w:rFonts w:ascii="Consolas" w:hAnsi="Consolas" w:eastAsia="Consolas"/>
+                <w:b w:val="0"/>
+                <w:color w:val="5B6875"/>
+                <w:sz w:val="16"/>
+              </w:rPr>
+              <w:t xml:space="preserve">   1  </w:t>
+            </w:r>
+            <w:r>
+              <w:rPr>
+                <w:rFonts w:ascii="Consolas" w:hAnsi="Consolas" w:eastAsia="Consolas"/>
+                <w:b w:val="0"/>
+                <w:sz w:val="16"/>
+              </w:rPr>
+              <w:t># Compare two layer totals and return a CRITICAL check result.</w:t>
+            </w:r>
+          </w:p>
+          <w:p>
+            <w:pPr>
+              <w:spacing w:before="0" w:after="0" w:line="240" w:lineRule="auto"/>
+              <w:ind w:left="567" w:hanging="567"/>
+            </w:pPr>
+            <w:r>
+              <w:rPr>
+                <w:rFonts w:ascii="Consolas" w:hAnsi="Consolas" w:eastAsia="Consolas"/>
+                <w:b w:val="0"/>
+                <w:color w:val="5B6875"/>
+                <w:sz w:val="16"/>
+              </w:rPr>
+              <w:t xml:space="preserve">   2  </w:t>
+            </w:r>
+            <w:r>
+              <w:rPr>
+                <w:rFonts w:ascii="Consolas" w:hAnsi="Consolas" w:eastAsia="Consolas"/>
+                <w:b w:val="0"/>
+                <w:sz w:val="16"/>
+              </w:rPr>
+              <w:t>def reconciliation_result(</w:t>
+            </w:r>
+          </w:p>
+          <w:p>
+            <w:pPr>
+              <w:spacing w:before="0" w:after="0" w:line="240" w:lineRule="auto"/>
+              <w:ind w:left="567" w:hanging="567"/>
+            </w:pPr>
+            <w:r>
+              <w:rPr>
+                <w:rFonts w:ascii="Consolas" w:hAnsi="Consolas" w:eastAsia="Consolas"/>
+                <w:b w:val="0"/>
+                <w:color w:val="5B6875"/>
+                <w:sz w:val="16"/>
+              </w:rPr>
+              <w:t xml:space="preserve">   3  </w:t>
+            </w:r>
+            <w:r>
+              <w:rPr>
+                <w:rFonts w:ascii="Consolas" w:hAnsi="Consolas" w:eastAsia="Consolas"/>
+                <w:b w:val="0"/>
+                <w:sz w:val="16"/>
+              </w:rPr>
+              <w:t xml:space="preserve">    name: str,</w:t>
+            </w:r>
+          </w:p>
+          <w:p>
+            <w:pPr>
+              <w:spacing w:before="0" w:after="0" w:line="240" w:lineRule="auto"/>
+              <w:ind w:left="567" w:hanging="567"/>
+            </w:pPr>
+            <w:r>
+              <w:rPr>
+                <w:rFonts w:ascii="Consolas" w:hAnsi="Consolas" w:eastAsia="Consolas"/>
+                <w:b w:val="0"/>
+                <w:color w:val="5B6875"/>
+                <w:sz w:val="16"/>
+              </w:rPr>
+              <w:t xml:space="preserve">   4  </w:t>
+            </w:r>
+            <w:r>
+              <w:rPr>
+                <w:rFonts w:ascii="Consolas" w:hAnsi="Consolas" w:eastAsia="Consolas"/>
+                <w:b w:val="0"/>
+                <w:sz w:val="16"/>
+              </w:rPr>
+              <w:t xml:space="preserve">    expected: float,</w:t>
+            </w:r>
+          </w:p>
+          <w:p>
+            <w:pPr>
+              <w:spacing w:before="0" w:after="0" w:line="240" w:lineRule="auto"/>
+              <w:ind w:left="567" w:hanging="567"/>
+            </w:pPr>
+            <w:r>
+              <w:rPr>
+                <w:rFonts w:ascii="Consolas" w:hAnsi="Consolas" w:eastAsia="Consolas"/>
+                <w:b w:val="0"/>
+                <w:color w:val="5B6875"/>
+                <w:sz w:val="16"/>
+              </w:rPr>
+              <w:t xml:space="preserve">   5  </w:t>
+            </w:r>
+            <w:r>
+              <w:rPr>
+                <w:rFonts w:ascii="Consolas" w:hAnsi="Consolas" w:eastAsia="Consolas"/>
+                <w:b w:val="0"/>
+                <w:sz w:val="16"/>
+              </w:rPr>
+              <w:t xml:space="preserve">    actual: float,</w:t>
+            </w:r>
+          </w:p>
+          <w:p>
+            <w:pPr>
+              <w:spacing w:before="0" w:after="0" w:line="240" w:lineRule="auto"/>
+              <w:ind w:left="567" w:hanging="567"/>
+            </w:pPr>
+            <w:r>
+              <w:rPr>
+                <w:rFonts w:ascii="Consolas" w:hAnsi="Consolas" w:eastAsia="Consolas"/>
+                <w:b w:val="0"/>
+                <w:color w:val="5B6875"/>
+                <w:sz w:val="16"/>
+              </w:rPr>
+              <w:t xml:space="preserve">   6  </w:t>
+            </w:r>
+            <w:r>
+              <w:rPr>
+                <w:rFonts w:ascii="Consolas" w:hAnsi="Consolas" w:eastAsia="Consolas"/>
+                <w:b w:val="0"/>
+                <w:sz w:val="16"/>
+              </w:rPr>
+              <w:t>) -&gt; dict[str, object]: ...</w:t>
+            </w:r>
+          </w:p>
+        </w:tc>
+      </w:tr>
+    </w:tbl>
+    <w:p/>
     <w:p>
       <w:r>
         <w:rPr>
